--- a/22016020806-戢友-基于.net与Blazor Server的智能仓库管理系统的设计与实现_v7 - 副本.docx
+++ b/22016020806-戢友-基于.net与Blazor Server的智能仓库管理系统的设计与实现_v7 - 副本.docx
@@ -369,8 +369,6 @@
               </w:rPr>
               <w:t>4</w:t>
             </w:r>
-            <w:bookmarkStart w:id="82" w:name="_GoBack"/>
-            <w:bookmarkEnd w:id="82"/>
           </w:p>
         </w:tc>
       </w:tr>
@@ -833,11 +831,11 @@
         <w:ind w:firstLine="720"/>
         <w:jc w:val="center"/>
       </w:pPr>
-      <w:bookmarkStart w:id="3" w:name="_Toc188427218"/>
+      <w:bookmarkStart w:id="3" w:name="_Toc188426666"/>
       <w:bookmarkStart w:id="4" w:name="_Toc188433579"/>
-      <w:bookmarkStart w:id="5" w:name="_Toc188426324"/>
+      <w:bookmarkStart w:id="5" w:name="_Toc188427218"/>
       <w:bookmarkStart w:id="6" w:name="_Toc188426549"/>
-      <w:bookmarkStart w:id="7" w:name="_Toc188426666"/>
+      <w:bookmarkStart w:id="7" w:name="_Toc188426324"/>
       <w:r>
         <w:rPr>
           <w:rFonts w:eastAsia="黑体"/>
@@ -7179,21 +7177,19 @@
     </w:p>
     <w:p>
       <w:pPr>
+        <w:jc w:val="center"/>
         <w:rPr>
           <w:rFonts w:hint="eastAsia" w:eastAsia="宋体"/>
           <w:lang w:eastAsia="zh"/>
         </w:rPr>
       </w:pPr>
-      <w:r>
-        <w:rPr>
-          <w:rFonts w:hint="eastAsia" w:eastAsia="宋体"/>
-          <w:lang w:eastAsia="zh"/>
-        </w:rPr>
+      <w:bookmarkStart w:id="82" w:name="_GoBack"/>
+      <w:r>
         <w:drawing>
           <wp:inline distT="0" distB="0" distL="114300" distR="114300">
-            <wp:extent cx="3979545" cy="4516755"/>
-            <wp:effectExtent l="0" t="0" r="1905" b="17145"/>
-            <wp:docPr id="19" name="图片 19"/>
+            <wp:extent cx="3924300" cy="5289550"/>
+            <wp:effectExtent l="0" t="0" r="7620" b="13970"/>
+            <wp:docPr id="16" name="图片 4"/>
             <wp:cNvGraphicFramePr>
               <a:graphicFrameLocks xmlns:a="http://schemas.openxmlformats.org/drawingml/2006/main" noChangeAspect="1"/>
             </wp:cNvGraphicFramePr>
@@ -7201,7 +7197,7 @@
               <a:graphicData uri="http://schemas.openxmlformats.org/drawingml/2006/picture">
                 <pic:pic xmlns:pic="http://schemas.openxmlformats.org/drawingml/2006/picture">
                   <pic:nvPicPr>
-                    <pic:cNvPr id="19" name="图片 19"/>
+                    <pic:cNvPr id="16" name="图片 4"/>
                     <pic:cNvPicPr>
                       <a:picLocks noChangeAspect="1"/>
                     </pic:cNvPicPr>
@@ -7215,11 +7211,15 @@
                   <pic:spPr>
                     <a:xfrm>
                       <a:off x="0" y="0"/>
-                      <a:ext cx="3979545" cy="4516755"/>
+                      <a:ext cx="3924300" cy="5289550"/>
                     </a:xfrm>
                     <a:prstGeom prst="rect">
                       <a:avLst/>
                     </a:prstGeom>
+                    <a:noFill/>
+                    <a:ln>
+                      <a:noFill/>
+                    </a:ln>
                   </pic:spPr>
                 </pic:pic>
               </a:graphicData>
@@ -7227,6 +7227,7 @@
           </wp:inline>
         </w:drawing>
       </w:r>
+      <w:bookmarkEnd w:id="82"/>
     </w:p>
     <w:p>
       <w:pPr>
@@ -7242,6 +7243,11 @@
     <w:p>
       <w:r>
         <w:t>AI智能助手是系统区别于传统仓储管理系统的一项能力，把自然语言交互引入日常操作，用户不必记忆菜单层级和筛选条件，用一句话就能完成查询或业务操作。助手的能力大致有四块：自然语言查数据，比如问一句"库存低于100的物料有哪些"，助手自动把这句话翻译成查询语句并返回结果；对话式业务操作，管理人员用自然语言下指令，例如"给物料M-001新建一张50件的出库单"，助手调用相应业务接口完成校验并执行；智能报表与预警，定时生成出入库、库存周转、异常单据等日报周报，并对库存积压、临期物料、超期订单自动预警；还有智能运维助手，能回答"怎么新建一个角色"这类操作指引问题，也能在系统异常时查询日志给出原因与建议。</w:t>
+      </w:r>
+    </w:p>
+    <w:p>
+      <w:r>
+        <w:t>实现上，助手遵循OpenAI兼容协议，核心是一套Function Calling工具循环。用户输入一句话后，模型先解析意图，判断是否需要调用工具；需要时把自然语言映射到具体的业务接口，执行查询、建单或预警等操作，拿到结果后再由模型组织成自然语言回复，必要时进行多轮调用。当前对话框架已经搭建完成，模型能力待接入。工作流程如图4.11所示。</w:t>
       </w:r>
     </w:p>
     <w:p>
@@ -7250,10 +7256,10 @@
           <wp:anchor distT="0" distB="0" distL="114300" distR="114300" simplePos="0" relativeHeight="251660288" behindDoc="0" locked="0" layoutInCell="1" allowOverlap="1">
             <wp:simplePos x="0" y="0"/>
             <wp:positionH relativeFrom="margin">
-              <wp:align>center</wp:align>
+              <wp:posOffset>1617345</wp:posOffset>
             </wp:positionH>
             <wp:positionV relativeFrom="paragraph">
-              <wp:posOffset>1453515</wp:posOffset>
+              <wp:posOffset>155575</wp:posOffset>
             </wp:positionV>
             <wp:extent cx="2514600" cy="4509135"/>
             <wp:effectExtent l="0" t="0" r="0" b="12065"/>
@@ -7298,11 +7304,7 @@
           </wp:anchor>
         </w:drawing>
       </w:r>
-      <w:r>
-        <w:t>实现上，助手遵循OpenAI兼容协议，核心是一套Function Calling工具循环。用户输入一句话后，模型先解析意图，判断是否需要调用工具；需要时把自然语言映射到具体的业务接口，执行查询、建单或预警等操作，拿到结果后再由模型组织成自然语言回复，必要时进行多轮调用。当前对话框架已经搭建完成，模型能力待接入。工作流程如图4.11所示。</w:t>
-      </w:r>
-    </w:p>
-    <w:p/>
+    </w:p>
     <w:p>
       <w:pPr>
         <w:ind w:firstLine="420"/>
@@ -7427,7 +7429,7 @@
         </w:tblCellMar>
       </w:tblPr>
       <w:tblGrid>
-        <w:gridCol w:w="8608"/>
+        <w:gridCol w:w="8823"/>
       </w:tblGrid>
       <w:tr>
         <w:tblPrEx>
@@ -7561,11 +7563,11 @@
         </w:tblCellMar>
       </w:tblPr>
       <w:tblGrid>
-        <w:gridCol w:w="1780"/>
-        <w:gridCol w:w="2151"/>
-        <w:gridCol w:w="1697"/>
-        <w:gridCol w:w="1697"/>
-        <w:gridCol w:w="1736"/>
+        <w:gridCol w:w="1813"/>
+        <w:gridCol w:w="2265"/>
+        <w:gridCol w:w="1725"/>
+        <w:gridCol w:w="1725"/>
+        <w:gridCol w:w="1759"/>
       </w:tblGrid>
       <w:tr>
         <w:tblPrEx>
@@ -7940,12 +7942,6 @@
             <w:insideH w:val="single" w:color="000000" w:sz="4" w:space="0"/>
             <w:insideV w:val="single" w:color="000000" w:sz="4" w:space="0"/>
           </w:tblBorders>
-          <w:tblCellMar>
-            <w:top w:w="0" w:type="dxa"/>
-            <w:left w:w="108" w:type="dxa"/>
-            <w:bottom w:w="0" w:type="dxa"/>
-            <w:right w:w="108" w:type="dxa"/>
-          </w:tblCellMar>
         </w:tblPrEx>
         <w:trPr>
           <w:jc w:val="center"/>
@@ -8458,11 +8454,11 @@
         </w:tblCellMar>
       </w:tblPr>
       <w:tblGrid>
-        <w:gridCol w:w="1863"/>
-        <w:gridCol w:w="2046"/>
-        <w:gridCol w:w="1716"/>
-        <w:gridCol w:w="1718"/>
-        <w:gridCol w:w="1718"/>
+        <w:gridCol w:w="2138"/>
+        <w:gridCol w:w="2131"/>
+        <w:gridCol w:w="1672"/>
+        <w:gridCol w:w="1673"/>
+        <w:gridCol w:w="1673"/>
       </w:tblGrid>
       <w:tr>
         <w:tblPrEx>
@@ -8837,12 +8833,6 @@
             <w:insideH w:val="single" w:color="000000" w:sz="4" w:space="0"/>
             <w:insideV w:val="single" w:color="000000" w:sz="4" w:space="0"/>
           </w:tblBorders>
-          <w:tblCellMar>
-            <w:top w:w="0" w:type="dxa"/>
-            <w:left w:w="108" w:type="dxa"/>
-            <w:bottom w:w="0" w:type="dxa"/>
-            <w:right w:w="108" w:type="dxa"/>
-          </w:tblCellMar>
         </w:tblPrEx>
         <w:trPr>
           <w:jc w:val="center"/>
@@ -9192,119 +9182,6 @@
       </w:tr>
       <w:tr>
         <w:tblPrEx>
-          <w:tblCellMar>
-            <w:top w:w="0" w:type="dxa"/>
-            <w:left w:w="108" w:type="dxa"/>
-            <w:bottom w:w="0" w:type="dxa"/>
-            <w:right w:w="108" w:type="dxa"/>
-          </w:tblCellMar>
-        </w:tblPrEx>
-        <w:trPr>
-          <w:jc w:val="center"/>
-        </w:trPr>
-        <w:tc>
-          <w:tcPr>
-            <w:tcW w:w="1863" w:type="dxa"/>
-          </w:tcPr>
-          <w:p>
-            <w:pPr>
-              <w:rPr>
-                <w:sz w:val="21"/>
-                <w:szCs w:val="21"/>
-              </w:rPr>
-            </w:pPr>
-            <w:r>
-              <w:rPr>
-                <w:sz w:val="21"/>
-                <w:szCs w:val="21"/>
-              </w:rPr>
-              <w:t>created_at</w:t>
-            </w:r>
-          </w:p>
-        </w:tc>
-        <w:tc>
-          <w:tcPr>
-            <w:tcW w:w="2046" w:type="dxa"/>
-          </w:tcPr>
-          <w:p>
-            <w:pPr>
-              <w:rPr>
-                <w:sz w:val="21"/>
-                <w:szCs w:val="21"/>
-              </w:rPr>
-            </w:pPr>
-            <w:r>
-              <w:rPr>
-                <w:sz w:val="21"/>
-                <w:szCs w:val="21"/>
-              </w:rPr>
-              <w:t>DATETIME</w:t>
-            </w:r>
-          </w:p>
-        </w:tc>
-        <w:tc>
-          <w:tcPr>
-            <w:tcW w:w="1792" w:type="dxa"/>
-          </w:tcPr>
-          <w:p>
-            <w:pPr>
-              <w:rPr>
-                <w:sz w:val="21"/>
-                <w:szCs w:val="21"/>
-              </w:rPr>
-            </w:pPr>
-            <w:r>
-              <w:rPr>
-                <w:sz w:val="21"/>
-                <w:szCs w:val="21"/>
-              </w:rPr>
-              <w:t>否</w:t>
-            </w:r>
-          </w:p>
-        </w:tc>
-        <w:tc>
-          <w:tcPr>
-            <w:tcW w:w="1793" w:type="dxa"/>
-          </w:tcPr>
-          <w:p>
-            <w:pPr>
-              <w:rPr>
-                <w:sz w:val="21"/>
-                <w:szCs w:val="21"/>
-              </w:rPr>
-            </w:pPr>
-            <w:r>
-              <w:rPr>
-                <w:sz w:val="21"/>
-                <w:szCs w:val="21"/>
-              </w:rPr>
-              <w:t>是</w:t>
-            </w:r>
-          </w:p>
-        </w:tc>
-        <w:tc>
-          <w:tcPr>
-            <w:tcW w:w="1793" w:type="dxa"/>
-          </w:tcPr>
-          <w:p>
-            <w:pPr>
-              <w:rPr>
-                <w:sz w:val="21"/>
-                <w:szCs w:val="21"/>
-              </w:rPr>
-            </w:pPr>
-            <w:r>
-              <w:rPr>
-                <w:sz w:val="21"/>
-                <w:szCs w:val="21"/>
-              </w:rPr>
-              <w:t>创建时间</w:t>
-            </w:r>
-          </w:p>
-        </w:tc>
-      </w:tr>
-      <w:tr>
-        <w:tblPrEx>
           <w:tblBorders>
             <w:top w:val="single" w:color="000000" w:sz="4" w:space="0"/>
             <w:left w:val="single" w:color="000000" w:sz="4" w:space="0"/>
@@ -9319,6 +9196,121 @@
             <w:bottom w:w="0" w:type="dxa"/>
             <w:right w:w="108" w:type="dxa"/>
           </w:tblCellMar>
+        </w:tblPrEx>
+        <w:trPr>
+          <w:jc w:val="center"/>
+        </w:trPr>
+        <w:tc>
+          <w:tcPr>
+            <w:tcW w:w="1863" w:type="dxa"/>
+          </w:tcPr>
+          <w:p>
+            <w:pPr>
+              <w:rPr>
+                <w:sz w:val="21"/>
+                <w:szCs w:val="21"/>
+              </w:rPr>
+            </w:pPr>
+            <w:r>
+              <w:rPr>
+                <w:sz w:val="21"/>
+                <w:szCs w:val="21"/>
+              </w:rPr>
+              <w:t>created_at</w:t>
+            </w:r>
+          </w:p>
+        </w:tc>
+        <w:tc>
+          <w:tcPr>
+            <w:tcW w:w="2046" w:type="dxa"/>
+          </w:tcPr>
+          <w:p>
+            <w:pPr>
+              <w:rPr>
+                <w:sz w:val="21"/>
+                <w:szCs w:val="21"/>
+              </w:rPr>
+            </w:pPr>
+            <w:r>
+              <w:rPr>
+                <w:sz w:val="21"/>
+                <w:szCs w:val="21"/>
+              </w:rPr>
+              <w:t>DATETIME</w:t>
+            </w:r>
+          </w:p>
+        </w:tc>
+        <w:tc>
+          <w:tcPr>
+            <w:tcW w:w="1792" w:type="dxa"/>
+          </w:tcPr>
+          <w:p>
+            <w:pPr>
+              <w:rPr>
+                <w:sz w:val="21"/>
+                <w:szCs w:val="21"/>
+              </w:rPr>
+            </w:pPr>
+            <w:r>
+              <w:rPr>
+                <w:sz w:val="21"/>
+                <w:szCs w:val="21"/>
+              </w:rPr>
+              <w:t>否</w:t>
+            </w:r>
+          </w:p>
+        </w:tc>
+        <w:tc>
+          <w:tcPr>
+            <w:tcW w:w="1793" w:type="dxa"/>
+          </w:tcPr>
+          <w:p>
+            <w:pPr>
+              <w:rPr>
+                <w:sz w:val="21"/>
+                <w:szCs w:val="21"/>
+              </w:rPr>
+            </w:pPr>
+            <w:r>
+              <w:rPr>
+                <w:sz w:val="21"/>
+                <w:szCs w:val="21"/>
+              </w:rPr>
+              <w:t>是</w:t>
+            </w:r>
+          </w:p>
+        </w:tc>
+        <w:tc>
+          <w:tcPr>
+            <w:tcW w:w="1793" w:type="dxa"/>
+          </w:tcPr>
+          <w:p>
+            <w:pPr>
+              <w:rPr>
+                <w:sz w:val="21"/>
+                <w:szCs w:val="21"/>
+              </w:rPr>
+            </w:pPr>
+            <w:r>
+              <w:rPr>
+                <w:sz w:val="21"/>
+                <w:szCs w:val="21"/>
+              </w:rPr>
+              <w:t>创建时间</w:t>
+            </w:r>
+          </w:p>
+        </w:tc>
+      </w:tr>
+      <w:tr>
+        <w:tblPrEx>
+          <w:tblBorders>
+            <w:top w:val="single" w:color="000000" w:sz="4" w:space="0"/>
+            <w:left w:val="single" w:color="000000" w:sz="4" w:space="0"/>
+            <w:bottom w:val="single" w:color="000000" w:sz="4" w:space="0"/>
+            <w:right w:val="single" w:color="000000" w:sz="4" w:space="0"/>
+            <w:insideH w:val="single" w:color="000000" w:sz="4" w:space="0"/>
+            <w:insideV w:val="single" w:color="000000" w:sz="4" w:space="0"/>
+          </w:tblBorders>
         </w:tblPrEx>
         <w:trPr>
           <w:jc w:val="center"/>
@@ -9471,10 +9463,10 @@
         </w:tblCellMar>
       </w:tblPr>
       <w:tblGrid>
-        <w:gridCol w:w="1804"/>
-        <w:gridCol w:w="2046"/>
-        <w:gridCol w:w="1737"/>
-        <w:gridCol w:w="1737"/>
+        <w:gridCol w:w="1947"/>
+        <w:gridCol w:w="2131"/>
+        <w:gridCol w:w="1736"/>
+        <w:gridCol w:w="1736"/>
         <w:gridCol w:w="1737"/>
       </w:tblGrid>
       <w:tr>
@@ -9850,12 +9842,6 @@
             <w:insideH w:val="single" w:color="000000" w:sz="4" w:space="0"/>
             <w:insideV w:val="single" w:color="000000" w:sz="4" w:space="0"/>
           </w:tblBorders>
-          <w:tblCellMar>
-            <w:top w:w="0" w:type="dxa"/>
-            <w:left w:w="108" w:type="dxa"/>
-            <w:bottom w:w="0" w:type="dxa"/>
-            <w:right w:w="108" w:type="dxa"/>
-          </w:tblCellMar>
         </w:tblPrEx>
         <w:trPr>
           <w:jc w:val="center"/>
@@ -10368,11 +10354,11 @@
         </w:tblCellMar>
       </w:tblPr>
       <w:tblGrid>
-        <w:gridCol w:w="2154"/>
-        <w:gridCol w:w="2151"/>
-        <w:gridCol w:w="1585"/>
-        <w:gridCol w:w="1585"/>
-        <w:gridCol w:w="1586"/>
+        <w:gridCol w:w="2542"/>
+        <w:gridCol w:w="2265"/>
+        <w:gridCol w:w="1493"/>
+        <w:gridCol w:w="1493"/>
+        <w:gridCol w:w="1494"/>
       </w:tblGrid>
       <w:tr>
         <w:tblPrEx>
@@ -10747,12 +10733,6 @@
             <w:insideH w:val="single" w:color="000000" w:sz="4" w:space="0"/>
             <w:insideV w:val="single" w:color="000000" w:sz="4" w:space="0"/>
           </w:tblBorders>
-          <w:tblCellMar>
-            <w:top w:w="0" w:type="dxa"/>
-            <w:left w:w="108" w:type="dxa"/>
-            <w:bottom w:w="0" w:type="dxa"/>
-            <w:right w:w="108" w:type="dxa"/>
-          </w:tblCellMar>
         </w:tblPrEx>
         <w:trPr>
           <w:jc w:val="center"/>
@@ -11144,11 +11124,11 @@
         </w:tblCellMar>
       </w:tblPr>
       <w:tblGrid>
-        <w:gridCol w:w="1968"/>
-        <w:gridCol w:w="2151"/>
-        <w:gridCol w:w="1647"/>
-        <w:gridCol w:w="1647"/>
-        <w:gridCol w:w="1648"/>
+        <w:gridCol w:w="2307"/>
+        <w:gridCol w:w="2265"/>
+        <w:gridCol w:w="1571"/>
+        <w:gridCol w:w="1572"/>
+        <w:gridCol w:w="1572"/>
       </w:tblGrid>
       <w:tr>
         <w:tblPrEx>
@@ -11523,12 +11503,6 @@
             <w:insideH w:val="single" w:color="000000" w:sz="4" w:space="0"/>
             <w:insideV w:val="single" w:color="000000" w:sz="4" w:space="0"/>
           </w:tblBorders>
-          <w:tblCellMar>
-            <w:top w:w="0" w:type="dxa"/>
-            <w:left w:w="108" w:type="dxa"/>
-            <w:bottom w:w="0" w:type="dxa"/>
-            <w:right w:w="108" w:type="dxa"/>
-          </w:tblCellMar>
         </w:tblPrEx>
         <w:trPr>
           <w:jc w:val="center"/>
@@ -12041,11 +12015,11 @@
         </w:tblCellMar>
       </w:tblPr>
       <w:tblGrid>
-        <w:gridCol w:w="1773"/>
-        <w:gridCol w:w="2151"/>
-        <w:gridCol w:w="1712"/>
-        <w:gridCol w:w="1712"/>
-        <w:gridCol w:w="1713"/>
+        <w:gridCol w:w="1796"/>
+        <w:gridCol w:w="2265"/>
+        <w:gridCol w:w="1742"/>
+        <w:gridCol w:w="1742"/>
+        <w:gridCol w:w="1742"/>
       </w:tblGrid>
       <w:tr>
         <w:tblPrEx>
@@ -12420,12 +12394,6 @@
             <w:insideH w:val="single" w:color="000000" w:sz="4" w:space="0"/>
             <w:insideV w:val="single" w:color="000000" w:sz="4" w:space="0"/>
           </w:tblBorders>
-          <w:tblCellMar>
-            <w:top w:w="0" w:type="dxa"/>
-            <w:left w:w="108" w:type="dxa"/>
-            <w:bottom w:w="0" w:type="dxa"/>
-            <w:right w:w="108" w:type="dxa"/>
-          </w:tblCellMar>
         </w:tblPrEx>
         <w:trPr>
           <w:jc w:val="center"/>
@@ -12729,7 +12697,7 @@
         </w:tblCellMar>
       </w:tblPr>
       <w:tblGrid>
-        <w:gridCol w:w="8608"/>
+        <w:gridCol w:w="8823"/>
       </w:tblGrid>
       <w:tr>
         <w:tblPrEx>
@@ -12921,7 +12889,7 @@
         </w:tblCellMar>
       </w:tblPr>
       <w:tblGrid>
-        <w:gridCol w:w="8608"/>
+        <w:gridCol w:w="8823"/>
       </w:tblGrid>
       <w:tr>
         <w:tblPrEx>
@@ -13074,7 +13042,7 @@
         </w:tblCellMar>
       </w:tblPr>
       <w:tblGrid>
-        <w:gridCol w:w="8608"/>
+        <w:gridCol w:w="8823"/>
       </w:tblGrid>
       <w:tr>
         <w:tblPrEx>
@@ -13227,7 +13195,7 @@
         </w:tblCellMar>
       </w:tblPr>
       <w:tblGrid>
-        <w:gridCol w:w="8608"/>
+        <w:gridCol w:w="8823"/>
       </w:tblGrid>
       <w:tr>
         <w:tblPrEx>
@@ -13380,7 +13348,7 @@
         </w:tblCellMar>
       </w:tblPr>
       <w:tblGrid>
-        <w:gridCol w:w="8608"/>
+        <w:gridCol w:w="8823"/>
       </w:tblGrid>
       <w:tr>
         <w:tblPrEx>
@@ -13547,7 +13515,7 @@
         </w:tblCellMar>
       </w:tblPr>
       <w:tblGrid>
-        <w:gridCol w:w="8608"/>
+        <w:gridCol w:w="8823"/>
       </w:tblGrid>
       <w:tr>
         <w:tblPrEx>
@@ -13700,7 +13668,7 @@
         </w:tblCellMar>
       </w:tblPr>
       <w:tblGrid>
-        <w:gridCol w:w="8608"/>
+        <w:gridCol w:w="8823"/>
       </w:tblGrid>
       <w:tr>
         <w:tblPrEx>
@@ -13854,7 +13822,7 @@
         </w:tblCellMar>
       </w:tblPr>
       <w:tblGrid>
-        <w:gridCol w:w="8608"/>
+        <w:gridCol w:w="8823"/>
       </w:tblGrid>
       <w:tr>
         <w:tblPrEx>
@@ -14007,7 +13975,7 @@
         </w:tblCellMar>
       </w:tblPr>
       <w:tblGrid>
-        <w:gridCol w:w="8608"/>
+        <w:gridCol w:w="8823"/>
       </w:tblGrid>
       <w:tr>
         <w:tblPrEx>
@@ -14262,11 +14230,11 @@
         </w:tblCellMar>
       </w:tblPr>
       <w:tblGrid>
-        <w:gridCol w:w="1812"/>
-        <w:gridCol w:w="1812"/>
-        <w:gridCol w:w="1813"/>
-        <w:gridCol w:w="1812"/>
-        <w:gridCol w:w="1812"/>
+        <w:gridCol w:w="1814"/>
+        <w:gridCol w:w="1814"/>
+        <w:gridCol w:w="1814"/>
+        <w:gridCol w:w="1814"/>
+        <w:gridCol w:w="1814"/>
       </w:tblGrid>
       <w:tr>
         <w:tblPrEx>
@@ -14651,12 +14619,6 @@
             <w:insideH w:val="single" w:color="000000" w:sz="4" w:space="0"/>
             <w:insideV w:val="single" w:color="000000" w:sz="4" w:space="0"/>
           </w:tblBorders>
-          <w:tblCellMar>
-            <w:top w:w="0" w:type="dxa"/>
-            <w:left w:w="108" w:type="dxa"/>
-            <w:bottom w:w="0" w:type="dxa"/>
-            <w:right w:w="108" w:type="dxa"/>
-          </w:tblCellMar>
         </w:tblPrEx>
         <w:trPr>
           <w:jc w:val="center"/>
@@ -15135,12 +15097,6 @@
             <w:insideH w:val="single" w:color="000000" w:sz="4" w:space="0"/>
             <w:insideV w:val="single" w:color="000000" w:sz="4" w:space="0"/>
           </w:tblBorders>
-          <w:tblCellMar>
-            <w:top w:w="0" w:type="dxa"/>
-            <w:left w:w="108" w:type="dxa"/>
-            <w:bottom w:w="0" w:type="dxa"/>
-            <w:right w:w="108" w:type="dxa"/>
-          </w:tblCellMar>
         </w:tblPrEx>
         <w:trPr>
           <w:jc w:val="center"/>
@@ -15541,11 +15497,11 @@
         </w:tblCellMar>
       </w:tblPr>
       <w:tblGrid>
-        <w:gridCol w:w="1812"/>
-        <w:gridCol w:w="1812"/>
-        <w:gridCol w:w="1813"/>
-        <w:gridCol w:w="1812"/>
-        <w:gridCol w:w="1812"/>
+        <w:gridCol w:w="1814"/>
+        <w:gridCol w:w="1814"/>
+        <w:gridCol w:w="1814"/>
+        <w:gridCol w:w="1814"/>
+        <w:gridCol w:w="1814"/>
       </w:tblGrid>
       <w:tr>
         <w:tblPrEx>
@@ -15930,12 +15886,6 @@
             <w:insideH w:val="single" w:color="000000" w:sz="4" w:space="0"/>
             <w:insideV w:val="single" w:color="000000" w:sz="4" w:space="0"/>
           </w:tblBorders>
-          <w:tblCellMar>
-            <w:top w:w="0" w:type="dxa"/>
-            <w:left w:w="108" w:type="dxa"/>
-            <w:bottom w:w="0" w:type="dxa"/>
-            <w:right w:w="108" w:type="dxa"/>
-          </w:tblCellMar>
         </w:tblPrEx>
         <w:trPr>
           <w:jc w:val="center"/>
@@ -16457,11 +16407,11 @@
         </w:tblCellMar>
       </w:tblPr>
       <w:tblGrid>
-        <w:gridCol w:w="1812"/>
-        <w:gridCol w:w="1812"/>
-        <w:gridCol w:w="1812"/>
-        <w:gridCol w:w="1812"/>
-        <w:gridCol w:w="1813"/>
+        <w:gridCol w:w="1814"/>
+        <w:gridCol w:w="1814"/>
+        <w:gridCol w:w="1814"/>
+        <w:gridCol w:w="1814"/>
+        <w:gridCol w:w="1814"/>
       </w:tblGrid>
       <w:tr>
         <w:tblPrEx>
@@ -16846,12 +16796,6 @@
             <w:insideH w:val="single" w:color="000000" w:sz="4" w:space="0"/>
             <w:insideV w:val="single" w:color="000000" w:sz="4" w:space="0"/>
           </w:tblBorders>
-          <w:tblCellMar>
-            <w:top w:w="0" w:type="dxa"/>
-            <w:left w:w="108" w:type="dxa"/>
-            <w:bottom w:w="0" w:type="dxa"/>
-            <w:right w:w="108" w:type="dxa"/>
-          </w:tblCellMar>
         </w:tblPrEx>
         <w:trPr>
           <w:jc w:val="center"/>
@@ -17276,10 +17220,10 @@
         </w:tblCellMar>
       </w:tblPr>
       <w:tblGrid>
-        <w:gridCol w:w="2265"/>
-        <w:gridCol w:w="2265"/>
-        <w:gridCol w:w="2265"/>
-        <w:gridCol w:w="2266"/>
+        <w:gridCol w:w="2268"/>
+        <w:gridCol w:w="2268"/>
+        <w:gridCol w:w="2268"/>
+        <w:gridCol w:w="2268"/>
       </w:tblGrid>
       <w:tr>
         <w:tblPrEx>
@@ -17602,12 +17546,6 @@
             <w:insideH w:val="single" w:color="000000" w:sz="4" w:space="0"/>
             <w:insideV w:val="single" w:color="000000" w:sz="4" w:space="0"/>
           </w:tblBorders>
-          <w:tblCellMar>
-            <w:top w:w="0" w:type="dxa"/>
-            <w:left w:w="108" w:type="dxa"/>
-            <w:bottom w:w="0" w:type="dxa"/>
-            <w:right w:w="108" w:type="dxa"/>
-          </w:tblCellMar>
         </w:tblPrEx>
         <w:trPr>
           <w:jc w:val="center"/>
@@ -17857,10 +17795,10 @@
         </w:tblCellMar>
       </w:tblPr>
       <w:tblGrid>
-        <w:gridCol w:w="2265"/>
-        <w:gridCol w:w="2265"/>
-        <w:gridCol w:w="2265"/>
-        <w:gridCol w:w="2266"/>
+        <w:gridCol w:w="2268"/>
+        <w:gridCol w:w="2268"/>
+        <w:gridCol w:w="2268"/>
+        <w:gridCol w:w="2268"/>
       </w:tblGrid>
       <w:tr>
         <w:tblPrEx>
@@ -18236,10 +18174,10 @@
         </w:tblCellMar>
       </w:tblPr>
       <w:tblGrid>
-        <w:gridCol w:w="2265"/>
-        <w:gridCol w:w="2266"/>
-        <w:gridCol w:w="2265"/>
-        <w:gridCol w:w="2265"/>
+        <w:gridCol w:w="2268"/>
+        <w:gridCol w:w="2268"/>
+        <w:gridCol w:w="2268"/>
+        <w:gridCol w:w="2268"/>
       </w:tblGrid>
       <w:tr>
         <w:tblPrEx>
@@ -18453,6 +18391,14 @@
       </w:tr>
       <w:tr>
         <w:tblPrEx>
+          <w:tblBorders>
+            <w:top w:val="single" w:color="000000" w:sz="4" w:space="0"/>
+            <w:left w:val="single" w:color="000000" w:sz="4" w:space="0"/>
+            <w:bottom w:val="single" w:color="000000" w:sz="4" w:space="0"/>
+            <w:right w:val="single" w:color="000000" w:sz="4" w:space="0"/>
+            <w:insideH w:val="single" w:color="000000" w:sz="4" w:space="0"/>
+            <w:insideV w:val="single" w:color="000000" w:sz="4" w:space="0"/>
+          </w:tblBorders>
           <w:tblCellMar>
             <w:top w:w="0" w:type="dxa"/>
             <w:left w:w="108" w:type="dxa"/>
@@ -18546,12 +18492,14 @@
       </w:tr>
       <w:tr>
         <w:tblPrEx>
-          <w:tblCellMar>
-            <w:top w:w="0" w:type="dxa"/>
-            <w:left w:w="108" w:type="dxa"/>
-            <w:bottom w:w="0" w:type="dxa"/>
-            <w:right w:w="108" w:type="dxa"/>
-          </w:tblCellMar>
+          <w:tblBorders>
+            <w:top w:val="single" w:color="000000" w:sz="4" w:space="0"/>
+            <w:left w:val="single" w:color="000000" w:sz="4" w:space="0"/>
+            <w:bottom w:val="single" w:color="000000" w:sz="4" w:space="0"/>
+            <w:right w:val="single" w:color="000000" w:sz="4" w:space="0"/>
+            <w:insideH w:val="single" w:color="000000" w:sz="4" w:space="0"/>
+            <w:insideV w:val="single" w:color="000000" w:sz="4" w:space="0"/>
+          </w:tblBorders>
         </w:tblPrEx>
         <w:trPr>
           <w:jc w:val="center"/>
@@ -18778,9 +18726,9 @@
           <w:b/>
         </w:rPr>
       </w:pPr>
-      <w:bookmarkStart w:id="78" w:name="_Toc335598677"/>
-      <w:bookmarkStart w:id="79" w:name="_Toc238213988"/>
-      <w:bookmarkStart w:id="80" w:name="_Toc188433611"/>
+      <w:bookmarkStart w:id="78" w:name="_Toc188433611"/>
+      <w:bookmarkStart w:id="79" w:name="_Toc335598677"/>
+      <w:bookmarkStart w:id="80" w:name="_Toc238213988"/>
       <w:r>
         <w:t>致  谢</w:t>
       </w:r>
@@ -21106,7 +21054,7 @@
 </file>
 
 <file path=customXml/item1.xml><?xml version="1.0" encoding="utf-8"?>
-<b:Sources xmlns:b="http://schemas.openxmlformats.org/officeDocument/2006/bibliography" xmlns="http://schemas.openxmlformats.org/officeDocument/2006/bibliography" SelectedStyle="\APA.XSL" StyleName="APA"/>
+<b:Sources xmlns:b="http://schemas.openxmlformats.org/officeDocument/2006/bibliography" xmlns="http://schemas.openxmlformats.org/officeDocument/2006/bibliography" StyleName="APA" SelectedStyle="\APA.XSL"/>
 </file>
 
 <file path=customXml/itemProps1.xml><?xml version="1.0" encoding="utf-8"?>

--- a/22016020806-戢友-基于.net与Blazor Server的智能仓库管理系统的设计与实现_v7 - 副本.docx
+++ b/22016020806-戢友-基于.net与Blazor Server的智能仓库管理系统的设计与实现_v7 - 副本.docx
@@ -462,7 +462,7 @@
                 <w:szCs w:val="32"/>
                 <w:lang w:val="en-US" w:eastAsia="zh-CN"/>
               </w:rPr>
-              <w:t>9.29</w:t>
+              <w:t>10.3</w:t>
             </w:r>
           </w:p>
         </w:tc>
@@ -706,12 +706,42 @@
     </w:p>
     <w:p>
       <w:r>
-        <w:t>仓库库存管理是企业生产和物流运作中的重要环节，传统的人工管理方式存在数据滞后、查询效率低、易出错等问题，难以满足现代仓储需求。为提高库存管理的准确性和便捷性，本项目基于.NET框架设计并实现了一款仓库库存管理系统。系统采用前后端分离的B/S架构，前端基于Blazor Server搭建，后端使用ASP.NET Core Web API提供接口，数据存储采用SQL Server数据库。系统设有仓库管理员和系统管理员两类角色，仓库管理员可执行入库、出库、零件、仓库、厂商等日常库存管理任务，系统管理员负责人员管理和日志管理功能，并配合人脸识别完成登录，以提升系统的管理能力和安全性。</w:t>
-      </w:r>
-    </w:p>
-    <w:p>
-      <w:r>
-        <w:t>该系统基于.NET技术栈开发，前端采用Blazor Server结合BootstrapBlazor组件库构建界面，后端采用.NET 7的Web API实现核心业务逻辑，通过EF Core 7访问SQL Server数据库实现数据持久化存储。仓库管理员可以执行零件的入库、出库、查询等操作，系统管理员可以管理用户信息并查看操作日志。身份认证统一采用JWT完成，密码使用PBKDF2加盐哈希保存，人脸识别借助OpenCvSharp和pHash实现。系统还内置AI智能助手，支持用自然语言查询数据、办理业务，进一步提高系统的智能化水平。数据库方面，系统通过事务和行级锁保证数据一致性，入库记正数、出库记负数，完整记录每一次库存增减。</w:t>
+        <w:t>仓库库存管理是企业生产和物流运作中的重要环节，传统的人工管理方式存在数据滞后、查询效率低、易出错等问题，难以满足现代仓储需求。为提高库存管理的准确性和便捷性，本项目基于.NET框架设计并实现了一款仓库库存管理系统。系统采用前后端分离的B/S架构，前端基于Blazor Server搭建，后端使用ASP.NET Core Web API提供接口，数据存储采用SQL Server数据库。系统设有仓库管理员和系统管理员两类角色，仓库管理员可执行入库、出库、</w:t>
+      </w:r>
+      <w:r>
+        <w:rPr>
+          <w:rFonts w:hint="eastAsia"/>
+          <w:lang w:eastAsia="zh-CN"/>
+        </w:rPr>
+        <w:t>物料</w:t>
+      </w:r>
+      <w:r>
+        <w:t>、仓库、</w:t>
+      </w:r>
+      <w:r>
+        <w:rPr>
+          <w:rFonts w:hint="eastAsia"/>
+          <w:lang w:eastAsia="zh-CN"/>
+        </w:rPr>
+        <w:t>供应商</w:t>
+      </w:r>
+      <w:r>
+        <w:t>等日常库存管理任务，系统管理员负责人员管理和日志管理功能，并配合人脸识别完成登录，以提升系统的管理能力和安全性。</w:t>
+      </w:r>
+    </w:p>
+    <w:p>
+      <w:r>
+        <w:t>该系统基于.NET技术栈开发，前端采用Blazor Server结合BootstrapBlazor组件库构建界面，后端采用.NET 7的Web API实现核心业务逻辑，通过EF Core 7访问SQL Server数据库实现数据持久化存储。仓库管理员可以执行</w:t>
+      </w:r>
+      <w:r>
+        <w:rPr>
+          <w:rFonts w:hint="eastAsia"/>
+          <w:lang w:eastAsia="zh-CN"/>
+        </w:rPr>
+        <w:t>物料</w:t>
+      </w:r>
+      <w:r>
+        <w:t>的入库、出库、查询等操作，系统管理员可以管理用户信息并查看操作日志。身份认证统一采用JWT完成，密码使用PBKDF2加盐哈希保存，人脸识别借助OpenCvSharp和pHash实现。系统还内置AI智能助手，支持用自然语言查询数据、办理业务，进一步提高系统的智能化水平。数据库方面，系统通过事务和行级锁保证数据一致性，入库记正数、出库记负数，完整记录每一次库存增减。</w:t>
       </w:r>
     </w:p>
     <w:p>
@@ -831,11 +861,11 @@
         <w:ind w:firstLine="720"/>
         <w:jc w:val="center"/>
       </w:pPr>
-      <w:bookmarkStart w:id="3" w:name="_Toc188426666"/>
+      <w:bookmarkStart w:id="3" w:name="_Toc188427218"/>
       <w:bookmarkStart w:id="4" w:name="_Toc188433579"/>
-      <w:bookmarkStart w:id="5" w:name="_Toc188427218"/>
-      <w:bookmarkStart w:id="6" w:name="_Toc188426549"/>
-      <w:bookmarkStart w:id="7" w:name="_Toc188426324"/>
+      <w:bookmarkStart w:id="5" w:name="_Toc188426666"/>
+      <w:bookmarkStart w:id="6" w:name="_Toc188426324"/>
+      <w:bookmarkStart w:id="7" w:name="_Toc188426549"/>
       <w:r>
         <w:rPr>
           <w:rFonts w:eastAsia="黑体"/>
@@ -2844,7 +2874,20 @@
         <w:rPr>
           <w:rFonts w:hint="eastAsia"/>
         </w:rPr>
-        <w:t>4.3.6 厂商管理模块</w:t>
+        <w:t xml:space="preserve">4.3.6 </w:t>
+      </w:r>
+      <w:r>
+        <w:rPr>
+          <w:rFonts w:hint="eastAsia"/>
+          <w:lang w:eastAsia="zh-CN"/>
+        </w:rPr>
+        <w:t>供应商</w:t>
+      </w:r>
+      <w:r>
+        <w:rPr>
+          <w:rFonts w:hint="eastAsia"/>
+        </w:rPr>
+        <w:t>管理模块</w:t>
       </w:r>
       <w:r>
         <w:rPr>
@@ -3028,7 +3071,22 @@
           <w:rFonts w:hint="eastAsia"/>
           <w:color w:val="000000"/>
         </w:rPr>
-        <w:t>4.3.9 零件管理模块</w:t>
+        <w:t xml:space="preserve">4.3.9 </w:t>
+      </w:r>
+      <w:r>
+        <w:rPr>
+          <w:rFonts w:hint="eastAsia"/>
+          <w:color w:val="000000"/>
+          <w:lang w:eastAsia="zh-CN"/>
+        </w:rPr>
+        <w:t>物料</w:t>
+      </w:r>
+      <w:r>
+        <w:rPr>
+          <w:rFonts w:hint="eastAsia"/>
+          <w:color w:val="000000"/>
+        </w:rPr>
+        <w:t>管理模块</w:t>
       </w:r>
       <w:r>
         <w:rPr>
@@ -3209,7 +3267,20 @@
         <w:rPr>
           <w:rFonts w:hint="eastAsia"/>
         </w:rPr>
-        <w:t>4.4.2 零件管理表</w:t>
+        <w:t xml:space="preserve">4.4.2 </w:t>
+      </w:r>
+      <w:r>
+        <w:rPr>
+          <w:rFonts w:hint="eastAsia"/>
+          <w:lang w:eastAsia="zh-CN"/>
+        </w:rPr>
+        <w:t>物料</w:t>
+      </w:r>
+      <w:r>
+        <w:rPr>
+          <w:rFonts w:hint="eastAsia"/>
+        </w:rPr>
+        <w:t>管理表</w:t>
       </w:r>
       <w:r>
         <w:rPr>
@@ -3392,7 +3463,20 @@
         <w:rPr>
           <w:rFonts w:hint="eastAsia"/>
         </w:rPr>
-        <w:t>4.4.5 厂商管理表</w:t>
+        <w:t xml:space="preserve">4.4.5 </w:t>
+      </w:r>
+      <w:r>
+        <w:rPr>
+          <w:rFonts w:hint="eastAsia"/>
+          <w:lang w:eastAsia="zh-CN"/>
+        </w:rPr>
+        <w:t>供应商</w:t>
+      </w:r>
+      <w:r>
+        <w:rPr>
+          <w:rFonts w:hint="eastAsia"/>
+        </w:rPr>
+        <w:t>管理表</w:t>
       </w:r>
       <w:r>
         <w:rPr>
@@ -3873,7 +3957,22 @@
           <w:rFonts w:hint="eastAsia"/>
           <w:color w:val="000000"/>
         </w:rPr>
-        <w:t>5.5 零件管理模块实现</w:t>
+        <w:t xml:space="preserve">5.5 </w:t>
+      </w:r>
+      <w:r>
+        <w:rPr>
+          <w:rFonts w:hint="eastAsia"/>
+          <w:color w:val="000000"/>
+          <w:lang w:eastAsia="zh-CN"/>
+        </w:rPr>
+        <w:t>物料</w:t>
+      </w:r>
+      <w:r>
+        <w:rPr>
+          <w:rFonts w:hint="eastAsia"/>
+          <w:color w:val="000000"/>
+        </w:rPr>
+        <w:t>管理模块实现</w:t>
       </w:r>
       <w:r>
         <w:rPr>
@@ -3993,7 +4092,22 @@
           <w:rFonts w:hint="eastAsia"/>
           <w:color w:val="000000"/>
         </w:rPr>
-        <w:t>5.7 厂商管理模块实现</w:t>
+        <w:t xml:space="preserve">5.7 </w:t>
+      </w:r>
+      <w:r>
+        <w:rPr>
+          <w:rFonts w:hint="eastAsia"/>
+          <w:color w:val="000000"/>
+          <w:lang w:eastAsia="zh-CN"/>
+        </w:rPr>
+        <w:t>供应商</w:t>
+      </w:r>
+      <w:r>
+        <w:rPr>
+          <w:rFonts w:hint="eastAsia"/>
+          <w:color w:val="000000"/>
+        </w:rPr>
+        <w:t>管理模块实现</w:t>
       </w:r>
       <w:r>
         <w:rPr>
@@ -4991,7 +5105,17 @@
     </w:p>
     <w:p>
       <w:r>
-        <w:t>.NET平台是微软推出的开源开发框架，凭借跨平台能力、成熟的生态和高效的开发体验，在企业级应用领域得到广泛应用。本论文基于.NET技术栈开发了一套仓库库存管理系统，把库存管理、零件信息维护、用户权限控制等功能整合成一个整体。系统采用前后端分离的B/S（Browser/Server，浏览器/服务器）架构，通过信息化手段优化传统管理流程，在提升业务处理效率和数据可靠性的同时，也让操作人员能轻松完成信息录入、快速查询数据和实时更新库存状态，仓储管理工作因此变得更便捷高效。</w:t>
+        <w:t>.NET平台是微软推出的开源开发框架，凭借跨平台能力、成熟的生态和高效的开发体验，在企业级应用领域得到广泛应用。本论文基于.NET技术栈开发了一套仓库库存管理系统，把库存管理、</w:t>
+      </w:r>
+      <w:r>
+        <w:rPr>
+          <w:rFonts w:hint="eastAsia"/>
+          <w:lang w:eastAsia="zh-CN"/>
+        </w:rPr>
+        <w:t>物料</w:t>
+      </w:r>
+      <w:r>
+        <w:t>信息维护、用户权限控制等功能整合成一个整体。系统采用前后端分离的B/S（Browser/Server，浏览器/服务器）架构，通过信息化手段优化传统管理流程，在提升业务处理效率和数据可靠性的同时，也让操作人员能轻松完成信息录入、快速查询数据和实时更新库存状态，仓储管理工作因此变得更便捷高效。</w:t>
       </w:r>
     </w:p>
     <w:p>
@@ -5001,7 +5125,87 @@
     </w:p>
     <w:p>
       <w:r>
-        <w:t>系统设置的核心功能包含入库管理、出库管理、零件管理、仓库管理、厂商管理、人员管理和日志管理等模块。其中入库管理负责把新到货的零件登记进仓库、使库存相应增加，出库管理负责零件离开仓库、使库存相应减少，这是仓库管理系统最基本的两个操作；零件管理提供零件的录入、更新和查询；仓库管理维护仓库的基本信息；厂商管理维护供应商与合作厂商的资料；人员管理和日志管理则交由系统管理员负责。此外，系统还提供人脸识别登录和AI智能助手，前者保障身份安全，后者支持用自然语言完成查询和业务操作。</w:t>
+        <w:t>系统设置的核心功能包含入库管理、出库管理、</w:t>
+      </w:r>
+      <w:r>
+        <w:rPr>
+          <w:rFonts w:hint="eastAsia"/>
+          <w:lang w:eastAsia="zh-CN"/>
+        </w:rPr>
+        <w:t>物料</w:t>
+      </w:r>
+      <w:r>
+        <w:t>管理、仓库管理、</w:t>
+      </w:r>
+      <w:r>
+        <w:rPr>
+          <w:rFonts w:hint="eastAsia"/>
+          <w:lang w:eastAsia="zh-CN"/>
+        </w:rPr>
+        <w:t>供应商</w:t>
+      </w:r>
+      <w:r>
+        <w:t>管理、人员管理和日志管理等模块。其中入库管理负责把新到货的</w:t>
+      </w:r>
+      <w:r>
+        <w:rPr>
+          <w:rFonts w:hint="eastAsia"/>
+          <w:lang w:eastAsia="zh-CN"/>
+        </w:rPr>
+        <w:t>物料</w:t>
+      </w:r>
+      <w:r>
+        <w:t>登记进仓库、使库存相应增加，出库管理负责</w:t>
+      </w:r>
+      <w:r>
+        <w:rPr>
+          <w:rFonts w:hint="eastAsia"/>
+          <w:lang w:eastAsia="zh-CN"/>
+        </w:rPr>
+        <w:t>物料</w:t>
+      </w:r>
+      <w:r>
+        <w:t>离开仓库、使库存相应减少，这是仓库管理系统最基本的两个操作；</w:t>
+      </w:r>
+      <w:r>
+        <w:rPr>
+          <w:rFonts w:hint="eastAsia"/>
+          <w:lang w:eastAsia="zh-CN"/>
+        </w:rPr>
+        <w:t>物料</w:t>
+      </w:r>
+      <w:r>
+        <w:t>管理提供</w:t>
+      </w:r>
+      <w:r>
+        <w:rPr>
+          <w:rFonts w:hint="eastAsia"/>
+          <w:lang w:eastAsia="zh-CN"/>
+        </w:rPr>
+        <w:t>物料</w:t>
+      </w:r>
+      <w:r>
+        <w:t>的录入、更新和查询；仓库管理维护仓库的基本信息；</w:t>
+      </w:r>
+      <w:r>
+        <w:rPr>
+          <w:rFonts w:hint="eastAsia"/>
+          <w:lang w:eastAsia="zh-CN"/>
+        </w:rPr>
+        <w:t>供应商</w:t>
+      </w:r>
+      <w:r>
+        <w:t>管理维护供应商与合作</w:t>
+      </w:r>
+      <w:r>
+        <w:rPr>
+          <w:rFonts w:hint="eastAsia"/>
+          <w:lang w:eastAsia="zh-CN"/>
+        </w:rPr>
+        <w:t>供应商</w:t>
+      </w:r>
+      <w:r>
+        <w:t>的资料；人员管理和日志管理则交由系统管理员负责。此外，系统还提供人脸识别登录和AI智能助手，前者保障身份安全，后者支持用自然语言完成查询和业务操作。</w:t>
       </w:r>
     </w:p>
     <w:p>
@@ -5089,7 +5293,17 @@
     </w:p>
     <w:p>
       <w:r>
-        <w:t>第五章：系统实现。描述系统的具体实现过程，涵盖各模块的功能实现与代码设计，包括身份认证、零件信息管理、入库管理、出库管理等功能。</w:t>
+        <w:t>第五章：系统实现。描述系统的具体实现过程，涵盖各模块的功能实现与代码设计，包括身份认证、</w:t>
+      </w:r>
+      <w:r>
+        <w:rPr>
+          <w:rFonts w:hint="eastAsia"/>
+          <w:lang w:eastAsia="zh-CN"/>
+        </w:rPr>
+        <w:t>物料</w:t>
+      </w:r>
+      <w:r>
+        <w:t>信息管理、入库管理、出库管理等功能。</w:t>
       </w:r>
     </w:p>
     <w:p>
@@ -5367,7 +5581,67 @@
     </w:p>
     <w:p>
       <w:r>
-        <w:t xml:space="preserve">本系统面向仓库库存管理业务，功能需求可归纳为九个方面：①入库管理，把新到货的零件登记进仓库，使库存数量相应增加，入库流水记为正数；②出库管理，零件离开仓库时使库存相应减少，出库流水记为负数，入库和出库是仓库管理系统最基本的两个操作；③零件管理，维护零件的名称、库存数量等基础信息，支持录入、更新、查询和禁用；④仓库管理，维护仓库的编号、名称、地址和容量等信息；⑤厂商管理，维护供应商和合作厂商的编号、名称、联系人和地址等资料；⑥人员管理，对系统用户进行添加、禁用、修改和查询，并分配角色权限；⑦日志管理，记录用户的操作行为，支持日志查询和审计；⑧人脸识别登录，通过人脸特征比对完成身份认证；⑨AI智能助手，支持用自然语言查询数据和办理业务。系统共设置两类用户：仓库管理员和系统管理员。仓库管理员承担日常库存业务，使用①至⑤以及⑧⑨功能，其用例图如图 3.1 </w:t>
+        <w:t>本系统面向仓库库存管理业务，功能需求可归纳为九个方面：①入库管理，把新到货的</w:t>
+      </w:r>
+      <w:r>
+        <w:rPr>
+          <w:rFonts w:hint="eastAsia"/>
+          <w:lang w:eastAsia="zh-CN"/>
+        </w:rPr>
+        <w:t>物料</w:t>
+      </w:r>
+      <w:r>
+        <w:t>登记进仓库，使库存数量相应增加，入库流水记为正数；②出库管理，</w:t>
+      </w:r>
+      <w:r>
+        <w:rPr>
+          <w:rFonts w:hint="eastAsia"/>
+          <w:lang w:eastAsia="zh-CN"/>
+        </w:rPr>
+        <w:t>物料</w:t>
+      </w:r>
+      <w:r>
+        <w:t>离开仓库时使库存相应减少，出库流水记为负数，入库和出库是仓库管理系统最基本的两个操作；③</w:t>
+      </w:r>
+      <w:r>
+        <w:rPr>
+          <w:rFonts w:hint="eastAsia"/>
+          <w:lang w:eastAsia="zh-CN"/>
+        </w:rPr>
+        <w:t>物料</w:t>
+      </w:r>
+      <w:r>
+        <w:t>管理，维护</w:t>
+      </w:r>
+      <w:r>
+        <w:rPr>
+          <w:rFonts w:hint="eastAsia"/>
+          <w:lang w:eastAsia="zh-CN"/>
+        </w:rPr>
+        <w:t>物料</w:t>
+      </w:r>
+      <w:r>
+        <w:t>的名称、库存数量等基础信息，支持录入、更新、查询和禁用；④仓库管理，维护仓库的编号、名称、地址和容量等信息；⑤</w:t>
+      </w:r>
+      <w:r>
+        <w:rPr>
+          <w:rFonts w:hint="eastAsia"/>
+          <w:lang w:eastAsia="zh-CN"/>
+        </w:rPr>
+        <w:t>供应商</w:t>
+      </w:r>
+      <w:r>
+        <w:t>管理，维护供应商和合作</w:t>
+      </w:r>
+      <w:r>
+        <w:rPr>
+          <w:rFonts w:hint="eastAsia"/>
+          <w:lang w:eastAsia="zh-CN"/>
+        </w:rPr>
+        <w:t>供应商</w:t>
+      </w:r>
+      <w:r>
+        <w:t xml:space="preserve">的编号、名称、联系人和地址等资料；⑥人员管理，对系统用户进行添加、禁用、修改和查询，并分配角色权限；⑦日志管理，记录用户的操作行为，支持日志查询和审计；⑧人脸识别登录，通过人脸特征比对完成身份认证；⑨AI智能助手，支持用自然语言查询数据和办理业务。系统共设置两类用户：仓库管理员和系统管理员。仓库管理员承担日常库存业务，使用①至⑤以及⑧⑨功能，其用例图如图 3.1 </w:t>
       </w:r>
       <w:r>
         <w:drawing>
@@ -5558,7 +5832,17 @@
     </w:p>
     <w:p>
       <w:r>
-        <w:t>响应时间直接决定用户体验，尤其在入库、出库、查询这类高频场景。查询库存信息时，系统要在短时间内返回结果，让用户快速拿到零件数量、所在位置这些关键信息；执行入库、出库时，库存更新也要即时完成。后端通过投影查询（AsNoTracking加Select）只取需要的列，统计类操作放到SQL端用GROUP BY聚合，5万条记录规模下单次聚合耗时控制在30到482毫秒，能够保证查询的即时性。</w:t>
+        <w:t>响应时间直接决定用户体验，尤其在入库、出库、查询这类高频场景。查询库存信息时，系统要在短时间内返回结果，让用户快速拿到</w:t>
+      </w:r>
+      <w:r>
+        <w:rPr>
+          <w:rFonts w:hint="eastAsia"/>
+          <w:lang w:eastAsia="zh-CN"/>
+        </w:rPr>
+        <w:t>物料</w:t>
+      </w:r>
+      <w:r>
+        <w:t>数量、所在位置这些关键信息；执行入库、出库时，库存更新也要即时完成。后端通过投影查询（AsNoTracking加Select）只取需要的列，统计类操作放到SQL端用GROUP BY聚合，5万条记录规模下单次聚合耗时控制在30到482毫秒，能够保证查询的即时性。</w:t>
       </w:r>
     </w:p>
     <w:p>
@@ -5568,7 +5852,17 @@
     </w:p>
     <w:p>
       <w:r>
-        <w:t>仓库里经常是多个仓库管理员同时作业，系统需要支持多用户并发操作而不互相干扰。当多个仓库管理员同时对同一零件入库、出库时，系统通过事务管理配合SQL Server 的UPDLOCK行级锁避免库存超卖：出库统一记为负数、入库记为正数，作废或修改单据时自动回补流水，确保库存数据准确一致。</w:t>
+        <w:t>仓库里经常是多个仓库管理员同时作业，系统需要支持多用户并发操作而不互相干扰。当多个仓库管理员同时对同一</w:t>
+      </w:r>
+      <w:r>
+        <w:rPr>
+          <w:rFonts w:hint="eastAsia"/>
+          <w:lang w:eastAsia="zh-CN"/>
+        </w:rPr>
+        <w:t>物料</w:t>
+      </w:r>
+      <w:r>
+        <w:t>入库、出库时，系统通过事务管理配合SQL Server 的UPDLOCK行级锁避免库存超卖：出库统一记为负数、入库记为正数，作废或修改单据时自动回补流水，确保库存数据准确一致。</w:t>
       </w:r>
     </w:p>
     <w:p>
@@ -5578,7 +5872,17 @@
     </w:p>
     <w:p>
       <w:r>
-        <w:t>系统要存放零件、库存流水、操作日志等大量数据，存储和访问性能是硬指标。数据层采用SQL Server，通过EF Core 7的Code First方式管理表结构，并建立了6个组合索引加快查询。数据库访问要保证查询、更新不出现明显延迟，尤其是查询库存信息和出入库记录时；同时具备数据备份与恢复能力，出现故障时能迅速恢复，避免库存信息丢失。</w:t>
+        <w:t>系统要存放</w:t>
+      </w:r>
+      <w:r>
+        <w:rPr>
+          <w:rFonts w:hint="eastAsia"/>
+          <w:lang w:eastAsia="zh-CN"/>
+        </w:rPr>
+        <w:t>物料</w:t>
+      </w:r>
+      <w:r>
+        <w:t>、库存流水、操作日志等大量数据，存储和访问性能是硬指标。数据层采用SQL Server，通过EF Core 7的Code First方式管理表结构，并建立了6个组合索引加快查询。数据库访问要保证查询、更新不出现明显延迟，尤其是查询库存信息和出入库记录时；同时具备数据备份与恢复能力，出现故障时能迅速恢复，避免库存信息丢失。</w:t>
       </w:r>
     </w:p>
     <w:p>
@@ -5849,7 +6153,27 @@
         </w:drawing>
       </w:r>
       <w:r>
-        <w:t>围绕库存管理的核心需求，系统把用户划分为仓库管理员和系统管理员两类角色，并据此组织功能模块。仓库管理员主要承担日常业务，核心是入库管理和出库管理，此外还包括零件管理、仓库管理和厂商管理；系统管理员不参与日常业务，仅承担人员管理和日志管理两项权限。考虑到仓库现场对身份安全的要求，两类角色都通过人脸识别完成登录；同时都可以使用AI智能助手进行自然语言查询和业务咨询。整个功能结构如图4.2所示。</w:t>
+        <w:t>围绕库存管理的核心需求，系统把用户划分为仓库管理员和系统管理员两类角色，并据此组织功能模块。仓库管理员主要承担日常业务，核心是入库管理和出库管理，此外还包括</w:t>
+      </w:r>
+      <w:r>
+        <w:rPr>
+          <w:rFonts w:hint="eastAsia"/>
+          <w:lang w:eastAsia="zh-CN"/>
+        </w:rPr>
+        <w:t>物料</w:t>
+      </w:r>
+      <w:r>
+        <w:t>管理、仓库管理和</w:t>
+      </w:r>
+      <w:r>
+        <w:rPr>
+          <w:rFonts w:hint="eastAsia"/>
+          <w:lang w:eastAsia="zh-CN"/>
+        </w:rPr>
+        <w:t>供应商</w:t>
+      </w:r>
+      <w:r>
+        <w:t>管理；系统管理员不参与日常业务，仅承担人员管理和日志管理两项权限。考虑到仓库现场对身份安全的要求，两类角色都通过人脸识别完成登录；同时都可以使用AI智能助手进行自然语言查询和业务咨询。整个功能结构如图4.2所示。</w:t>
       </w:r>
     </w:p>
     <w:p>
@@ -5891,7 +6215,77 @@
     </w:p>
     <w:p>
       <w:r>
-        <w:t>仓库管理员是系统的基础用户，其功能围绕日常仓储业务展开。入库管理把新到货的零件登记进仓库，使库存相应增加；出库管理让零件离开仓库，使库存相应减少，这两个操作是仓库管理系统的核心。零件管理用于登记、更新和查询零件信息；仓库管理维护仓库的基本信息，包括仓库编号、名称、地址和存储零件；厂商管理用于维护供应商和合作厂商的资料，方便采购与供应链环节的衔接。除此之外，仓库管理员通过人脸识别登录系统，并可借助AI智能助手完成数据查询和业务操作。仓库管理员功能区设计如图4.3所示。</w:t>
+        <w:t>仓库管理员是系统的基础用户，其功能围绕日常仓储业务展开。入库管理把新到货的</w:t>
+      </w:r>
+      <w:r>
+        <w:rPr>
+          <w:rFonts w:hint="eastAsia"/>
+          <w:lang w:eastAsia="zh-CN"/>
+        </w:rPr>
+        <w:t>物料</w:t>
+      </w:r>
+      <w:r>
+        <w:t>登记进仓库，使库存相应增加；出库管理让</w:t>
+      </w:r>
+      <w:r>
+        <w:rPr>
+          <w:rFonts w:hint="eastAsia"/>
+          <w:lang w:eastAsia="zh-CN"/>
+        </w:rPr>
+        <w:t>物料</w:t>
+      </w:r>
+      <w:r>
+        <w:t>离开仓库，使库存相应减少，这两个操作是仓库管理系统的核心。</w:t>
+      </w:r>
+      <w:r>
+        <w:rPr>
+          <w:rFonts w:hint="eastAsia"/>
+          <w:lang w:eastAsia="zh-CN"/>
+        </w:rPr>
+        <w:t>物料</w:t>
+      </w:r>
+      <w:r>
+        <w:t>管理用于登记、更新和查询</w:t>
+      </w:r>
+      <w:r>
+        <w:rPr>
+          <w:rFonts w:hint="eastAsia"/>
+          <w:lang w:eastAsia="zh-CN"/>
+        </w:rPr>
+        <w:t>物料</w:t>
+      </w:r>
+      <w:r>
+        <w:t>信息；仓库管理维护仓库的基本信息，包括仓库编号、名称、地址和存储</w:t>
+      </w:r>
+      <w:r>
+        <w:rPr>
+          <w:rFonts w:hint="eastAsia"/>
+          <w:lang w:eastAsia="zh-CN"/>
+        </w:rPr>
+        <w:t>物料</w:t>
+      </w:r>
+      <w:r>
+        <w:t>；</w:t>
+      </w:r>
+      <w:r>
+        <w:rPr>
+          <w:rFonts w:hint="eastAsia"/>
+          <w:lang w:eastAsia="zh-CN"/>
+        </w:rPr>
+        <w:t>供应商</w:t>
+      </w:r>
+      <w:r>
+        <w:t>管理用于维护供应商和合作</w:t>
+      </w:r>
+      <w:r>
+        <w:rPr>
+          <w:rFonts w:hint="eastAsia"/>
+          <w:lang w:eastAsia="zh-CN"/>
+        </w:rPr>
+        <w:t>供应商</w:t>
+      </w:r>
+      <w:r>
+        <w:t>的资料，方便采购与供应链环节的衔接。除此之外，仓库管理员通过人脸识别登录系统，并可借助AI智能助手完成数据查询和业务操作。仓库管理员功能区设计如图4.3所示。</w:t>
       </w:r>
     </w:p>
     <w:p/>
@@ -6260,7 +6654,27 @@
     </w:p>
     <w:p>
       <w:r>
-        <w:t>商品入库把新到货的零件登记进仓库。仓库管理员进入入库页面，</w:t>
+        <w:t>商品入库把新到货的</w:t>
+      </w:r>
+      <w:r>
+        <w:rPr>
+          <w:rFonts w:hint="eastAsia"/>
+          <w:lang w:eastAsia="zh-CN"/>
+        </w:rPr>
+        <w:t>物料</w:t>
+      </w:r>
+      <w:r>
+        <w:t>登记进仓库。仓库管理员进入入库页面，填写</w:t>
+      </w:r>
+      <w:r>
+        <w:rPr>
+          <w:rFonts w:hint="eastAsia"/>
+          <w:lang w:eastAsia="zh-CN"/>
+        </w:rPr>
+        <w:t>物料</w:t>
+      </w:r>
+      <w:r>
+        <w:t>名称</w:t>
       </w:r>
       <w:r>
         <w:rPr>
@@ -6268,7 +6682,108 @@
           <w:lang w:eastAsia="zh"/>
           <w:woUserID w:val="1"/>
         </w:rPr>
-        <w:t>进入后</w:t>
+        <w:t>、</w:t>
+      </w:r>
+      <w:r>
+        <w:t>数量</w:t>
+      </w:r>
+      <w:r>
+        <w:rPr>
+          <w:rFonts w:hint="eastAsia"/>
+          <w:lang w:eastAsia="zh"/>
+          <w:woUserID w:val="1"/>
+        </w:rPr>
+        <w:t>、编号、</w:t>
+      </w:r>
+      <w:r>
+        <w:rPr>
+          <w:rFonts w:hint="eastAsia"/>
+          <w:lang w:eastAsia="zh-CN"/>
+          <w:woUserID w:val="1"/>
+        </w:rPr>
+        <w:t>物料</w:t>
+      </w:r>
+      <w:r>
+        <w:rPr>
+          <w:rFonts w:hint="eastAsia"/>
+          <w:lang w:eastAsia="zh"/>
+          <w:woUserID w:val="1"/>
+        </w:rPr>
+        <w:t>的</w:t>
+      </w:r>
+      <w:r>
+        <w:rPr>
+          <w:rFonts w:hint="eastAsia"/>
+          <w:lang w:eastAsia="zh-CN"/>
+          <w:woUserID w:val="1"/>
+        </w:rPr>
+        <w:t>供应商</w:t>
+      </w:r>
+      <w:r>
+        <w:rPr>
+          <w:rFonts w:hint="eastAsia"/>
+          <w:lang w:eastAsia="zh"/>
+          <w:woUserID w:val="1"/>
+        </w:rPr>
+        <w:t>的编号、和即将入库的仓库的编号（自动记录该批</w:t>
+      </w:r>
+      <w:r>
+        <w:rPr>
+          <w:rFonts w:hint="eastAsia"/>
+          <w:lang w:eastAsia="zh-CN"/>
+          <w:woUserID w:val="1"/>
+        </w:rPr>
+        <w:t>物料</w:t>
+      </w:r>
+      <w:r>
+        <w:rPr>
+          <w:rFonts w:hint="eastAsia"/>
+          <w:lang w:eastAsia="zh"/>
+          <w:woUserID w:val="1"/>
+        </w:rPr>
+        <w:t>入库的时间）</w:t>
+      </w:r>
+      <w:r>
+        <w:t>，</w:t>
+      </w:r>
+      <w:bookmarkStart w:id="82" w:name="_GoBack"/>
+      <w:bookmarkEnd w:id="82"/>
+      <w:r>
+        <w:rPr>
+          <w:rFonts w:hint="eastAsia"/>
+          <w:lang w:val="en-US" w:eastAsia="zh-CN"/>
+        </w:rPr>
+        <w:t>进入的同时系统自动生成入库单号和入库日期（精确到秒），入库单号是唯一的</w:t>
+      </w:r>
+      <w:r>
+        <w:rPr>
+          <w:rFonts w:hint="eastAsia"/>
+          <w:lang w:eastAsia="zh-CN"/>
+        </w:rPr>
+        <w:t>，</w:t>
+      </w:r>
+      <w:r>
+        <w:rPr>
+          <w:rFonts w:hint="eastAsia"/>
+          <w:lang w:val="en-US" w:eastAsia="zh-CN"/>
+        </w:rPr>
+        <w:t>然</w:t>
+      </w:r>
+      <w:r>
+        <w:rPr>
+          <w:rFonts w:hint="eastAsia"/>
+          <w:lang w:eastAsia="zh"/>
+          <w:woUserID w:val="1"/>
+        </w:rPr>
+        <w:t>后</w:t>
+      </w:r>
+      <w:r>
+        <w:rPr>
+          <w:rFonts w:hint="eastAsia"/>
+          <w:lang w:val="en-US" w:eastAsia="zh-CN"/>
+          <w:woUserID w:val="1"/>
+        </w:rPr>
+        <w:t>系统</w:t>
       </w:r>
       <w:r>
         <w:rPr>
@@ -6283,14 +6798,22 @@
           <w:lang w:val="en-US" w:eastAsia="zh"/>
           <w:woUserID w:val="1"/>
         </w:rPr>
-        <w:t>对即将入库的零件</w:t>
+        <w:t>对即将入库的</w:t>
       </w:r>
       <w:r>
         <w:rPr>
           <w:rFonts w:hint="eastAsia"/>
           <w:lang w:val="en-US" w:eastAsia="zh-CN"/>
-        </w:rPr>
-        <w:t>进行零件型号和</w:t>
+          <w:woUserID w:val="1"/>
+        </w:rPr>
+        <w:t>物料</w:t>
+      </w:r>
+      <w:r>
+        <w:rPr>
+          <w:rFonts w:hint="eastAsia"/>
+          <w:lang w:val="en-US" w:eastAsia="zh-CN"/>
+        </w:rPr>
+        <w:t>进行物料编号和</w:t>
       </w:r>
       <w:r>
         <w:rPr>
@@ -6305,10 +6828,7 @@
           <w:rFonts w:hint="eastAsia"/>
           <w:lang w:val="en-US" w:eastAsia="zh-CN"/>
         </w:rPr>
-        <w:t>仓库编号的校验，如果是新零件且零件厂商未被禁用且仓库存在则正常入库，</w:t>
-      </w:r>
-      <w:r>
-        <w:t>填写零件名称</w:t>
+        <w:t>仓库编号的校验，如果是新物料且物料供应商未被禁用且仓库存在则正常入库</w:t>
       </w:r>
       <w:r>
         <w:rPr>
@@ -6316,28 +6836,6 @@
           <w:lang w:eastAsia="zh"/>
           <w:woUserID w:val="1"/>
         </w:rPr>
-        <w:t>、</w:t>
-      </w:r>
-      <w:r>
-        <w:t>数量</w:t>
-      </w:r>
-      <w:r>
-        <w:rPr>
-          <w:rFonts w:hint="eastAsia"/>
-          <w:lang w:eastAsia="zh"/>
-          <w:woUserID w:val="1"/>
-        </w:rPr>
-        <w:t>、编号、零件的厂商的编号、和即将入库的仓库的编号（自动记录该批零件入库的时间）</w:t>
-      </w:r>
-      <w:r>
-        <w:t>，同时给该零件设置一个最小提醒数量</w:t>
-      </w:r>
-      <w:r>
-        <w:rPr>
-          <w:rFonts w:hint="eastAsia"/>
-          <w:lang w:eastAsia="zh"/>
-          <w:woUserID w:val="1"/>
-        </w:rPr>
         <w:t>。</w:t>
       </w:r>
       <w:r>
@@ -6345,7 +6843,7 @@
           <w:rFonts w:hint="eastAsia"/>
           <w:lang w:val="en-US" w:eastAsia="zh-CN"/>
         </w:rPr>
-        <w:t>如果即将入库的零件的厂商</w:t>
+        <w:t>如果即将入库的物料的供应商</w:t>
       </w:r>
       <w:r>
         <w:rPr>
@@ -6360,15 +6858,7 @@
           <w:rFonts w:hint="eastAsia"/>
           <w:lang w:val="en-US" w:eastAsia="zh-CN"/>
         </w:rPr>
-        <w:t>被禁用的则提示该厂商已被禁用入库失败，如果零件即将入库的仓库不存在则提示</w:t>
-      </w:r>
-      <w:r>
-        <w:rPr>
-          <w:rFonts w:hint="default"/>
-          <w:u w:val="dotted"/>
-          <w:lang w:eastAsia="zh-CN"/>
-        </w:rPr>
-        <w:t>仓库不存在请重新入</w:t>
+        <w:t>被禁用的在输入栏无法找到该供应商</w:t>
       </w:r>
       <w:r>
         <w:rPr>
@@ -6377,24 +6867,16 @@
           <w:lang w:eastAsia="zh"/>
           <w:woUserID w:val="1"/>
         </w:rPr>
-        <w:t>仓</w:t>
-      </w:r>
-      <w:r>
-        <w:rPr>
-          <w:rFonts w:hint="default"/>
+        <w:t>，</w:t>
+      </w:r>
+      <w:r>
+        <w:rPr>
+          <w:rFonts w:hint="eastAsia"/>
           <w:u w:val="dotted"/>
-          <w:lang w:eastAsia="zh-CN"/>
-        </w:rPr>
-        <w:t>库</w:t>
-      </w:r>
-      <w:r>
-        <w:rPr>
-          <w:rFonts w:hint="eastAsia"/>
-          <w:u w:val="dotted"/>
-          <w:lang w:eastAsia="zh"/>
+          <w:lang w:val="en-US" w:eastAsia="zh-CN"/>
           <w:woUserID w:val="1"/>
         </w:rPr>
-        <w:t>，</w:t>
+        <w:t>入库的仓库只能在已录入系统的仓库中进行选择，</w:t>
       </w:r>
       <w:r>
         <w:t>否则新增一条</w:t>
@@ -6548,7 +7030,17 @@
         </w:drawing>
       </w:r>
       <w:r>
-        <w:t>商品出库处理零件离开仓库的业务。仓库管理员输入</w:t>
+        <w:t>商品出库处理</w:t>
+      </w:r>
+      <w:r>
+        <w:rPr>
+          <w:rFonts w:hint="eastAsia"/>
+          <w:lang w:eastAsia="zh-CN"/>
+        </w:rPr>
+        <w:t>物料</w:t>
+      </w:r>
+      <w:r>
+        <w:t>离开仓库的业务。仓库管理员输入</w:t>
       </w:r>
       <w:r>
         <w:rPr>
@@ -6556,7 +7048,15 @@
           <w:lang w:eastAsia="zh"/>
           <w:woUserID w:val="1"/>
         </w:rPr>
-        <w:t>即将出库零件</w:t>
+        <w:t>即将出库</w:t>
+      </w:r>
+      <w:r>
+        <w:rPr>
+          <w:rFonts w:hint="eastAsia"/>
+          <w:lang w:eastAsia="zh-CN"/>
+          <w:woUserID w:val="1"/>
+        </w:rPr>
+        <w:t>物料</w:t>
       </w:r>
       <w:r>
         <w:rPr>
@@ -6575,18 +7075,17 @@
         <w:t>的仓库编号、</w:t>
       </w:r>
       <w:r>
-        <w:t>零件</w:t>
-      </w:r>
-      <w:r>
-        <w:rPr>
-          <w:rFonts w:hint="eastAsia"/>
-          <w:lang w:eastAsia="zh"/>
-          <w:woUserID w:val="1"/>
-        </w:rPr>
-        <w:t>编号</w:t>
-      </w:r>
-      <w:r>
-        <w:t>和出库数量，系统先核对当前库存是否充足</w:t>
+        <w:t>出库数量，系统先核对当前</w:t>
+      </w:r>
+      <w:r>
+        <w:rPr>
+          <w:rFonts w:hint="eastAsia"/>
+          <w:lang w:val="en-US" w:eastAsia="zh-CN"/>
+        </w:rPr>
+        <w:t>仓库的</w:t>
+      </w:r>
+      <w:r>
+        <w:t>库存是否充足</w:t>
       </w:r>
       <w:r>
         <w:rPr>
@@ -6682,7 +7181,17 @@
         </w:drawing>
       </w:r>
       <w:r>
-        <w:t>仓库管理模块用于维护仓库的基本信息。用户进入页面后可以查看已有仓库的编号、名称、地址和存储零件</w:t>
+        <w:t>仓库管理模块用于维护仓库的基本信息。用户进入页面后可以查看已有仓库的编号、名称、地址</w:t>
+      </w:r>
+      <w:r>
+        <w:rPr>
+          <w:rFonts w:hint="eastAsia"/>
+          <w:lang w:val="en-US" w:eastAsia="zh-CN"/>
+        </w:rPr>
+        <w:t>和管理人的联系电话</w:t>
+      </w:r>
+      <w:r>
+        <w:t>；添加仓库时输入编号、名称、地址，若编号已存在则</w:t>
       </w:r>
       <w:r>
         <w:rPr>
@@ -6690,10 +7199,20 @@
           <w:lang w:eastAsia="zh"/>
           <w:woUserID w:val="1"/>
         </w:rPr>
-        <w:t>的编号</w:t>
-      </w:r>
-      <w:r>
-        <w:t>；添加仓库时输入编号、名称、地址和存储零件编号，若编号已存在则</w:t>
+        <w:t>提示已存在请重新输入</w:t>
+      </w:r>
+      <w:r>
+        <w:t>，否则新增一条记录；禁用仓库时输入编号即可禁用，</w:t>
+      </w:r>
+      <w:r>
+        <w:rPr>
+          <w:rFonts w:hint="eastAsia"/>
+          <w:lang w:val="en-US" w:eastAsia="zh-CN"/>
+        </w:rPr>
+        <w:t xml:space="preserve">                                                                                                                                                                                                                                                                 </w:t>
+      </w:r>
+      <w:r>
+        <w:t>若数据库中不存在该编号则提示禁用错误</w:t>
       </w:r>
       <w:r>
         <w:rPr>
@@ -6701,10 +7220,29 @@
           <w:lang w:eastAsia="zh"/>
           <w:woUserID w:val="1"/>
         </w:rPr>
-        <w:t>提示已存在请重新输入</w:t>
-      </w:r>
-      <w:r>
-        <w:t>，否则新增一条记录；禁用仓库时输入编号即可禁用，若数据库中不存在该编号则提示禁用错误</w:t>
+        <w:t>；</w:t>
+      </w:r>
+      <w:r>
+        <w:rPr>
+          <w:rFonts w:hint="eastAsia"/>
+          <w:lang w:val="en-US" w:eastAsia="zh-CN"/>
+          <w:woUserID w:val="1"/>
+        </w:rPr>
+        <w:t>修改仓库时输入</w:t>
+      </w:r>
+      <w:r>
+        <w:rPr>
+          <w:rFonts w:hint="eastAsia"/>
+          <w:lang w:val="en-US" w:eastAsia="zh"/>
+          <w:woUserID w:val="1"/>
+        </w:rPr>
+        <w:t>仓库</w:t>
+      </w:r>
+      <w:r>
+        <w:rPr>
+          <w:woUserID w:val="1"/>
+        </w:rPr>
+        <w:t>编号、名称</w:t>
       </w:r>
       <w:r>
         <w:rPr>
@@ -6712,7 +7250,13 @@
           <w:lang w:eastAsia="zh"/>
           <w:woUserID w:val="1"/>
         </w:rPr>
-        <w:t>；</w:t>
+        <w:t>和</w:t>
+      </w:r>
+      <w:r>
+        <w:rPr>
+          <w:woUserID w:val="1"/>
+        </w:rPr>
+        <w:t>地址</w:t>
       </w:r>
       <w:r>
         <w:rPr>
@@ -6720,7 +7264,21 @@
           <w:lang w:val="en-US" w:eastAsia="zh-CN"/>
           <w:woUserID w:val="1"/>
         </w:rPr>
-        <w:t>修改仓库时输入</w:t>
+        <w:t>后对其进行修改，</w:t>
+      </w:r>
+      <w:r>
+        <w:rPr>
+          <w:woUserID w:val="1"/>
+        </w:rPr>
+        <w:t>若数据库中不存该编号则提示</w:t>
+      </w:r>
+      <w:r>
+        <w:rPr>
+          <w:rFonts w:hint="eastAsia"/>
+          <w:lang w:val="en-US" w:eastAsia="zh-CN"/>
+          <w:woUserID w:val="1"/>
+        </w:rPr>
+        <w:t>修改</w:t>
       </w:r>
       <w:r>
         <w:rPr>
@@ -6728,13 +7286,81 @@
           <w:lang w:val="en-US" w:eastAsia="zh"/>
           <w:woUserID w:val="1"/>
         </w:rPr>
-        <w:t>仓库</w:t>
-      </w:r>
-      <w:r>
-        <w:rPr>
-          <w:woUserID w:val="1"/>
-        </w:rPr>
-        <w:t>编号、名称</w:t>
+        <w:t>失败</w:t>
+      </w:r>
+      <w:r>
+        <w:t>。仓库管理流程如图4.9所示。</w:t>
+      </w:r>
+    </w:p>
+    <w:p/>
+    <w:p>
+      <w:pPr>
+        <w:ind w:firstLine="420"/>
+        <w:jc w:val="center"/>
+        <w:rPr>
+          <w:sz w:val="21"/>
+          <w:szCs w:val="21"/>
+        </w:rPr>
+      </w:pPr>
+      <w:r>
+        <w:rPr>
+          <w:sz w:val="21"/>
+          <w:szCs w:val="21"/>
+        </w:rPr>
+        <w:t>图 4.9 仓库管理流程图</w:t>
+      </w:r>
+    </w:p>
+    <w:p>
+      <w:pPr>
+        <w:pStyle w:val="4"/>
+        <w:ind w:firstLine="0" w:firstLineChars="0"/>
+      </w:pPr>
+      <w:bookmarkStart w:id="44" w:name="_Toc238213954"/>
+      <w:r>
+        <w:t xml:space="preserve">4.3.6 </w:t>
+      </w:r>
+      <w:r>
+        <w:rPr>
+          <w:rFonts w:hint="eastAsia"/>
+          <w:lang w:eastAsia="zh-CN"/>
+        </w:rPr>
+        <w:t>供应商</w:t>
+      </w:r>
+      <w:r>
+        <w:t>管理模块</w:t>
+      </w:r>
+      <w:bookmarkEnd w:id="44"/>
+    </w:p>
+    <w:p>
+      <w:r>
+        <w:rPr>
+          <w:rFonts w:hint="eastAsia"/>
+          <w:lang w:eastAsia="zh-CN"/>
+        </w:rPr>
+        <w:t>供应商</w:t>
+      </w:r>
+      <w:r>
+        <w:t>管理模块维护供应商和合作</w:t>
+      </w:r>
+      <w:r>
+        <w:rPr>
+          <w:rFonts w:hint="eastAsia"/>
+          <w:lang w:eastAsia="zh-CN"/>
+        </w:rPr>
+        <w:t>供应商</w:t>
+      </w:r>
+      <w:r>
+        <w:t>的资料。用户可以对</w:t>
+      </w:r>
+      <w:r>
+        <w:rPr>
+          <w:rFonts w:hint="eastAsia"/>
+          <w:lang w:eastAsia="zh-CN"/>
+        </w:rPr>
+        <w:t>供应商</w:t>
+      </w:r>
+      <w:r>
+        <w:t>进行添加、禁用和修改</w:t>
       </w:r>
       <w:r>
         <w:rPr>
@@ -6742,80 +7368,20 @@
           <w:lang w:eastAsia="zh"/>
           <w:woUserID w:val="1"/>
         </w:rPr>
-        <w:t>和</w:t>
-      </w:r>
-      <w:r>
-        <w:rPr>
-          <w:woUserID w:val="1"/>
-        </w:rPr>
-        <w:t>地址</w:t>
-      </w:r>
-      <w:r>
-        <w:rPr>
-          <w:rFonts w:hint="eastAsia"/>
-          <w:lang w:val="en-US" w:eastAsia="zh-CN"/>
-          <w:woUserID w:val="1"/>
-        </w:rPr>
-        <w:t>后对其进行修改，</w:t>
-      </w:r>
-      <w:r>
-        <w:rPr>
-          <w:woUserID w:val="1"/>
-        </w:rPr>
-        <w:t>若数据库中不存该编号则提示</w:t>
-      </w:r>
-      <w:r>
-        <w:rPr>
-          <w:rFonts w:hint="eastAsia"/>
-          <w:lang w:val="en-US" w:eastAsia="zh-CN"/>
-          <w:woUserID w:val="1"/>
-        </w:rPr>
-        <w:t>修改</w:t>
-      </w:r>
-      <w:r>
-        <w:rPr>
-          <w:rFonts w:hint="eastAsia"/>
-          <w:lang w:val="en-US" w:eastAsia="zh"/>
-          <w:woUserID w:val="1"/>
-        </w:rPr>
-        <w:t>失败</w:t>
-      </w:r>
-      <w:r>
-        <w:t>。仓库管理流程如图4.9所示。</w:t>
-      </w:r>
-    </w:p>
-    <w:p/>
-    <w:p>
-      <w:pPr>
-        <w:ind w:firstLine="420"/>
-        <w:jc w:val="center"/>
-        <w:rPr>
-          <w:sz w:val="21"/>
-          <w:szCs w:val="21"/>
-        </w:rPr>
-      </w:pPr>
-      <w:r>
-        <w:rPr>
-          <w:sz w:val="21"/>
-          <w:szCs w:val="21"/>
-        </w:rPr>
-        <w:t>图 4.9 仓库管理流程图</w:t>
-      </w:r>
-    </w:p>
-    <w:p>
-      <w:pPr>
-        <w:pStyle w:val="4"/>
-        <w:ind w:firstLine="0" w:firstLineChars="0"/>
-      </w:pPr>
-      <w:bookmarkStart w:id="44" w:name="_Toc238213954"/>
-      <w:r>
-        <w:t>4.3.6 厂商管理模块</w:t>
-      </w:r>
-      <w:bookmarkEnd w:id="44"/>
-    </w:p>
-    <w:p>
-      <w:r>
-        <w:t>厂商管理模块维护供应商和合作厂商的资料。用户可以对厂商进行添加、禁用和修改</w:t>
+        <w:t>；</w:t>
+      </w:r>
+      <w:r>
+        <w:t>添加时输入</w:t>
+      </w:r>
+      <w:r>
+        <w:rPr>
+          <w:rFonts w:hint="eastAsia"/>
+          <w:lang w:eastAsia="zh-CN"/>
+        </w:rPr>
+        <w:t>供应商</w:t>
+      </w:r>
+      <w:r>
+        <w:t>编号、名称，</w:t>
       </w:r>
       <w:r>
         <w:rPr>
@@ -6823,10 +7389,10 @@
           <w:lang w:eastAsia="zh"/>
           <w:woUserID w:val="1"/>
         </w:rPr>
-        <w:t>；</w:t>
-      </w:r>
-      <w:r>
-        <w:t>添加时输入厂商编号、名称</w:t>
+        <w:t>若</w:t>
+      </w:r>
+      <w:r>
+        <w:t>编号已存在则</w:t>
       </w:r>
       <w:r>
         <w:rPr>
@@ -6834,10 +7400,40 @@
           <w:lang w:eastAsia="zh"/>
           <w:woUserID w:val="1"/>
         </w:rPr>
-        <w:t>和</w:t>
-      </w:r>
-      <w:r>
-        <w:t>地址，</w:t>
+        <w:t>提示已存在请重新输入</w:t>
+      </w:r>
+      <w:r>
+        <w:t>；禁用时输入</w:t>
+      </w:r>
+      <w:r>
+        <w:rPr>
+          <w:rFonts w:hint="eastAsia"/>
+          <w:lang w:eastAsia="zh-CN"/>
+        </w:rPr>
+        <w:t>供应商</w:t>
+      </w:r>
+      <w:r>
+        <w:t>编号，</w:t>
+      </w:r>
+      <w:r>
+        <w:rPr>
+          <w:rFonts w:hint="eastAsia"/>
+          <w:lang w:val="en-US" w:eastAsia="zh-CN"/>
+        </w:rPr>
+        <w:t>禁用供应商后，当该供应商的物料入库时会被拒绝，无法入库，</w:t>
+      </w:r>
+      <w:r>
+        <w:t>若</w:t>
+      </w:r>
+      <w:r>
+        <w:rPr>
+          <w:rFonts w:hint="eastAsia"/>
+          <w:lang w:eastAsia="zh-CN"/>
+        </w:rPr>
+        <w:t>供应商</w:t>
+      </w:r>
+      <w:r>
+        <w:t>不在数据库中则提示禁用错误。</w:t>
       </w:r>
       <w:r>
         <w:rPr>
@@ -6845,10 +7441,15 @@
           <w:lang w:eastAsia="zh"/>
           <w:woUserID w:val="1"/>
         </w:rPr>
-        <w:t>若</w:t>
-      </w:r>
-      <w:r>
-        <w:t>编号已存在则</w:t>
+        <w:t>修改时可以修改</w:t>
+      </w:r>
+      <w:r>
+        <w:rPr>
+          <w:rFonts w:hint="eastAsia"/>
+          <w:lang w:eastAsia="zh-CN"/>
+          <w:woUserID w:val="1"/>
+        </w:rPr>
+        <w:t>供应商</w:t>
       </w:r>
       <w:r>
         <w:rPr>
@@ -6856,31 +7457,17 @@
           <w:lang w:eastAsia="zh"/>
           <w:woUserID w:val="1"/>
         </w:rPr>
-        <w:t>提示已存在请重新输入</w:t>
-      </w:r>
-      <w:r>
-        <w:t>；禁用时输入厂商编号，</w:t>
-      </w:r>
-      <w:r>
-        <w:rPr>
-          <w:rFonts w:hint="eastAsia"/>
-          <w:lang w:val="en-US" w:eastAsia="zh-CN"/>
-        </w:rPr>
-        <w:t>禁用厂商后，当该厂商的零件入库时会被拒绝，无法入库，</w:t>
-      </w:r>
-      <w:r>
-        <w:t>若厂商不在数据库中则提示禁用错误。</w:t>
-      </w:r>
-      <w:r>
-        <w:rPr>
-          <w:rFonts w:hint="eastAsia"/>
-          <w:lang w:eastAsia="zh"/>
-          <w:woUserID w:val="1"/>
-        </w:rPr>
-        <w:t>修改时可以修改厂商的名称和地址。</w:t>
-      </w:r>
-      <w:r>
-        <w:t>厂商管理流程如图4.10所示。</w:t>
+        <w:t>的名称和地址。</w:t>
+      </w:r>
+      <w:r>
+        <w:rPr>
+          <w:rFonts w:hint="eastAsia"/>
+          <w:lang w:eastAsia="zh-CN"/>
+        </w:rPr>
+        <w:t>供应商</w:t>
+      </w:r>
+      <w:r>
+        <w:t>管理流程如图4.10所示。</w:t>
       </w:r>
     </w:p>
     <w:p>
@@ -6952,7 +7539,23 @@
           <w:sz w:val="21"/>
           <w:szCs w:val="21"/>
         </w:rPr>
-        <w:t>图 4.10 厂商管理流程图</w:t>
+        <w:t xml:space="preserve">图 4.10 </w:t>
+      </w:r>
+      <w:r>
+        <w:rPr>
+          <w:rFonts w:hint="eastAsia"/>
+          <w:sz w:val="21"/>
+          <w:szCs w:val="21"/>
+          <w:lang w:eastAsia="zh-CN"/>
+        </w:rPr>
+        <w:t>供应商</w:t>
+      </w:r>
+      <w:r>
+        <w:rPr>
+          <w:sz w:val="21"/>
+          <w:szCs w:val="21"/>
+        </w:rPr>
+        <w:t>管理流程图</w:t>
       </w:r>
     </w:p>
     <w:p>
@@ -6989,7 +7592,23 @@
           <w:color w:val="000000"/>
           <w:woUserID w:val="1"/>
         </w:rPr>
-        <w:t>4.12 零件管理模块</w:t>
+        <w:t xml:space="preserve">4.12 </w:t>
+      </w:r>
+      <w:r>
+        <w:rPr>
+          <w:rFonts w:hint="eastAsia"/>
+          <w:color w:val="000000"/>
+          <w:lang w:eastAsia="zh-CN"/>
+          <w:woUserID w:val="1"/>
+        </w:rPr>
+        <w:t>物料</w:t>
+      </w:r>
+      <w:r>
+        <w:rPr>
+          <w:color w:val="000000"/>
+          <w:woUserID w:val="1"/>
+        </w:rPr>
+        <w:t>管理模块</w:t>
       </w:r>
       <w:bookmarkEnd w:id="45"/>
     </w:p>
@@ -7001,9 +7620,67 @@
       </w:pPr>
       <w:r>
         <w:rPr>
+          <w:rFonts w:hint="eastAsia"/>
+          <w:lang w:eastAsia="zh-CN"/>
           <w:woUserID w:val="1"/>
         </w:rPr>
-        <w:t>零件管理模块用于维护仓库中存放的零件信息。用户进入页面后可以查看零件的编号、名称、库存数量和所在仓库；添加零件时输入名称、数量和所在仓库，若编号已存在则</w:t>
+        <w:t>物料</w:t>
+      </w:r>
+      <w:r>
+        <w:rPr>
+          <w:woUserID w:val="1"/>
+        </w:rPr>
+        <w:t>管理模块用于维护仓库中存放的</w:t>
+      </w:r>
+      <w:r>
+        <w:rPr>
+          <w:rFonts w:hint="eastAsia"/>
+          <w:lang w:eastAsia="zh-CN"/>
+          <w:woUserID w:val="1"/>
+        </w:rPr>
+        <w:t>物料</w:t>
+      </w:r>
+      <w:r>
+        <w:rPr>
+          <w:woUserID w:val="1"/>
+        </w:rPr>
+        <w:t>信息。用户进入页面后可以查看</w:t>
+      </w:r>
+      <w:r>
+        <w:rPr>
+          <w:rFonts w:hint="eastAsia"/>
+          <w:lang w:eastAsia="zh-CN"/>
+          <w:woUserID w:val="1"/>
+        </w:rPr>
+        <w:t>物料</w:t>
+      </w:r>
+      <w:r>
+        <w:rPr>
+          <w:woUserID w:val="1"/>
+        </w:rPr>
+        <w:t>的编号、名称、库存数量和所在仓库；禁用</w:t>
+      </w:r>
+      <w:r>
+        <w:rPr>
+          <w:rFonts w:hint="eastAsia"/>
+          <w:lang w:eastAsia="zh-CN"/>
+          <w:woUserID w:val="1"/>
+        </w:rPr>
+        <w:t>物料</w:t>
+      </w:r>
+      <w:r>
+        <w:rPr>
+          <w:woUserID w:val="1"/>
+        </w:rPr>
+        <w:t>时输入</w:t>
+      </w:r>
+      <w:r>
+        <w:rPr>
+          <w:rFonts w:hint="eastAsia"/>
+          <w:lang w:eastAsia="zh-CN"/>
+          <w:woUserID w:val="1"/>
+        </w:rPr>
+        <w:t>供应商</w:t>
       </w:r>
       <w:r>
         <w:rPr>
@@ -7011,13 +7688,15 @@
           <w:lang w:eastAsia="zh"/>
           <w:woUserID w:val="1"/>
         </w:rPr>
-        <w:t>提示已存在请重新输入</w:t>
-      </w:r>
-      <w:r>
-        <w:rPr>
+        <w:t>和</w:t>
+      </w:r>
+      <w:r>
+        <w:rPr>
+          <w:rFonts w:hint="eastAsia"/>
+          <w:lang w:eastAsia="zh-CN"/>
           <w:woUserID w:val="1"/>
         </w:rPr>
-        <w:t>，否则新增一条记录；禁用零件时输入</w:t>
+        <w:t>物料</w:t>
       </w:r>
       <w:r>
         <w:rPr>
@@ -7025,7 +7704,7 @@
           <w:lang w:eastAsia="zh"/>
           <w:woUserID w:val="1"/>
         </w:rPr>
-        <w:t>厂商和零件的</w:t>
+        <w:t>的</w:t>
       </w:r>
       <w:r>
         <w:rPr>
@@ -7039,13 +7718,15 @@
           <w:lang w:eastAsia="zh"/>
           <w:woUserID w:val="1"/>
         </w:rPr>
-        <w:t>该厂商的这种零件</w:t>
-      </w:r>
-      <w:r>
-        <w:rPr>
+        <w:t>该</w:t>
+      </w:r>
+      <w:r>
+        <w:rPr>
+          <w:rFonts w:hint="eastAsia"/>
+          <w:lang w:eastAsia="zh-CN"/>
           <w:woUserID w:val="1"/>
         </w:rPr>
-        <w:t>，若数据库中不存在该编号则提示禁用错误；</w:t>
+        <w:t>供应商</w:t>
       </w:r>
       <w:r>
         <w:rPr>
@@ -7053,13 +7734,21 @@
           <w:lang w:eastAsia="zh"/>
           <w:woUserID w:val="1"/>
         </w:rPr>
-        <w:t>修改零件时输入仓库编号和零件编号即可对该仓库内的这种零件的</w:t>
-      </w:r>
-      <w:r>
-        <w:rPr>
+        <w:t>的这种</w:t>
+      </w:r>
+      <w:r>
+        <w:rPr>
+          <w:rFonts w:hint="eastAsia"/>
+          <w:lang w:eastAsia="zh-CN"/>
           <w:woUserID w:val="1"/>
         </w:rPr>
-        <w:t>名称、库存数量和所在仓库</w:t>
+        <w:t>物料</w:t>
+      </w:r>
+      <w:r>
+        <w:rPr>
+          <w:woUserID w:val="1"/>
+        </w:rPr>
+        <w:t>，若数据库中不存在该编号则提示禁用错误；</w:t>
       </w:r>
       <w:r>
         <w:rPr>
@@ -7067,13 +7756,103 @@
           <w:lang w:eastAsia="zh"/>
           <w:woUserID w:val="1"/>
         </w:rPr>
+        <w:t>修改</w:t>
+      </w:r>
+      <w:r>
+        <w:rPr>
+          <w:rFonts w:hint="eastAsia"/>
+          <w:lang w:eastAsia="zh-CN"/>
+          <w:woUserID w:val="1"/>
+        </w:rPr>
+        <w:t>物料</w:t>
+      </w:r>
+      <w:r>
+        <w:rPr>
+          <w:rFonts w:hint="eastAsia"/>
+          <w:lang w:eastAsia="zh"/>
+          <w:woUserID w:val="1"/>
+        </w:rPr>
+        <w:t>时输入仓库编号和</w:t>
+      </w:r>
+      <w:r>
+        <w:rPr>
+          <w:rFonts w:hint="eastAsia"/>
+          <w:lang w:eastAsia="zh-CN"/>
+          <w:woUserID w:val="1"/>
+        </w:rPr>
+        <w:t>物料</w:t>
+      </w:r>
+      <w:r>
+        <w:rPr>
+          <w:rFonts w:hint="eastAsia"/>
+          <w:lang w:eastAsia="zh"/>
+          <w:woUserID w:val="1"/>
+        </w:rPr>
+        <w:t>编号即可对该仓库内的这种</w:t>
+      </w:r>
+      <w:r>
+        <w:rPr>
+          <w:rFonts w:hint="eastAsia"/>
+          <w:lang w:eastAsia="zh-CN"/>
+          <w:woUserID w:val="1"/>
+        </w:rPr>
+        <w:t>物料</w:t>
+      </w:r>
+      <w:r>
+        <w:rPr>
+          <w:rFonts w:hint="eastAsia"/>
+          <w:lang w:eastAsia="zh"/>
+          <w:woUserID w:val="1"/>
+        </w:rPr>
+        <w:t>的</w:t>
+      </w:r>
+      <w:r>
+        <w:rPr>
+          <w:woUserID w:val="1"/>
+        </w:rPr>
+        <w:t>名称和所在仓库</w:t>
+      </w:r>
+      <w:r>
+        <w:rPr>
+          <w:rFonts w:hint="eastAsia"/>
+          <w:lang w:eastAsia="zh"/>
+          <w:woUserID w:val="1"/>
+        </w:rPr>
         <w:t>进行修改。</w:t>
       </w:r>
       <w:r>
         <w:rPr>
           <w:woUserID w:val="1"/>
         </w:rPr>
-        <w:t>此外还支持按名称查询零件，方便快速定位。零件管理流程如图4.12所示。</w:t>
+        <w:t>此外还支持按名称查询</w:t>
+      </w:r>
+      <w:r>
+        <w:rPr>
+          <w:rFonts w:hint="eastAsia"/>
+          <w:lang w:eastAsia="zh-CN"/>
+          <w:woUserID w:val="1"/>
+        </w:rPr>
+        <w:t>物料</w:t>
+      </w:r>
+      <w:r>
+        <w:rPr>
+          <w:woUserID w:val="1"/>
+        </w:rPr>
+        <w:t>，方便快速定位。</w:t>
+      </w:r>
+      <w:r>
+        <w:rPr>
+          <w:rFonts w:hint="eastAsia"/>
+          <w:lang w:eastAsia="zh-CN"/>
+          <w:woUserID w:val="1"/>
+        </w:rPr>
+        <w:t>物料</w:t>
+      </w:r>
+      <w:r>
+        <w:rPr>
+          <w:woUserID w:val="1"/>
+        </w:rPr>
+        <w:t>管理流程如图4.12所示。</w:t>
       </w:r>
     </w:p>
     <w:p>
@@ -7146,7 +7925,28 @@
           <w:szCs w:val="21"/>
           <w:woUserID w:val="1"/>
         </w:rPr>
-        <w:t>图 4.12 零件管理流程图</w:t>
+        <w:t xml:space="preserve">图 4.12 </w:t>
+      </w:r>
+      <w:r>
+        <w:rPr>
+          <w:rFonts w:hint="eastAsia" w:ascii="宋体" w:hAnsi="宋体"/>
+          <w:bCs/>
+          <w:sz w:val="21"/>
+          <w:szCs w:val="21"/>
+          <w:lang w:eastAsia="zh-CN"/>
+          <w:woUserID w:val="1"/>
+        </w:rPr>
+        <w:t>物料</w:t>
+      </w:r>
+      <w:r>
+        <w:rPr>
+          <w:rFonts w:ascii="宋体" w:hAnsi="宋体"/>
+          <w:bCs/>
+          <w:sz w:val="21"/>
+          <w:szCs w:val="21"/>
+          <w:woUserID w:val="1"/>
+        </w:rPr>
+        <w:t>管理流程图</w:t>
       </w:r>
     </w:p>
     <w:p>
@@ -7172,7 +7972,7 @@
     </w:p>
     <w:p>
       <w:r>
-        <w:t>日志模块用于记录和查询用户的操作行为。系统自动记录每个用户在什么时间对哪些数据进行了添加、禁用、修改操作，管理员可以查询所有操作日志，也可以按条件筛选，并支持导出和打印，方便进行系统审计和安全追溯。完整的日志记录同时也为后续的故障排查提供了线索。</w:t>
+        <w:t>日志模块用于记录和查询用户的操作行为。系统自动记录每个用户在什么时间对哪些数据进行了添加、禁用、修改操作，管理员可以查询所有操作日志，也可以按条件筛选，并支持导出，方便进行系统审计和安全追溯。完整的日志记录同时也为后续的故障排查提供了线索。</w:t>
       </w:r>
     </w:p>
     <w:p>
@@ -7183,7 +7983,6 @@
           <w:lang w:eastAsia="zh"/>
         </w:rPr>
       </w:pPr>
-      <w:bookmarkStart w:id="82" w:name="_GoBack"/>
       <w:r>
         <w:drawing>
           <wp:inline distT="0" distB="0" distL="114300" distR="114300">
@@ -7227,7 +8026,6 @@
           </wp:inline>
         </w:drawing>
       </w:r>
-      <w:bookmarkEnd w:id="82"/>
     </w:p>
     <w:p>
       <w:pPr>
@@ -7336,7 +8134,47 @@
     </w:p>
     <w:p>
       <w:r>
-        <w:t>本系统采用SQL Server数据库存储数据，通过EF Core 7的Code First方式管理表结构。系统共设置了多张数据表：users表存储用户账号、密码及角色信息，密码以 PBKDF2加盐哈希形式保存，并附有人脸特征哈希字段；parts表存储零件信息，包括名称、库存数量及所在仓库；warehouses表存储仓库信息；suppliers表存储厂商信息；inventory_records表记录零件的入库和出库操作，包括操作类型、数量和执行人员，入库记为正数、出库记为负数，是系统最核心的数据表；part_categories表用于对零件进行分类管理；system_logs表记录所有用户操作，便于审计和维护。数据库E-R图如图 4.13所示，数据库连接代码如代码4.5所示。</w:t>
+        <w:t>本系统采用SQL Server数据库存储数据，通过EF Core 7的Code First方式管理表结构。系统共设置了多张数据表：users表存储用户账号、密码及角色信息，密码以 PBKDF2加盐哈希形式保存，并附有人脸特征哈希字段；parts表存储</w:t>
+      </w:r>
+      <w:r>
+        <w:rPr>
+          <w:rFonts w:hint="eastAsia"/>
+          <w:lang w:eastAsia="zh-CN"/>
+        </w:rPr>
+        <w:t>物料</w:t>
+      </w:r>
+      <w:r>
+        <w:t>信息，包括名称、库存数量及所在仓库；warehouses表存储仓库信息；suppliers表存储</w:t>
+      </w:r>
+      <w:r>
+        <w:rPr>
+          <w:rFonts w:hint="eastAsia"/>
+          <w:lang w:eastAsia="zh-CN"/>
+        </w:rPr>
+        <w:t>供应商</w:t>
+      </w:r>
+      <w:r>
+        <w:t>信息；inventory_records表记录</w:t>
+      </w:r>
+      <w:r>
+        <w:rPr>
+          <w:rFonts w:hint="eastAsia"/>
+          <w:lang w:eastAsia="zh-CN"/>
+        </w:rPr>
+        <w:t>物料</w:t>
+      </w:r>
+      <w:r>
+        <w:t>的入库和出库操作，包括操作类型、数量和执行人员，入库记为正数、出库记为负数，是系统最核心的数据表；part_categories表用于对</w:t>
+      </w:r>
+      <w:r>
+        <w:rPr>
+          <w:rFonts w:hint="eastAsia"/>
+          <w:lang w:eastAsia="zh-CN"/>
+        </w:rPr>
+        <w:t>物料</w:t>
+      </w:r>
+      <w:r>
+        <w:t>进行分类管理；system_logs表记录所有用户操作，便于审计和维护。数据库E-R图如图 4.13所示，数据库连接代码如代码4.5所示。</w:t>
       </w:r>
     </w:p>
     <w:p>
@@ -7429,7 +8267,7 @@
         </w:tblCellMar>
       </w:tblPr>
       <w:tblGrid>
-        <w:gridCol w:w="8823"/>
+        <w:gridCol w:w="8608"/>
       </w:tblGrid>
       <w:tr>
         <w:tblPrEx>
@@ -7441,12 +8279,6 @@
             <w:insideH w:val="single" w:color="000000" w:sz="4" w:space="0"/>
             <w:insideV w:val="single" w:color="000000" w:sz="4" w:space="0"/>
           </w:tblBorders>
-          <w:tblCellMar>
-            <w:top w:w="0" w:type="dxa"/>
-            <w:left w:w="108" w:type="dxa"/>
-            <w:bottom w:w="0" w:type="dxa"/>
-            <w:right w:w="108" w:type="dxa"/>
-          </w:tblCellMar>
         </w:tblPrEx>
         <w:trPr>
           <w:jc w:val="center"/>
@@ -7563,11 +8395,11 @@
         </w:tblCellMar>
       </w:tblPr>
       <w:tblGrid>
-        <w:gridCol w:w="1813"/>
-        <w:gridCol w:w="2265"/>
-        <w:gridCol w:w="1725"/>
-        <w:gridCol w:w="1725"/>
-        <w:gridCol w:w="1759"/>
+        <w:gridCol w:w="1780"/>
+        <w:gridCol w:w="2151"/>
+        <w:gridCol w:w="1697"/>
+        <w:gridCol w:w="1697"/>
+        <w:gridCol w:w="1736"/>
       </w:tblGrid>
       <w:tr>
         <w:tblPrEx>
@@ -7942,6 +8774,12 @@
             <w:insideH w:val="single" w:color="000000" w:sz="4" w:space="0"/>
             <w:insideV w:val="single" w:color="000000" w:sz="4" w:space="0"/>
           </w:tblBorders>
+          <w:tblCellMar>
+            <w:top w:w="0" w:type="dxa"/>
+            <w:left w:w="108" w:type="dxa"/>
+            <w:bottom w:w="0" w:type="dxa"/>
+            <w:right w:w="108" w:type="dxa"/>
+          </w:tblCellMar>
         </w:tblPrEx>
         <w:trPr>
           <w:jc w:val="center"/>
@@ -8418,18 +9256,55 @@
       </w:pPr>
       <w:bookmarkStart w:id="50" w:name="_Toc238213960"/>
       <w:r>
-        <w:t>4.4.2 零件管理表</w:t>
+        <w:t xml:space="preserve">4.4.2 </w:t>
+      </w:r>
+      <w:r>
+        <w:rPr>
+          <w:rFonts w:hint="eastAsia"/>
+          <w:lang w:eastAsia="zh-CN"/>
+        </w:rPr>
+        <w:t>物料</w:t>
+      </w:r>
+      <w:r>
+        <w:t>管理表</w:t>
       </w:r>
       <w:bookmarkEnd w:id="50"/>
     </w:p>
     <w:p>
       <w:r>
-        <w:t>零件管理表记录仓库中存放的零件信息，如名称、库存数量、所属仓库及类别。如表4.2所示。</w:t>
-      </w:r>
-    </w:p>
-    <w:p>
-      <w:r>
-        <w:t>表4.2零件管理表</w:t>
+        <w:rPr>
+          <w:rFonts w:hint="eastAsia"/>
+          <w:lang w:eastAsia="zh-CN"/>
+        </w:rPr>
+        <w:t>物料</w:t>
+      </w:r>
+      <w:r>
+        <w:t>管理表记录仓库中存放的</w:t>
+      </w:r>
+      <w:r>
+        <w:rPr>
+          <w:rFonts w:hint="eastAsia"/>
+          <w:lang w:eastAsia="zh-CN"/>
+        </w:rPr>
+        <w:t>物料</w:t>
+      </w:r>
+      <w:r>
+        <w:t>信息，如名称、库存数量、所属仓库及类别。如表4.2所示。</w:t>
+      </w:r>
+    </w:p>
+    <w:p>
+      <w:r>
+        <w:t>表4.2</w:t>
+      </w:r>
+      <w:r>
+        <w:rPr>
+          <w:rFonts w:hint="eastAsia"/>
+          <w:lang w:eastAsia="zh-CN"/>
+        </w:rPr>
+        <w:t>物料</w:t>
+      </w:r>
+      <w:r>
+        <w:t>管理表</w:t>
       </w:r>
     </w:p>
     <w:tbl>
@@ -8454,11 +9329,11 @@
         </w:tblCellMar>
       </w:tblPr>
       <w:tblGrid>
-        <w:gridCol w:w="2138"/>
-        <w:gridCol w:w="2131"/>
-        <w:gridCol w:w="1672"/>
-        <w:gridCol w:w="1673"/>
-        <w:gridCol w:w="1673"/>
+        <w:gridCol w:w="1863"/>
+        <w:gridCol w:w="2046"/>
+        <w:gridCol w:w="1716"/>
+        <w:gridCol w:w="1718"/>
+        <w:gridCol w:w="1718"/>
       </w:tblGrid>
       <w:tr>
         <w:tblPrEx>
@@ -8694,10 +9569,19 @@
             </w:pPr>
             <w:r>
               <w:rPr>
-                <w:sz w:val="21"/>
-                <w:szCs w:val="21"/>
-              </w:rPr>
-              <w:t>零件 ID（主键）</w:t>
+                <w:rFonts w:hint="eastAsia"/>
+                <w:sz w:val="21"/>
+                <w:szCs w:val="21"/>
+                <w:lang w:eastAsia="zh-CN"/>
+              </w:rPr>
+              <w:t>物料</w:t>
+            </w:r>
+            <w:r>
+              <w:rPr>
+                <w:sz w:val="21"/>
+                <w:szCs w:val="21"/>
+              </w:rPr>
+              <w:t xml:space="preserve"> ID（主键）</w:t>
             </w:r>
           </w:p>
         </w:tc>
@@ -8815,125 +9699,19 @@
             </w:pPr>
             <w:r>
               <w:rPr>
-                <w:sz w:val="21"/>
-                <w:szCs w:val="21"/>
-              </w:rPr>
-              <w:t>零件名称</w:t>
-            </w:r>
-          </w:p>
-        </w:tc>
-      </w:tr>
-      <w:tr>
-        <w:tblPrEx>
-          <w:tblBorders>
-            <w:top w:val="single" w:color="000000" w:sz="4" w:space="0"/>
-            <w:left w:val="single" w:color="000000" w:sz="4" w:space="0"/>
-            <w:bottom w:val="single" w:color="000000" w:sz="4" w:space="0"/>
-            <w:right w:val="single" w:color="000000" w:sz="4" w:space="0"/>
-            <w:insideH w:val="single" w:color="000000" w:sz="4" w:space="0"/>
-            <w:insideV w:val="single" w:color="000000" w:sz="4" w:space="0"/>
-          </w:tblBorders>
-        </w:tblPrEx>
-        <w:trPr>
-          <w:jc w:val="center"/>
-        </w:trPr>
-        <w:tc>
-          <w:tcPr>
-            <w:tcW w:w="1863" w:type="dxa"/>
-          </w:tcPr>
-          <w:p>
-            <w:pPr>
-              <w:rPr>
-                <w:sz w:val="21"/>
-                <w:szCs w:val="21"/>
-              </w:rPr>
-            </w:pPr>
-            <w:r>
-              <w:rPr>
-                <w:sz w:val="21"/>
-                <w:szCs w:val="21"/>
-              </w:rPr>
-              <w:t>quantity</w:t>
-            </w:r>
-          </w:p>
-        </w:tc>
-        <w:tc>
-          <w:tcPr>
-            <w:tcW w:w="2046" w:type="dxa"/>
-          </w:tcPr>
-          <w:p>
-            <w:pPr>
-              <w:rPr>
-                <w:sz w:val="21"/>
-                <w:szCs w:val="21"/>
-              </w:rPr>
-            </w:pPr>
-            <w:r>
-              <w:rPr>
-                <w:sz w:val="21"/>
-                <w:szCs w:val="21"/>
-              </w:rPr>
-              <w:t>INT</w:t>
-            </w:r>
-          </w:p>
-        </w:tc>
-        <w:tc>
-          <w:tcPr>
-            <w:tcW w:w="1792" w:type="dxa"/>
-          </w:tcPr>
-          <w:p>
-            <w:pPr>
-              <w:rPr>
-                <w:sz w:val="21"/>
-                <w:szCs w:val="21"/>
-              </w:rPr>
-            </w:pPr>
-            <w:r>
-              <w:rPr>
-                <w:sz w:val="21"/>
-                <w:szCs w:val="21"/>
-              </w:rPr>
-              <w:t>否</w:t>
-            </w:r>
-          </w:p>
-        </w:tc>
-        <w:tc>
-          <w:tcPr>
-            <w:tcW w:w="1793" w:type="dxa"/>
-          </w:tcPr>
-          <w:p>
-            <w:pPr>
-              <w:rPr>
-                <w:sz w:val="21"/>
-                <w:szCs w:val="21"/>
-              </w:rPr>
-            </w:pPr>
-            <w:r>
-              <w:rPr>
-                <w:sz w:val="21"/>
-                <w:szCs w:val="21"/>
-              </w:rPr>
-              <w:t>是</w:t>
-            </w:r>
-          </w:p>
-        </w:tc>
-        <w:tc>
-          <w:tcPr>
-            <w:tcW w:w="1793" w:type="dxa"/>
-          </w:tcPr>
-          <w:p>
-            <w:pPr>
-              <w:rPr>
-                <w:sz w:val="21"/>
-                <w:szCs w:val="21"/>
-              </w:rPr>
-            </w:pPr>
-            <w:r>
-              <w:rPr>
-                <w:sz w:val="21"/>
-                <w:szCs w:val="21"/>
-              </w:rPr>
-              <w:t>库存数量</w:t>
+                <w:rFonts w:hint="eastAsia"/>
+                <w:sz w:val="21"/>
+                <w:szCs w:val="21"/>
+                <w:lang w:eastAsia="zh-CN"/>
+              </w:rPr>
+              <w:t>物料</w:t>
+            </w:r>
+            <w:r>
+              <w:rPr>
+                <w:sz w:val="21"/>
+                <w:szCs w:val="21"/>
+              </w:rPr>
+              <w:t>名称</w:t>
             </w:r>
           </w:p>
         </w:tc>
@@ -8974,7 +9752,7 @@
                 <w:sz w:val="21"/>
                 <w:szCs w:val="21"/>
               </w:rPr>
-              <w:t>warehouse_id</w:t>
+              <w:t>quantity</w:t>
             </w:r>
           </w:p>
         </w:tc>
@@ -9034,7 +9812,7 @@
                 <w:sz w:val="21"/>
                 <w:szCs w:val="21"/>
               </w:rPr>
-              <w:t>否</w:t>
+              <w:t>是</w:t>
             </w:r>
           </w:p>
         </w:tc>
@@ -9054,7 +9832,7 @@
                 <w:sz w:val="21"/>
                 <w:szCs w:val="21"/>
               </w:rPr>
-              <w:t>所在仓库 ID（外键）</w:t>
+              <w:t>库存数量</w:t>
             </w:r>
           </w:p>
         </w:tc>
@@ -9095,7 +9873,7 @@
                 <w:sz w:val="21"/>
                 <w:szCs w:val="21"/>
               </w:rPr>
-              <w:t>category_id</w:t>
+              <w:t>warehouse_id</w:t>
             </w:r>
           </w:p>
         </w:tc>
@@ -9155,7 +9933,7 @@
                 <w:sz w:val="21"/>
                 <w:szCs w:val="21"/>
               </w:rPr>
-              <w:t>是</w:t>
+              <w:t>否</w:t>
             </w:r>
           </w:p>
         </w:tc>
@@ -9175,7 +9953,7 @@
                 <w:sz w:val="21"/>
                 <w:szCs w:val="21"/>
               </w:rPr>
-              <w:t>所属类别 ID（外键）</w:t>
+              <w:t>所在仓库 ID（外键）</w:t>
             </w:r>
           </w:p>
         </w:tc>
@@ -9216,7 +9994,7 @@
                 <w:sz w:val="21"/>
                 <w:szCs w:val="21"/>
               </w:rPr>
-              <w:t>created_at</w:t>
+              <w:t>category_id</w:t>
             </w:r>
           </w:p>
         </w:tc>
@@ -9236,7 +10014,7 @@
                 <w:sz w:val="21"/>
                 <w:szCs w:val="21"/>
               </w:rPr>
-              <w:t>DATETIME</w:t>
+              <w:t>INT</w:t>
             </w:r>
           </w:p>
         </w:tc>
@@ -9296,7 +10074,7 @@
                 <w:sz w:val="21"/>
                 <w:szCs w:val="21"/>
               </w:rPr>
-              <w:t>创建时间</w:t>
+              <w:t>所属类别 ID（外键）</w:t>
             </w:r>
           </w:p>
         </w:tc>
@@ -9311,6 +10089,12 @@
             <w:insideH w:val="single" w:color="000000" w:sz="4" w:space="0"/>
             <w:insideV w:val="single" w:color="000000" w:sz="4" w:space="0"/>
           </w:tblBorders>
+          <w:tblCellMar>
+            <w:top w:w="0" w:type="dxa"/>
+            <w:left w:w="108" w:type="dxa"/>
+            <w:bottom w:w="0" w:type="dxa"/>
+            <w:right w:w="108" w:type="dxa"/>
+          </w:tblCellMar>
         </w:tblPrEx>
         <w:trPr>
           <w:jc w:val="center"/>
@@ -9331,6 +10115,127 @@
                 <w:sz w:val="21"/>
                 <w:szCs w:val="21"/>
               </w:rPr>
+              <w:t>created_at</w:t>
+            </w:r>
+          </w:p>
+        </w:tc>
+        <w:tc>
+          <w:tcPr>
+            <w:tcW w:w="2046" w:type="dxa"/>
+          </w:tcPr>
+          <w:p>
+            <w:pPr>
+              <w:rPr>
+                <w:sz w:val="21"/>
+                <w:szCs w:val="21"/>
+              </w:rPr>
+            </w:pPr>
+            <w:r>
+              <w:rPr>
+                <w:sz w:val="21"/>
+                <w:szCs w:val="21"/>
+              </w:rPr>
+              <w:t>DATETIME</w:t>
+            </w:r>
+          </w:p>
+        </w:tc>
+        <w:tc>
+          <w:tcPr>
+            <w:tcW w:w="1792" w:type="dxa"/>
+          </w:tcPr>
+          <w:p>
+            <w:pPr>
+              <w:rPr>
+                <w:sz w:val="21"/>
+                <w:szCs w:val="21"/>
+              </w:rPr>
+            </w:pPr>
+            <w:r>
+              <w:rPr>
+                <w:sz w:val="21"/>
+                <w:szCs w:val="21"/>
+              </w:rPr>
+              <w:t>否</w:t>
+            </w:r>
+          </w:p>
+        </w:tc>
+        <w:tc>
+          <w:tcPr>
+            <w:tcW w:w="1793" w:type="dxa"/>
+          </w:tcPr>
+          <w:p>
+            <w:pPr>
+              <w:rPr>
+                <w:sz w:val="21"/>
+                <w:szCs w:val="21"/>
+              </w:rPr>
+            </w:pPr>
+            <w:r>
+              <w:rPr>
+                <w:sz w:val="21"/>
+                <w:szCs w:val="21"/>
+              </w:rPr>
+              <w:t>是</w:t>
+            </w:r>
+          </w:p>
+        </w:tc>
+        <w:tc>
+          <w:tcPr>
+            <w:tcW w:w="1793" w:type="dxa"/>
+          </w:tcPr>
+          <w:p>
+            <w:pPr>
+              <w:rPr>
+                <w:sz w:val="21"/>
+                <w:szCs w:val="21"/>
+              </w:rPr>
+            </w:pPr>
+            <w:r>
+              <w:rPr>
+                <w:sz w:val="21"/>
+                <w:szCs w:val="21"/>
+              </w:rPr>
+              <w:t>创建时间</w:t>
+            </w:r>
+          </w:p>
+        </w:tc>
+      </w:tr>
+      <w:tr>
+        <w:tblPrEx>
+          <w:tblBorders>
+            <w:top w:val="single" w:color="000000" w:sz="4" w:space="0"/>
+            <w:left w:val="single" w:color="000000" w:sz="4" w:space="0"/>
+            <w:bottom w:val="single" w:color="000000" w:sz="4" w:space="0"/>
+            <w:right w:val="single" w:color="000000" w:sz="4" w:space="0"/>
+            <w:insideH w:val="single" w:color="000000" w:sz="4" w:space="0"/>
+            <w:insideV w:val="single" w:color="000000" w:sz="4" w:space="0"/>
+          </w:tblBorders>
+          <w:tblCellMar>
+            <w:top w:w="0" w:type="dxa"/>
+            <w:left w:w="108" w:type="dxa"/>
+            <w:bottom w:w="0" w:type="dxa"/>
+            <w:right w:w="108" w:type="dxa"/>
+          </w:tblCellMar>
+        </w:tblPrEx>
+        <w:trPr>
+          <w:jc w:val="center"/>
+        </w:trPr>
+        <w:tc>
+          <w:tcPr>
+            <w:tcW w:w="1863" w:type="dxa"/>
+          </w:tcPr>
+          <w:p>
+            <w:pPr>
+              <w:rPr>
+                <w:sz w:val="21"/>
+                <w:szCs w:val="21"/>
+              </w:rPr>
+            </w:pPr>
+            <w:r>
+              <w:rPr>
+                <w:sz w:val="21"/>
+                <w:szCs w:val="21"/>
+              </w:rPr>
               <w:t>updated_at</w:t>
             </w:r>
           </w:p>
@@ -9430,7 +10335,17 @@
     </w:p>
     <w:p>
       <w:r>
-        <w:t>出入库记录表记录零件的入库和出库流水，是系统最核心的数据表。每条记录标明操作类型（入库或出库）、数量、操作人员和操作时间，入库记为正数、出库记为负数，通过该表能够完整追溯库存的每一次增减。如表4.3所示。</w:t>
+        <w:t>出入库记录表记录</w:t>
+      </w:r>
+      <w:r>
+        <w:rPr>
+          <w:rFonts w:hint="eastAsia"/>
+          <w:lang w:eastAsia="zh-CN"/>
+        </w:rPr>
+        <w:t>物料</w:t>
+      </w:r>
+      <w:r>
+        <w:t>的入库和出库流水，是系统最核心的数据表。每条记录标明操作类型（入库或出库）、数量、操作人员和操作时间，入库记为正数、出库记为负数，通过该表能够完整追溯库存的每一次增减。如表4.3所示。</w:t>
       </w:r>
     </w:p>
     <w:p>
@@ -9463,10 +10378,10 @@
         </w:tblCellMar>
       </w:tblPr>
       <w:tblGrid>
-        <w:gridCol w:w="1947"/>
-        <w:gridCol w:w="2131"/>
-        <w:gridCol w:w="1736"/>
-        <w:gridCol w:w="1736"/>
+        <w:gridCol w:w="1804"/>
+        <w:gridCol w:w="2046"/>
+        <w:gridCol w:w="1737"/>
+        <w:gridCol w:w="1737"/>
         <w:gridCol w:w="1737"/>
       </w:tblGrid>
       <w:tr>
@@ -9824,24 +10739,31 @@
             </w:pPr>
             <w:r>
               <w:rPr>
-                <w:sz w:val="21"/>
-                <w:szCs w:val="21"/>
-              </w:rPr>
-              <w:t>零件 ID（外键）</w:t>
+                <w:rFonts w:hint="eastAsia"/>
+                <w:sz w:val="21"/>
+                <w:szCs w:val="21"/>
+                <w:lang w:eastAsia="zh-CN"/>
+              </w:rPr>
+              <w:t>物料</w:t>
+            </w:r>
+            <w:r>
+              <w:rPr>
+                <w:sz w:val="21"/>
+                <w:szCs w:val="21"/>
+              </w:rPr>
+              <w:t xml:space="preserve"> ID（外键）</w:t>
             </w:r>
           </w:p>
         </w:tc>
       </w:tr>
       <w:tr>
         <w:tblPrEx>
-          <w:tblBorders>
-            <w:top w:val="single" w:color="000000" w:sz="4" w:space="0"/>
-            <w:left w:val="single" w:color="000000" w:sz="4" w:space="0"/>
-            <w:bottom w:val="single" w:color="000000" w:sz="4" w:space="0"/>
-            <w:right w:val="single" w:color="000000" w:sz="4" w:space="0"/>
-            <w:insideH w:val="single" w:color="000000" w:sz="4" w:space="0"/>
-            <w:insideV w:val="single" w:color="000000" w:sz="4" w:space="0"/>
-          </w:tblBorders>
+          <w:tblCellMar>
+            <w:top w:w="0" w:type="dxa"/>
+            <w:left w:w="108" w:type="dxa"/>
+            <w:bottom w:w="0" w:type="dxa"/>
+            <w:right w:w="108" w:type="dxa"/>
+          </w:tblCellMar>
         </w:tblPrEx>
         <w:trPr>
           <w:jc w:val="center"/>
@@ -10354,11 +11276,11 @@
         </w:tblCellMar>
       </w:tblPr>
       <w:tblGrid>
-        <w:gridCol w:w="2542"/>
-        <w:gridCol w:w="2265"/>
-        <w:gridCol w:w="1493"/>
-        <w:gridCol w:w="1493"/>
-        <w:gridCol w:w="1494"/>
+        <w:gridCol w:w="2154"/>
+        <w:gridCol w:w="2151"/>
+        <w:gridCol w:w="1585"/>
+        <w:gridCol w:w="1585"/>
+        <w:gridCol w:w="1586"/>
       </w:tblGrid>
       <w:tr>
         <w:tblPrEx>
@@ -10733,6 +11655,12 @@
             <w:insideH w:val="single" w:color="000000" w:sz="4" w:space="0"/>
             <w:insideV w:val="single" w:color="000000" w:sz="4" w:space="0"/>
           </w:tblBorders>
+          <w:tblCellMar>
+            <w:top w:w="0" w:type="dxa"/>
+            <w:left w:w="108" w:type="dxa"/>
+            <w:bottom w:w="0" w:type="dxa"/>
+            <w:right w:w="108" w:type="dxa"/>
+          </w:tblCellMar>
         </w:tblPrEx>
         <w:trPr>
           <w:jc w:val="center"/>
@@ -11088,18 +12016,45 @@
       </w:pPr>
       <w:bookmarkStart w:id="53" w:name="_Toc238213963"/>
       <w:r>
-        <w:t>4.4.5 厂商管理表</w:t>
+        <w:t xml:space="preserve">4.4.5 </w:t>
+      </w:r>
+      <w:r>
+        <w:rPr>
+          <w:rFonts w:hint="eastAsia"/>
+          <w:lang w:eastAsia="zh-CN"/>
+        </w:rPr>
+        <w:t>供应商</w:t>
+      </w:r>
+      <w:r>
+        <w:t>管理表</w:t>
       </w:r>
       <w:bookmarkEnd w:id="53"/>
     </w:p>
     <w:p>
       <w:r>
-        <w:t>厂商管理表存储供应商的基本信息，包括名称、联系人、电话和地址等。如表4.5 所示。</w:t>
-      </w:r>
-    </w:p>
-    <w:p>
-      <w:r>
-        <w:t>表4.5厂商管理表</w:t>
+        <w:rPr>
+          <w:rFonts w:hint="eastAsia"/>
+          <w:lang w:eastAsia="zh-CN"/>
+        </w:rPr>
+        <w:t>供应商</w:t>
+      </w:r>
+      <w:r>
+        <w:t>管理表存储供应商的基本信息，包括名称、联系人、电话和地址等。如表4.5 所示。</w:t>
+      </w:r>
+    </w:p>
+    <w:p>
+      <w:r>
+        <w:t>表4.5</w:t>
+      </w:r>
+      <w:r>
+        <w:rPr>
+          <w:rFonts w:hint="eastAsia"/>
+          <w:lang w:eastAsia="zh-CN"/>
+        </w:rPr>
+        <w:t>供应商</w:t>
+      </w:r>
+      <w:r>
+        <w:t>管理表</w:t>
       </w:r>
     </w:p>
     <w:tbl>
@@ -11124,11 +12079,11 @@
         </w:tblCellMar>
       </w:tblPr>
       <w:tblGrid>
-        <w:gridCol w:w="2307"/>
-        <w:gridCol w:w="2265"/>
-        <w:gridCol w:w="1571"/>
-        <w:gridCol w:w="1572"/>
-        <w:gridCol w:w="1572"/>
+        <w:gridCol w:w="1968"/>
+        <w:gridCol w:w="2151"/>
+        <w:gridCol w:w="1647"/>
+        <w:gridCol w:w="1647"/>
+        <w:gridCol w:w="1648"/>
       </w:tblGrid>
       <w:tr>
         <w:tblPrEx>
@@ -11503,6 +12458,12 @@
             <w:insideH w:val="single" w:color="000000" w:sz="4" w:space="0"/>
             <w:insideV w:val="single" w:color="000000" w:sz="4" w:space="0"/>
           </w:tblBorders>
+          <w:tblCellMar>
+            <w:top w:w="0" w:type="dxa"/>
+            <w:left w:w="108" w:type="dxa"/>
+            <w:bottom w:w="0" w:type="dxa"/>
+            <w:right w:w="108" w:type="dxa"/>
+          </w:tblCellMar>
         </w:tblPrEx>
         <w:trPr>
           <w:jc w:val="center"/>
@@ -12015,11 +12976,11 @@
         </w:tblCellMar>
       </w:tblPr>
       <w:tblGrid>
-        <w:gridCol w:w="1796"/>
-        <w:gridCol w:w="2265"/>
-        <w:gridCol w:w="1742"/>
-        <w:gridCol w:w="1742"/>
-        <w:gridCol w:w="1742"/>
+        <w:gridCol w:w="1773"/>
+        <w:gridCol w:w="2151"/>
+        <w:gridCol w:w="1712"/>
+        <w:gridCol w:w="1712"/>
+        <w:gridCol w:w="1713"/>
       </w:tblGrid>
       <w:tr>
         <w:tblPrEx>
@@ -12394,6 +13355,12 @@
             <w:insideH w:val="single" w:color="000000" w:sz="4" w:space="0"/>
             <w:insideV w:val="single" w:color="000000" w:sz="4" w:space="0"/>
           </w:tblBorders>
+          <w:tblCellMar>
+            <w:top w:w="0" w:type="dxa"/>
+            <w:left w:w="108" w:type="dxa"/>
+            <w:bottom w:w="0" w:type="dxa"/>
+            <w:right w:w="108" w:type="dxa"/>
+          </w:tblCellMar>
         </w:tblPrEx>
         <w:trPr>
           <w:jc w:val="center"/>
@@ -12634,7 +13601,27 @@
     </w:p>
     <w:p>
       <w:r>
-        <w:t>本章完成了系统的总体设计。架构层面，确定采用前后端分离的B/S模式，把前端、后端、数据库拆成三个层次，并明确了JWT认证、人脸识别和AI对话框架在架构中的位置。功能层面，按仓库管理员和系统管理员两类角色梳理了功能模块，在此基础上对登录、人员管理、商品入库与出库、零件管理、仓库管理、厂商管理、日志等模块逐个设计了业务流程，并单独设计了AI智能助手模块及其工具调用流程。数据库部分给出了E-R图以及主要数据表的结构。这些设计为下一章的系统实现提供了依据。</w:t>
+        <w:t>本章完成了系统的总体设计。架构层面，确定采用前后端分离的B/S模式，把前端、后端、数据库拆成三个层次，并明确了JWT认证、人脸识别和AI对话框架在架构中的位置。功能层面，按仓库管理员和系统管理员两类角色梳理了功能模块，在此基础上对登录、人员管理、商品入库与出库、</w:t>
+      </w:r>
+      <w:r>
+        <w:rPr>
+          <w:rFonts w:hint="eastAsia"/>
+          <w:lang w:eastAsia="zh-CN"/>
+        </w:rPr>
+        <w:t>物料</w:t>
+      </w:r>
+      <w:r>
+        <w:t>管理、仓库管理、</w:t>
+      </w:r>
+      <w:r>
+        <w:rPr>
+          <w:rFonts w:hint="eastAsia"/>
+          <w:lang w:eastAsia="zh-CN"/>
+        </w:rPr>
+        <w:t>供应商</w:t>
+      </w:r>
+      <w:r>
+        <w:t>管理、日志等模块逐个设计了业务流程，并单独设计了AI智能助手模块及其工具调用流程。数据库部分给出了E-R图以及主要数据表的结构。这些设计为下一章的系统实现提供了依据。</w:t>
       </w:r>
       <w:bookmarkStart w:id="56" w:name="_Toc238213966"/>
     </w:p>
@@ -12653,7 +13640,27 @@
     </w:p>
     <w:p>
       <w:r>
-        <w:t>本章在系统设计的基础上，介绍各功能模块的具体实现过程，包括用户登录、人员管理、入库管理、出库管理、零件管理、仓库管理、厂商管理、日志管理以及AI智能助手等模块。每个模块先说明其功能，再给出核心代码和运行界面。</w:t>
+        <w:t>本章在系统设计的基础上，介绍各功能模块的具体实现过程，包括用户登录、人员管理、入库管理、出库管理、</w:t>
+      </w:r>
+      <w:r>
+        <w:rPr>
+          <w:rFonts w:hint="eastAsia"/>
+          <w:lang w:eastAsia="zh-CN"/>
+        </w:rPr>
+        <w:t>物料</w:t>
+      </w:r>
+      <w:r>
+        <w:t>管理、仓库管理、</w:t>
+      </w:r>
+      <w:r>
+        <w:rPr>
+          <w:rFonts w:hint="eastAsia"/>
+          <w:lang w:eastAsia="zh-CN"/>
+        </w:rPr>
+        <w:t>供应商</w:t>
+      </w:r>
+      <w:r>
+        <w:t>管理、日志管理以及AI智能助手等模块。每个模块先说明其功能，再给出核心代码和运行界面。</w:t>
       </w:r>
     </w:p>
     <w:p>
@@ -12697,7 +13704,7 @@
         </w:tblCellMar>
       </w:tblPr>
       <w:tblGrid>
-        <w:gridCol w:w="8823"/>
+        <w:gridCol w:w="8608"/>
       </w:tblGrid>
       <w:tr>
         <w:tblPrEx>
@@ -12889,7 +13896,7 @@
         </w:tblCellMar>
       </w:tblPr>
       <w:tblGrid>
-        <w:gridCol w:w="8823"/>
+        <w:gridCol w:w="8608"/>
       </w:tblGrid>
       <w:tr>
         <w:tblPrEx>
@@ -13017,7 +14024,37 @@
     </w:p>
     <w:p>
       <w:r>
-        <w:t>入库管理模块负责把新到货的零件登记进仓库。仓库管理员在界面中录入零件编号、名称和入库数量，系统校验数据后在数据库事务中写入一条入库记录，并把零件库存数量相应增加。为防范并发超卖，入库过程采用UPDLOCK行级锁加事务保证数据一致性，入库流水统一记为正数，操作人员和时间一并记录，便于后续追溯。入库核心代码如代码5.3所示，入库界面如图5.4所示。</w:t>
+        <w:t>入库管理模块负责把新到货的</w:t>
+      </w:r>
+      <w:r>
+        <w:rPr>
+          <w:rFonts w:hint="eastAsia"/>
+          <w:lang w:eastAsia="zh-CN"/>
+        </w:rPr>
+        <w:t>物料</w:t>
+      </w:r>
+      <w:r>
+        <w:t>登记进仓库。仓库管理员在界面中录入</w:t>
+      </w:r>
+      <w:r>
+        <w:rPr>
+          <w:rFonts w:hint="eastAsia"/>
+          <w:lang w:eastAsia="zh-CN"/>
+        </w:rPr>
+        <w:t>物料</w:t>
+      </w:r>
+      <w:r>
+        <w:t>编号、名称和入库数量，系统校验数据后在数据库事务中写入一条入库记录，并把</w:t>
+      </w:r>
+      <w:r>
+        <w:rPr>
+          <w:rFonts w:hint="eastAsia"/>
+          <w:lang w:eastAsia="zh-CN"/>
+        </w:rPr>
+        <w:t>物料</w:t>
+      </w:r>
+      <w:r>
+        <w:t>库存数量相应增加。为防范并发超卖，入库过程采用UPDLOCK行级锁加事务保证数据一致性，入库流水统一记为正数，操作人员和时间一并记录，便于后续追溯。入库核心代码如代码5.3所示，入库界面如图5.4所示。</w:t>
       </w:r>
     </w:p>
     <w:tbl>
@@ -13042,7 +14079,7 @@
         </w:tblCellMar>
       </w:tblPr>
       <w:tblGrid>
-        <w:gridCol w:w="8823"/>
+        <w:gridCol w:w="8608"/>
       </w:tblGrid>
       <w:tr>
         <w:tblPrEx>
@@ -13170,7 +14207,27 @@
     </w:p>
     <w:p>
       <w:r>
-        <w:t>出库管理模块负责零件离开仓库。仓库管理员录入零件编号和出库数量，系统先检查库存是否充足，充足则在事务中写入出库记录并将库存相应减少，出库流水统一记为负数；库存不足时给出友好提示，避免超卖。出库过程同样采用行级锁和事务保证并发安全，每次出库都会回补流水记录。出库核心代码如代码5.4所示，出库界面如图5.5 所示。</w:t>
+        <w:t>出库管理模块负责</w:t>
+      </w:r>
+      <w:r>
+        <w:rPr>
+          <w:rFonts w:hint="eastAsia"/>
+          <w:lang w:eastAsia="zh-CN"/>
+        </w:rPr>
+        <w:t>物料</w:t>
+      </w:r>
+      <w:r>
+        <w:t>离开仓库。仓库管理员录入</w:t>
+      </w:r>
+      <w:r>
+        <w:rPr>
+          <w:rFonts w:hint="eastAsia"/>
+          <w:lang w:eastAsia="zh-CN"/>
+        </w:rPr>
+        <w:t>物料</w:t>
+      </w:r>
+      <w:r>
+        <w:t>编号和出库数量，系统先检查库存是否充足，充足则在事务中写入出库记录并将库存相应减少，出库流水统一记为负数；库存不足时给出友好提示，避免超卖。出库过程同样采用行级锁和事务保证并发安全，每次出库都会回补流水记录。出库核心代码如代码5.4所示，出库界面如图5.5 所示。</w:t>
       </w:r>
     </w:p>
     <w:tbl>
@@ -13195,7 +14252,7 @@
         </w:tblCellMar>
       </w:tblPr>
       <w:tblGrid>
-        <w:gridCol w:w="8823"/>
+        <w:gridCol w:w="8608"/>
       </w:tblGrid>
       <w:tr>
         <w:tblPrEx>
@@ -13317,13 +14374,104 @@
         <w:rPr>
           <w:color w:val="000000"/>
         </w:rPr>
-        <w:t>5.5 零件管理模块实现</w:t>
+        <w:t xml:space="preserve">5.5 </w:t>
+      </w:r>
+      <w:r>
+        <w:rPr>
+          <w:rFonts w:hint="eastAsia"/>
+          <w:color w:val="000000"/>
+          <w:lang w:eastAsia="zh-CN"/>
+        </w:rPr>
+        <w:t>物料</w:t>
+      </w:r>
+      <w:r>
+        <w:rPr>
+          <w:color w:val="000000"/>
+        </w:rPr>
+        <w:t>管理模块实现</w:t>
       </w:r>
       <w:bookmarkEnd w:id="61"/>
     </w:p>
     <w:p>
       <w:r>
-        <w:t>零件管理模块用于仓库管理员和管理员对仓库内的零件进行管理。用户可以查询所有零件信息，系统显示零件编号、名称、库存数量和所在仓库等详细信息。该界面支持添加、禁用、修改零件信息，方便用户根据库存变化灵活调整零件数据。零件管理核心代码如代码5.5所示，零件管理界面如图5.6所示。</w:t>
+        <w:rPr>
+          <w:rFonts w:hint="eastAsia"/>
+          <w:lang w:eastAsia="zh-CN"/>
+        </w:rPr>
+        <w:t>物料</w:t>
+      </w:r>
+      <w:r>
+        <w:t>管理模块用于仓库管理员和管理员对仓库内的</w:t>
+      </w:r>
+      <w:r>
+        <w:rPr>
+          <w:rFonts w:hint="eastAsia"/>
+          <w:lang w:eastAsia="zh-CN"/>
+        </w:rPr>
+        <w:t>物料</w:t>
+      </w:r>
+      <w:r>
+        <w:t>进行管理。用户可以查询所有</w:t>
+      </w:r>
+      <w:r>
+        <w:rPr>
+          <w:rFonts w:hint="eastAsia"/>
+          <w:lang w:eastAsia="zh-CN"/>
+        </w:rPr>
+        <w:t>物料</w:t>
+      </w:r>
+      <w:r>
+        <w:t>信息，系统显示</w:t>
+      </w:r>
+      <w:r>
+        <w:rPr>
+          <w:rFonts w:hint="eastAsia"/>
+          <w:lang w:eastAsia="zh-CN"/>
+        </w:rPr>
+        <w:t>物料</w:t>
+      </w:r>
+      <w:r>
+        <w:t>编号、名称、库存数量和所在仓库等详细信息。该界面支持添加、禁用、修改</w:t>
+      </w:r>
+      <w:r>
+        <w:rPr>
+          <w:rFonts w:hint="eastAsia"/>
+          <w:lang w:eastAsia="zh-CN"/>
+        </w:rPr>
+        <w:t>物料</w:t>
+      </w:r>
+      <w:r>
+        <w:t>信息，方便用户根据库存变化灵活调整</w:t>
+      </w:r>
+      <w:r>
+        <w:rPr>
+          <w:rFonts w:hint="eastAsia"/>
+          <w:lang w:eastAsia="zh-CN"/>
+        </w:rPr>
+        <w:t>物料</w:t>
+      </w:r>
+      <w:r>
+        <w:t>数据。</w:t>
+      </w:r>
+      <w:r>
+        <w:rPr>
+          <w:rFonts w:hint="eastAsia"/>
+          <w:lang w:eastAsia="zh-CN"/>
+        </w:rPr>
+        <w:t>物料</w:t>
+      </w:r>
+      <w:r>
+        <w:t>管理核心代码如代码5.5所示，</w:t>
+      </w:r>
+      <w:r>
+        <w:rPr>
+          <w:rFonts w:hint="eastAsia"/>
+          <w:lang w:eastAsia="zh-CN"/>
+        </w:rPr>
+        <w:t>物料</w:t>
+      </w:r>
+      <w:r>
+        <w:t>管理界面如图5.6所示。</w:t>
       </w:r>
     </w:p>
     <w:tbl>
@@ -13348,7 +14496,7 @@
         </w:tblCellMar>
       </w:tblPr>
       <w:tblGrid>
-        <w:gridCol w:w="8823"/>
+        <w:gridCol w:w="8608"/>
       </w:tblGrid>
       <w:tr>
         <w:tblPrEx>
@@ -13428,38 +14576,74 @@
           <w:sz w:val="21"/>
           <w:szCs w:val="21"/>
         </w:rPr>
-        <w:t>代码 5.5 零件管理核心代码</w:t>
-      </w:r>
-    </w:p>
-    <w:p>
-      <w:pPr>
-        <w:rPr>
+        <w:t xml:space="preserve">代码 5.5 </w:t>
+      </w:r>
+      <w:r>
+        <w:rPr>
+          <w:rFonts w:hint="eastAsia"/>
           <w:bCs/>
           <w:sz w:val="21"/>
           <w:szCs w:val="21"/>
-        </w:rPr>
-      </w:pPr>
-      <w:r>
-        <w:t>（此处粘贴代码）</w:t>
-      </w:r>
-    </w:p>
-    <w:p>
-      <w:pPr>
-        <w:ind w:firstLine="420"/>
-        <w:jc w:val="center"/>
+          <w:lang w:eastAsia="zh-CN"/>
+        </w:rPr>
+        <w:t>物料</w:t>
+      </w:r>
+      <w:r>
         <w:rPr>
           <w:bCs/>
           <w:sz w:val="21"/>
           <w:szCs w:val="21"/>
         </w:rPr>
-      </w:pPr>
-      <w:r>
+        <w:t>管理核心代码</w:t>
+      </w:r>
+    </w:p>
+    <w:p>
+      <w:pPr>
         <w:rPr>
           <w:bCs/>
           <w:sz w:val="21"/>
           <w:szCs w:val="21"/>
         </w:rPr>
-        <w:t>图 5.6 零件管理界面</w:t>
+      </w:pPr>
+      <w:r>
+        <w:t>（此处粘贴代码）</w:t>
+      </w:r>
+    </w:p>
+    <w:p>
+      <w:pPr>
+        <w:ind w:firstLine="420"/>
+        <w:jc w:val="center"/>
+        <w:rPr>
+          <w:bCs/>
+          <w:sz w:val="21"/>
+          <w:szCs w:val="21"/>
+        </w:rPr>
+      </w:pPr>
+      <w:r>
+        <w:rPr>
+          <w:bCs/>
+          <w:sz w:val="21"/>
+          <w:szCs w:val="21"/>
+        </w:rPr>
+        <w:t xml:space="preserve">图 5.6 </w:t>
+      </w:r>
+      <w:r>
+        <w:rPr>
+          <w:rFonts w:hint="eastAsia"/>
+          <w:bCs/>
+          <w:sz w:val="21"/>
+          <w:szCs w:val="21"/>
+          <w:lang w:eastAsia="zh-CN"/>
+        </w:rPr>
+        <w:t>物料</w:t>
+      </w:r>
+      <w:r>
+        <w:rPr>
+          <w:bCs/>
+          <w:sz w:val="21"/>
+          <w:szCs w:val="21"/>
+        </w:rPr>
+        <w:t>管理界面</w:t>
       </w:r>
     </w:p>
     <w:p>
@@ -13515,7 +14699,7 @@
         </w:tblCellMar>
       </w:tblPr>
       <w:tblGrid>
-        <w:gridCol w:w="8823"/>
+        <w:gridCol w:w="8608"/>
       </w:tblGrid>
       <w:tr>
         <w:tblPrEx>
@@ -13637,13 +14821,94 @@
         <w:rPr>
           <w:color w:val="000000"/>
         </w:rPr>
-        <w:t>5.7 厂商管理模块实现</w:t>
+        <w:t xml:space="preserve">5.7 </w:t>
+      </w:r>
+      <w:r>
+        <w:rPr>
+          <w:rFonts w:hint="eastAsia"/>
+          <w:color w:val="000000"/>
+          <w:lang w:eastAsia="zh-CN"/>
+        </w:rPr>
+        <w:t>供应商</w:t>
+      </w:r>
+      <w:r>
+        <w:rPr>
+          <w:color w:val="000000"/>
+        </w:rPr>
+        <w:t>管理模块实现</w:t>
       </w:r>
       <w:bookmarkEnd w:id="63"/>
     </w:p>
     <w:p>
       <w:r>
-        <w:t>厂商管理模块是仓库管理系统中的一个重要功能模块。通过该模块用户能够方便地查看、管理厂商信息，包括厂商的编号、名称、联系人、电话和地址等；系统还提供厂商信息的添加、禁用和修改功能，确保厂商信息的准确性和及时更新。厂商管理核心代码如代码5.7所示，厂商管理界面如图5.8所示。</w:t>
+        <w:rPr>
+          <w:rFonts w:hint="eastAsia"/>
+          <w:lang w:eastAsia="zh-CN"/>
+        </w:rPr>
+        <w:t>供应商</w:t>
+      </w:r>
+      <w:r>
+        <w:t>管理模块是仓库管理系统中的一个重要功能模块。通过该模块用户能够方便地查看、管理</w:t>
+      </w:r>
+      <w:r>
+        <w:rPr>
+          <w:rFonts w:hint="eastAsia"/>
+          <w:lang w:eastAsia="zh-CN"/>
+        </w:rPr>
+        <w:t>供应商</w:t>
+      </w:r>
+      <w:r>
+        <w:t>信息，包括</w:t>
+      </w:r>
+      <w:r>
+        <w:rPr>
+          <w:rFonts w:hint="eastAsia"/>
+          <w:lang w:eastAsia="zh-CN"/>
+        </w:rPr>
+        <w:t>供应商</w:t>
+      </w:r>
+      <w:r>
+        <w:t>的编号、名称、联系人、电话和地址等；系统还提供</w:t>
+      </w:r>
+      <w:r>
+        <w:rPr>
+          <w:rFonts w:hint="eastAsia"/>
+          <w:lang w:eastAsia="zh-CN"/>
+        </w:rPr>
+        <w:t>供应商</w:t>
+      </w:r>
+      <w:r>
+        <w:t>信息的添加、禁用和修改功能，确保</w:t>
+      </w:r>
+      <w:r>
+        <w:rPr>
+          <w:rFonts w:hint="eastAsia"/>
+          <w:lang w:eastAsia="zh-CN"/>
+        </w:rPr>
+        <w:t>供应商</w:t>
+      </w:r>
+      <w:r>
+        <w:t>信息的准确性和及时更新。</w:t>
+      </w:r>
+      <w:r>
+        <w:rPr>
+          <w:rFonts w:hint="eastAsia"/>
+          <w:lang w:eastAsia="zh-CN"/>
+        </w:rPr>
+        <w:t>供应商</w:t>
+      </w:r>
+      <w:r>
+        <w:t>管理核心代码如代码5.7所示，</w:t>
+      </w:r>
+      <w:r>
+        <w:rPr>
+          <w:rFonts w:hint="eastAsia"/>
+          <w:lang w:eastAsia="zh-CN"/>
+        </w:rPr>
+        <w:t>供应商</w:t>
+      </w:r>
+      <w:r>
+        <w:t>管理界面如图5.8所示。</w:t>
       </w:r>
     </w:p>
     <w:tbl>
@@ -13668,7 +14933,7 @@
         </w:tblCellMar>
       </w:tblPr>
       <w:tblGrid>
-        <w:gridCol w:w="8823"/>
+        <w:gridCol w:w="8608"/>
       </w:tblGrid>
       <w:tr>
         <w:tblPrEx>
@@ -13749,31 +15014,67 @@
           <w:sz w:val="21"/>
           <w:szCs w:val="21"/>
         </w:rPr>
-        <w:t>代码 5.7 厂商管理核心代码</w:t>
-      </w:r>
-    </w:p>
-    <w:p>
-      <w:r>
-        <w:t>（此处粘贴代码）</w:t>
-      </w:r>
-    </w:p>
-    <w:p>
-      <w:pPr>
-        <w:ind w:firstLine="420"/>
-        <w:jc w:val="center"/>
-        <w:rPr>
+        <w:t xml:space="preserve">代码 5.7 </w:t>
+      </w:r>
+      <w:r>
+        <w:rPr>
+          <w:rFonts w:hint="eastAsia"/>
           <w:bCs/>
           <w:sz w:val="21"/>
           <w:szCs w:val="21"/>
-        </w:rPr>
-      </w:pPr>
+          <w:lang w:eastAsia="zh-CN"/>
+        </w:rPr>
+        <w:t>供应商</w:t>
+      </w:r>
       <w:r>
         <w:rPr>
           <w:bCs/>
           <w:sz w:val="21"/>
           <w:szCs w:val="21"/>
         </w:rPr>
-        <w:t>图 5.8 厂商管理界面</w:t>
+        <w:t>管理核心代码</w:t>
+      </w:r>
+    </w:p>
+    <w:p>
+      <w:r>
+        <w:t>（此处粘贴代码）</w:t>
+      </w:r>
+    </w:p>
+    <w:p>
+      <w:pPr>
+        <w:ind w:firstLine="420"/>
+        <w:jc w:val="center"/>
+        <w:rPr>
+          <w:bCs/>
+          <w:sz w:val="21"/>
+          <w:szCs w:val="21"/>
+        </w:rPr>
+      </w:pPr>
+      <w:r>
+        <w:rPr>
+          <w:bCs/>
+          <w:sz w:val="21"/>
+          <w:szCs w:val="21"/>
+        </w:rPr>
+        <w:t xml:space="preserve">图 5.8 </w:t>
+      </w:r>
+      <w:r>
+        <w:rPr>
+          <w:rFonts w:hint="eastAsia"/>
+          <w:bCs/>
+          <w:sz w:val="21"/>
+          <w:szCs w:val="21"/>
+          <w:lang w:eastAsia="zh-CN"/>
+        </w:rPr>
+        <w:t>供应商</w:t>
+      </w:r>
+      <w:r>
+        <w:rPr>
+          <w:bCs/>
+          <w:sz w:val="21"/>
+          <w:szCs w:val="21"/>
+        </w:rPr>
+        <w:t>管理界面</w:t>
       </w:r>
     </w:p>
     <w:p>
@@ -13822,7 +15123,7 @@
         </w:tblCellMar>
       </w:tblPr>
       <w:tblGrid>
-        <w:gridCol w:w="8823"/>
+        <w:gridCol w:w="8608"/>
       </w:tblGrid>
       <w:tr>
         <w:tblPrEx>
@@ -13975,7 +15276,7 @@
         </w:tblCellMar>
       </w:tblPr>
       <w:tblGrid>
-        <w:gridCol w:w="8823"/>
+        <w:gridCol w:w="8608"/>
       </w:tblGrid>
       <w:tr>
         <w:tblPrEx>
@@ -14103,7 +15404,57 @@
     </w:p>
     <w:p>
       <w:r>
-        <w:t>本章介绍了仓库管理系统各核心功能模块的实现，包括用户登录、人员管理、入库管理、出库管理、零件管理、仓库管理、厂商管理、日志管理和AI智能助手等模块。登录模块提供了安全的身份验证功能；人员管理模块允许管理员管理普通用户信息和权限；入库、出库模块实现了零件的入库和出库操作，是系统的核心；零件、仓库、厂商管理模块实现了对相应信息的查询、添加、禁用和修改；日志管理模块记录了用户的操作历史；AI智能助手则为系统赋予了智能化的交互能力。通过这些功能模块的实现，系统能够高效地管理仓库、人员及操作记录，确保数据的准确性与操作的安全性。</w:t>
+        <w:t>本章介绍了仓库管理系统各核心功能模块的实现，包括用户登录、人员管理、入库管理、出库管理、</w:t>
+      </w:r>
+      <w:r>
+        <w:rPr>
+          <w:rFonts w:hint="eastAsia"/>
+          <w:lang w:eastAsia="zh-CN"/>
+        </w:rPr>
+        <w:t>物料</w:t>
+      </w:r>
+      <w:r>
+        <w:t>管理、仓库管理、</w:t>
+      </w:r>
+      <w:r>
+        <w:rPr>
+          <w:rFonts w:hint="eastAsia"/>
+          <w:lang w:eastAsia="zh-CN"/>
+        </w:rPr>
+        <w:t>供应商</w:t>
+      </w:r>
+      <w:r>
+        <w:t>管理、日志管理和AI智能助手等模块。登录模块提供了安全的身份验证功能；人员管理模块允许管理员管理普通用户信息和权限；入库、出库模块实现了</w:t>
+      </w:r>
+      <w:r>
+        <w:rPr>
+          <w:rFonts w:hint="eastAsia"/>
+          <w:lang w:eastAsia="zh-CN"/>
+        </w:rPr>
+        <w:t>物料</w:t>
+      </w:r>
+      <w:r>
+        <w:t>的入库和出库操作，是系统的核心；</w:t>
+      </w:r>
+      <w:r>
+        <w:rPr>
+          <w:rFonts w:hint="eastAsia"/>
+          <w:lang w:eastAsia="zh-CN"/>
+        </w:rPr>
+        <w:t>物料</w:t>
+      </w:r>
+      <w:r>
+        <w:t>、仓库、</w:t>
+      </w:r>
+      <w:r>
+        <w:rPr>
+          <w:rFonts w:hint="eastAsia"/>
+          <w:lang w:eastAsia="zh-CN"/>
+        </w:rPr>
+        <w:t>供应商</w:t>
+      </w:r>
+      <w:r>
+        <w:t>管理模块实现了对相应信息的查询、添加、禁用和修改；日志管理模块记录了用户的操作历史；AI智能助手则为系统赋予了智能化的交互能力。通过这些功能模块的实现，系统能够高效地管理仓库、人员及操作记录，确保数据的准确性与操作的安全性。</w:t>
       </w:r>
     </w:p>
     <w:p/>
@@ -14230,11 +15581,11 @@
         </w:tblCellMar>
       </w:tblPr>
       <w:tblGrid>
-        <w:gridCol w:w="1814"/>
-        <w:gridCol w:w="1814"/>
-        <w:gridCol w:w="1814"/>
-        <w:gridCol w:w="1814"/>
-        <w:gridCol w:w="1814"/>
+        <w:gridCol w:w="1812"/>
+        <w:gridCol w:w="1812"/>
+        <w:gridCol w:w="1813"/>
+        <w:gridCol w:w="1812"/>
+        <w:gridCol w:w="1812"/>
       </w:tblGrid>
       <w:tr>
         <w:tblPrEx>
@@ -14619,6 +15970,12 @@
             <w:insideH w:val="single" w:color="000000" w:sz="4" w:space="0"/>
             <w:insideV w:val="single" w:color="000000" w:sz="4" w:space="0"/>
           </w:tblBorders>
+          <w:tblCellMar>
+            <w:top w:w="0" w:type="dxa"/>
+            <w:left w:w="108" w:type="dxa"/>
+            <w:bottom w:w="0" w:type="dxa"/>
+            <w:right w:w="108" w:type="dxa"/>
+          </w:tblCellMar>
         </w:tblPrEx>
         <w:trPr>
           <w:jc w:val="center"/>
@@ -15097,6 +16454,12 @@
             <w:insideH w:val="single" w:color="000000" w:sz="4" w:space="0"/>
             <w:insideV w:val="single" w:color="000000" w:sz="4" w:space="0"/>
           </w:tblBorders>
+          <w:tblCellMar>
+            <w:top w:w="0" w:type="dxa"/>
+            <w:left w:w="108" w:type="dxa"/>
+            <w:bottom w:w="0" w:type="dxa"/>
+            <w:right w:w="108" w:type="dxa"/>
+          </w:tblCellMar>
         </w:tblPrEx>
         <w:trPr>
           <w:jc w:val="center"/>
@@ -15497,11 +16860,11 @@
         </w:tblCellMar>
       </w:tblPr>
       <w:tblGrid>
-        <w:gridCol w:w="1814"/>
-        <w:gridCol w:w="1814"/>
-        <w:gridCol w:w="1814"/>
-        <w:gridCol w:w="1814"/>
-        <w:gridCol w:w="1814"/>
+        <w:gridCol w:w="1812"/>
+        <w:gridCol w:w="1812"/>
+        <w:gridCol w:w="1813"/>
+        <w:gridCol w:w="1812"/>
+        <w:gridCol w:w="1812"/>
       </w:tblGrid>
       <w:tr>
         <w:tblPrEx>
@@ -15886,6 +17249,12 @@
             <w:insideH w:val="single" w:color="000000" w:sz="4" w:space="0"/>
             <w:insideV w:val="single" w:color="000000" w:sz="4" w:space="0"/>
           </w:tblBorders>
+          <w:tblCellMar>
+            <w:top w:w="0" w:type="dxa"/>
+            <w:left w:w="108" w:type="dxa"/>
+            <w:bottom w:w="0" w:type="dxa"/>
+            <w:right w:w="108" w:type="dxa"/>
+          </w:tblCellMar>
         </w:tblPrEx>
         <w:trPr>
           <w:jc w:val="center"/>
@@ -16407,11 +17776,11 @@
         </w:tblCellMar>
       </w:tblPr>
       <w:tblGrid>
-        <w:gridCol w:w="1814"/>
-        <w:gridCol w:w="1814"/>
-        <w:gridCol w:w="1814"/>
-        <w:gridCol w:w="1814"/>
-        <w:gridCol w:w="1814"/>
+        <w:gridCol w:w="1812"/>
+        <w:gridCol w:w="1812"/>
+        <w:gridCol w:w="1812"/>
+        <w:gridCol w:w="1812"/>
+        <w:gridCol w:w="1813"/>
       </w:tblGrid>
       <w:tr>
         <w:tblPrEx>
@@ -16617,10 +17986,19 @@
             </w:pPr>
             <w:r>
               <w:rPr>
-                <w:sz w:val="21"/>
-                <w:szCs w:val="21"/>
-              </w:rPr>
-              <w:t>零件编号 A001，数量 100</w:t>
+                <w:rFonts w:hint="eastAsia"/>
+                <w:sz w:val="21"/>
+                <w:szCs w:val="21"/>
+                <w:lang w:eastAsia="zh-CN"/>
+              </w:rPr>
+              <w:t>物料</w:t>
+            </w:r>
+            <w:r>
+              <w:rPr>
+                <w:sz w:val="21"/>
+                <w:szCs w:val="21"/>
+              </w:rPr>
+              <w:t>编号 A001，数量 100</w:t>
             </w:r>
           </w:p>
         </w:tc>
@@ -16738,10 +18116,19 @@
             </w:pPr>
             <w:r>
               <w:rPr>
-                <w:sz w:val="21"/>
-                <w:szCs w:val="21"/>
-              </w:rPr>
-              <w:t>零件编号 A001，数量 50</w:t>
+                <w:rFonts w:hint="eastAsia"/>
+                <w:sz w:val="21"/>
+                <w:szCs w:val="21"/>
+                <w:lang w:eastAsia="zh-CN"/>
+              </w:rPr>
+              <w:t>物料</w:t>
+            </w:r>
+            <w:r>
+              <w:rPr>
+                <w:sz w:val="21"/>
+                <w:szCs w:val="21"/>
+              </w:rPr>
+              <w:t>编号 A001，数量 50</w:t>
             </w:r>
           </w:p>
         </w:tc>
@@ -16796,6 +18183,12 @@
             <w:insideH w:val="single" w:color="000000" w:sz="4" w:space="0"/>
             <w:insideV w:val="single" w:color="000000" w:sz="4" w:space="0"/>
           </w:tblBorders>
+          <w:tblCellMar>
+            <w:top w:w="0" w:type="dxa"/>
+            <w:left w:w="108" w:type="dxa"/>
+            <w:bottom w:w="0" w:type="dxa"/>
+            <w:right w:w="108" w:type="dxa"/>
+          </w:tblCellMar>
         </w:tblPrEx>
         <w:trPr>
           <w:jc w:val="center"/>
@@ -16853,10 +18246,19 @@
             </w:pPr>
             <w:r>
               <w:rPr>
-                <w:sz w:val="21"/>
-                <w:szCs w:val="21"/>
-              </w:rPr>
-              <w:t>零件编号 A001，数量 200</w:t>
+                <w:rFonts w:hint="eastAsia"/>
+                <w:sz w:val="21"/>
+                <w:szCs w:val="21"/>
+                <w:lang w:eastAsia="zh-CN"/>
+              </w:rPr>
+              <w:t>物料</w:t>
+            </w:r>
+            <w:r>
+              <w:rPr>
+                <w:sz w:val="21"/>
+                <w:szCs w:val="21"/>
+              </w:rPr>
+              <w:t>编号 A001，数量 200</w:t>
             </w:r>
           </w:p>
         </w:tc>
@@ -17220,10 +18622,10 @@
         </w:tblCellMar>
       </w:tblPr>
       <w:tblGrid>
-        <w:gridCol w:w="2268"/>
-        <w:gridCol w:w="2268"/>
-        <w:gridCol w:w="2268"/>
-        <w:gridCol w:w="2268"/>
+        <w:gridCol w:w="2265"/>
+        <w:gridCol w:w="2265"/>
+        <w:gridCol w:w="2265"/>
+        <w:gridCol w:w="2266"/>
       </w:tblGrid>
       <w:tr>
         <w:tblPrEx>
@@ -17488,10 +18890,19 @@
             </w:pPr>
             <w:r>
               <w:rPr>
-                <w:sz w:val="21"/>
-                <w:szCs w:val="21"/>
-              </w:rPr>
-              <w:t>零件查询响应时间</w:t>
+                <w:rFonts w:hint="eastAsia"/>
+                <w:sz w:val="21"/>
+                <w:szCs w:val="21"/>
+                <w:lang w:eastAsia="zh-CN"/>
+              </w:rPr>
+              <w:t>物料</w:t>
+            </w:r>
+            <w:r>
+              <w:rPr>
+                <w:sz w:val="21"/>
+                <w:szCs w:val="21"/>
+              </w:rPr>
+              <w:t>查询响应时间</w:t>
             </w:r>
           </w:p>
         </w:tc>
@@ -17546,6 +18957,12 @@
             <w:insideH w:val="single" w:color="000000" w:sz="4" w:space="0"/>
             <w:insideV w:val="single" w:color="000000" w:sz="4" w:space="0"/>
           </w:tblBorders>
+          <w:tblCellMar>
+            <w:top w:w="0" w:type="dxa"/>
+            <w:left w:w="108" w:type="dxa"/>
+            <w:bottom w:w="0" w:type="dxa"/>
+            <w:right w:w="108" w:type="dxa"/>
+          </w:tblCellMar>
         </w:tblPrEx>
         <w:trPr>
           <w:jc w:val="center"/>
@@ -17795,10 +19212,10 @@
         </w:tblCellMar>
       </w:tblPr>
       <w:tblGrid>
-        <w:gridCol w:w="2268"/>
-        <w:gridCol w:w="2268"/>
-        <w:gridCol w:w="2268"/>
-        <w:gridCol w:w="2268"/>
+        <w:gridCol w:w="2265"/>
+        <w:gridCol w:w="2265"/>
+        <w:gridCol w:w="2265"/>
+        <w:gridCol w:w="2266"/>
       </w:tblGrid>
       <w:tr>
         <w:tblPrEx>
@@ -18174,10 +19591,10 @@
         </w:tblCellMar>
       </w:tblPr>
       <w:tblGrid>
-        <w:gridCol w:w="2268"/>
-        <w:gridCol w:w="2268"/>
-        <w:gridCol w:w="2268"/>
-        <w:gridCol w:w="2268"/>
+        <w:gridCol w:w="2265"/>
+        <w:gridCol w:w="2266"/>
+        <w:gridCol w:w="2265"/>
+        <w:gridCol w:w="2265"/>
       </w:tblGrid>
       <w:tr>
         <w:tblPrEx>
@@ -18500,6 +19917,12 @@
             <w:insideH w:val="single" w:color="000000" w:sz="4" w:space="0"/>
             <w:insideV w:val="single" w:color="000000" w:sz="4" w:space="0"/>
           </w:tblBorders>
+          <w:tblCellMar>
+            <w:top w:w="0" w:type="dxa"/>
+            <w:left w:w="108" w:type="dxa"/>
+            <w:bottom w:w="0" w:type="dxa"/>
+            <w:right w:w="108" w:type="dxa"/>
+          </w:tblCellMar>
         </w:tblPrEx>
         <w:trPr>
           <w:jc w:val="center"/>
@@ -18646,12 +20069,82 @@
     </w:p>
     <w:p>
       <w:r>
-        <w:t>经过不断的测试与开发，一个完整的仓库库存管理系统被成功开发出来。本系统能够有效管理仓库、人员、供应商和零件等核心业务要素，采用模块化设计，各功能模块既独立运行又相互配合，便于后续功能扩展。系统已实现入库管理、出库管理、零件管理、仓库管理、厂商管理、权限控制和操作日志等核心功能，能够基本满足用户的日常管理需求。</w:t>
-      </w:r>
-    </w:p>
-    <w:p>
-      <w:r>
-        <w:t>在功能设计上，系统始终围绕仓库管理最基本的两个操作——入库和出库——展开。入库管理把新到货的零件登记进仓库、使库存相应增加，出库管理让零件离开仓库、使库存相应减少，入库流水记为正数、出库流水记为负数，配合事务和行级锁保证了并发场景下库存数据的准确一致。围绕这一核心，系统还提供了零件、仓库、厂商的信息维护功能，以及由系统管理员掌握的人员管理和日志管理权限。人脸识别登录和AI智能助手作为系统的特色，前者让身份认证更安全便捷，后者则让用户用自然语言就能完成查询和业务操作。</w:t>
+        <w:t>经过不断的测试与开发，一个完整的仓库库存管理系统被成功开发出来。本系统能够有效管理仓库、人员、供应商和</w:t>
+      </w:r>
+      <w:r>
+        <w:rPr>
+          <w:rFonts w:hint="eastAsia"/>
+          <w:lang w:eastAsia="zh-CN"/>
+        </w:rPr>
+        <w:t>物料</w:t>
+      </w:r>
+      <w:r>
+        <w:t>等核心业务要素，采用模块化设计，各功能模块既独立运行又相互配合，便于后续功能扩展。系统已实现入库管理、出库管理、</w:t>
+      </w:r>
+      <w:r>
+        <w:rPr>
+          <w:rFonts w:hint="eastAsia"/>
+          <w:lang w:eastAsia="zh-CN"/>
+        </w:rPr>
+        <w:t>物料</w:t>
+      </w:r>
+      <w:r>
+        <w:t>管理、仓库管理、</w:t>
+      </w:r>
+      <w:r>
+        <w:rPr>
+          <w:rFonts w:hint="eastAsia"/>
+          <w:lang w:eastAsia="zh-CN"/>
+        </w:rPr>
+        <w:t>供应商</w:t>
+      </w:r>
+      <w:r>
+        <w:t>管理、权限控制和操作日志等核心功能，能够基本满足用户的日常管理需求。</w:t>
+      </w:r>
+    </w:p>
+    <w:p>
+      <w:r>
+        <w:t>在功能设计上，系统始终围绕仓库管理最基本的两个操作——入库和出库——展开。入库管理把新到货的</w:t>
+      </w:r>
+      <w:r>
+        <w:rPr>
+          <w:rFonts w:hint="eastAsia"/>
+          <w:lang w:eastAsia="zh-CN"/>
+        </w:rPr>
+        <w:t>物料</w:t>
+      </w:r>
+      <w:r>
+        <w:t>登记进仓库、使库存相应增加，出库管理让</w:t>
+      </w:r>
+      <w:r>
+        <w:rPr>
+          <w:rFonts w:hint="eastAsia"/>
+          <w:lang w:eastAsia="zh-CN"/>
+        </w:rPr>
+        <w:t>物料</w:t>
+      </w:r>
+      <w:r>
+        <w:t>离开仓库、使库存相应减少，入库流水记为正数、出库流水记为负数，配合事务和行级锁保证了并发场景下库存数据的准确一致。围绕这一核心，系统还提供了</w:t>
+      </w:r>
+      <w:r>
+        <w:rPr>
+          <w:rFonts w:hint="eastAsia"/>
+          <w:lang w:eastAsia="zh-CN"/>
+        </w:rPr>
+        <w:t>物料</w:t>
+      </w:r>
+      <w:r>
+        <w:t>、仓库、</w:t>
+      </w:r>
+      <w:r>
+        <w:rPr>
+          <w:rFonts w:hint="eastAsia"/>
+          <w:lang w:eastAsia="zh-CN"/>
+        </w:rPr>
+        <w:t>供应商</w:t>
+      </w:r>
+      <w:r>
+        <w:t>的信息维护功能，以及由系统管理员掌握的人员管理和日志管理权限。人脸识别登录和AI智能助手作为系统的特色，前者让身份认证更安全便捷，后者则让用户用自然语言就能完成查询和业务操作。</w:t>
       </w:r>
     </w:p>
     <w:p>
@@ -18700,7 +20193,17 @@
     </w:p>
     <w:p>
       <w:r>
-        <w:t>此外，本系统的AI智能助手框架已经搭建完成，待接入大语言模型后即可投入使用。在此基础上，未来将着重研究AI智能预测功能，根据日常出入库数据的收集和分析，预测以后的零件需求，为管理者提供采购和库存建议，进一步提升仓库管理的智能化水平，让系统在降低人力成本、减少管理失误方面发挥更大的作用。</w:t>
+        <w:t>此外，本系统的AI智能助手框架已经搭建完成，待接入大语言模型后即可投入使用。在此基础上，未来将着重研究AI智能预测功能，根据日常出入库数据的收集和分析，预测以后的</w:t>
+      </w:r>
+      <w:r>
+        <w:rPr>
+          <w:rFonts w:hint="eastAsia"/>
+          <w:lang w:eastAsia="zh-CN"/>
+        </w:rPr>
+        <w:t>物料</w:t>
+      </w:r>
+      <w:r>
+        <w:t>需求，为管理者提供采购和库存建议，进一步提升仓库管理的智能化水平，让系统在降低人力成本、减少管理失误方面发挥更大的作用。</w:t>
       </w:r>
     </w:p>
     <w:p/>

--- a/22016020806-戢友-基于.net与Blazor Server的智能仓库管理系统的设计与实现_v7 - 副本.docx
+++ b/22016020806-戢友-基于.net与Blazor Server的智能仓库管理系统的设计与实现_v7 - 副本.docx
@@ -861,10 +861,10 @@
         <w:ind w:firstLine="720"/>
         <w:jc w:val="center"/>
       </w:pPr>
-      <w:bookmarkStart w:id="3" w:name="_Toc188427218"/>
-      <w:bookmarkStart w:id="4" w:name="_Toc188433579"/>
-      <w:bookmarkStart w:id="5" w:name="_Toc188426666"/>
-      <w:bookmarkStart w:id="6" w:name="_Toc188426324"/>
+      <w:bookmarkStart w:id="3" w:name="_Toc188426324"/>
+      <w:bookmarkStart w:id="4" w:name="_Toc188426666"/>
+      <w:bookmarkStart w:id="5" w:name="_Toc188433579"/>
+      <w:bookmarkStart w:id="6" w:name="_Toc188427218"/>
       <w:bookmarkStart w:id="7" w:name="_Toc188426549"/>
       <w:r>
         <w:rPr>
@@ -5641,7 +5641,27 @@
         <w:t>供应商</w:t>
       </w:r>
       <w:r>
-        <w:t xml:space="preserve">的编号、名称、联系人和地址等资料；⑥人员管理，对系统用户进行添加、禁用、修改和查询，并分配角色权限；⑦日志管理，记录用户的操作行为，支持日志查询和审计；⑧人脸识别登录，通过人脸特征比对完成身份认证；⑨AI智能助手，支持用自然语言查询数据和办理业务。系统共设置两类用户：仓库管理员和系统管理员。仓库管理员承担日常库存业务，使用①至⑤以及⑧⑨功能，其用例图如图 3.1 </w:t>
+        <w:t>的编号、名称、联系人和地址等资料；⑥人员管理，对系统用户进行添加、禁用、修改和查询，并分配角色权限；⑦日志管理，记录用户的操作行为，支持日志查询和</w:t>
+      </w:r>
+      <w:r>
+        <w:rPr>
+          <w:rFonts w:hint="eastAsia"/>
+          <w:lang w:val="en-US" w:eastAsia="zh-CN"/>
+        </w:rPr>
+        <w:t>导出</w:t>
+      </w:r>
+      <w:r>
+        <w:t>；⑧人脸识别登录，通过人脸特征比对完成身份认证；⑨AI智能助手，支持用自然语言查询数据和办理业务。系统共设置两类用户：仓库管理员和系统管理员。⑪</w:t>
+      </w:r>
+      <w:r>
+        <w:rPr>
+          <w:rFonts w:hint="eastAsia"/>
+          <w:lang w:val="en-US" w:eastAsia="zh-CN"/>
+        </w:rPr>
+        <w:t>订单查询，用于查询库存中的订单记录，可以通过出入库类型，仓库和物料的编号、名称来筛选并查找对应记录。</w:t>
+      </w:r>
+      <w:r>
+        <w:t xml:space="preserve">仓库管理员承担日常库存业务，使用①至⑤以及⑧⑨功能，其用例图如图 3.1 </w:t>
       </w:r>
       <w:r>
         <w:drawing>
@@ -5720,7 +5740,17 @@
     </w:p>
     <w:p>
       <w:r>
-        <w:t>系统管理员不参与日常业务操作，仅承担⑥人员管理和⑦日志管理，同时使用⑧人脸识别登录和⑨AI智能助手。人员管理用于对系统用户进行添加、禁用、修改和查询，分配不同的角色权限，确保系统的安全可控；日志管理用于记录用户的操作行为，支持日志查询，方便系统维护和审计。系统管理员用例图如图3.2所示。</w:t>
+        <w:t>系统管理员不参与日常业务操作，仅承担⑥人员管理和⑦日志管理，同时使用⑧人脸识别登录和⑨AI智能助手。人员管理用于对系统用户进行添加、禁用、修改和查询，分配不同的角色权限，确保系统的安全可控；日志管理用于记录用户的操作行为，支持日志查询</w:t>
+      </w:r>
+      <w:r>
+        <w:rPr>
+          <w:rFonts w:hint="eastAsia"/>
+          <w:lang w:val="en-US" w:eastAsia="zh-CN"/>
+        </w:rPr>
+        <w:t>和导出</w:t>
+      </w:r>
+      <w:r>
+        <w:t>，方便系统维护。系统管理员用例图如图3.2所示。</w:t>
       </w:r>
     </w:p>
     <w:p/>
@@ -6643,38 +6673,237 @@
     </w:p>
     <w:p>
       <w:pPr>
+        <w:ind w:firstLine="420"/>
+        <w:jc w:val="center"/>
+        <w:rPr>
+          <w:sz w:val="21"/>
+          <w:szCs w:val="21"/>
+        </w:rPr>
+      </w:pPr>
+    </w:p>
+    <w:p>
+      <w:pPr>
+        <w:ind w:firstLine="420"/>
+        <w:jc w:val="center"/>
+        <w:rPr>
+          <w:sz w:val="21"/>
+          <w:szCs w:val="21"/>
+        </w:rPr>
+      </w:pPr>
+    </w:p>
+    <w:p>
+      <w:pPr>
         <w:pStyle w:val="4"/>
         <w:ind w:firstLine="0" w:firstLineChars="0"/>
       </w:pPr>
-      <w:bookmarkStart w:id="41" w:name="_Toc238213951"/>
-      <w:r>
-        <w:t>4.3.3 商品入库模块</w:t>
+      <w:r>
+        <w:t xml:space="preserve">4.3.3 </w:t>
+      </w:r>
+      <w:r>
+        <w:rPr>
+          <w:rFonts w:hint="eastAsia"/>
+          <w:lang w:val="en-US" w:eastAsia="zh-CN"/>
+        </w:rPr>
+        <w:t>订单查询</w:t>
+      </w:r>
+      <w:r>
+        <w:t>模块</w:t>
+      </w:r>
+    </w:p>
+    <w:p>
+      <w:pPr>
+        <w:rPr>
+          <w:rFonts w:hint="eastAsia"/>
+          <w:lang w:val="en-US" w:eastAsia="zh-CN"/>
+        </w:rPr>
+      </w:pPr>
+      <w:r>
+        <w:rPr>
+          <w:rFonts w:hint="eastAsia"/>
+          <w:lang w:val="en-US" w:eastAsia="zh-CN"/>
+        </w:rPr>
+        <w:t>订单查询模块可以把即将入库的物料的名称和编号提前录入系统，方便入库时快速入库并保存物料信息。仓库管理员进入订单查询页面，填写要录入系统的物料的名称和编号并设置最小数量警告，保存后系统录入物料的名称和编号为入库做好准备，库存不足时会在数据看板中显示库存预警。</w:t>
+      </w:r>
+    </w:p>
+    <w:p>
+      <w:pPr>
+        <w:rPr>
+          <w:rFonts w:hint="eastAsia"/>
+          <w:lang w:val="en-US" w:eastAsia="zh-CN"/>
+        </w:rPr>
+      </w:pPr>
+    </w:p>
+    <w:p>
+      <w:pPr>
+        <w:pStyle w:val="4"/>
+        <w:ind w:firstLine="0" w:firstLineChars="0"/>
+        <w:rPr>
+          <w:woUserID w:val="1"/>
+        </w:rPr>
+      </w:pPr>
+      <w:bookmarkStart w:id="41" w:name="_Toc238213957"/>
+      <w:r>
+        <w:rPr>
+          <w:color w:val="000000"/>
+          <w:woUserID w:val="1"/>
+        </w:rPr>
+        <w:t>4.</w:t>
+      </w:r>
+      <w:r>
+        <w:rPr>
+          <w:rFonts w:hint="eastAsia"/>
+          <w:color w:val="000000"/>
+          <w:lang w:val="en-US" w:eastAsia="zh-CN"/>
+          <w:woUserID w:val="1"/>
+        </w:rPr>
+        <w:t>3.4</w:t>
+      </w:r>
+      <w:r>
+        <w:rPr>
+          <w:color w:val="000000"/>
+          <w:woUserID w:val="1"/>
+        </w:rPr>
+        <w:t xml:space="preserve"> </w:t>
+      </w:r>
+      <w:r>
+        <w:rPr>
+          <w:rFonts w:hint="eastAsia"/>
+          <w:color w:val="000000"/>
+          <w:lang w:eastAsia="zh-CN"/>
+          <w:woUserID w:val="1"/>
+        </w:rPr>
+        <w:t>物料</w:t>
+      </w:r>
+      <w:r>
+        <w:rPr>
+          <w:color w:val="000000"/>
+          <w:woUserID w:val="1"/>
+        </w:rPr>
+        <w:t>管理模块</w:t>
       </w:r>
       <w:bookmarkEnd w:id="41"/>
     </w:p>
     <w:p>
-      <w:r>
-        <w:t>商品入库把新到货的</w:t>
-      </w:r>
+      <w:pPr>
+        <w:rPr>
+          <w:woUserID w:val="1"/>
+        </w:rPr>
+      </w:pPr>
       <w:r>
         <w:rPr>
           <w:rFonts w:hint="eastAsia"/>
           <w:lang w:eastAsia="zh-CN"/>
+          <w:woUserID w:val="1"/>
         </w:rPr>
         <w:t>物料</w:t>
       </w:r>
       <w:r>
-        <w:t>登记进仓库。仓库管理员进入入库页面，填写</w:t>
+        <w:rPr>
+          <w:woUserID w:val="1"/>
+        </w:rPr>
+        <w:t>管理模块用于维护</w:t>
+      </w:r>
+      <w:r>
+        <w:rPr>
+          <w:rFonts w:hint="eastAsia"/>
+          <w:lang w:val="en-US" w:eastAsia="zh-CN"/>
+          <w:woUserID w:val="1"/>
+        </w:rPr>
+        <w:t>系统</w:t>
+      </w:r>
+      <w:r>
+        <w:rPr>
+          <w:woUserID w:val="1"/>
+        </w:rPr>
+        <w:t>中的</w:t>
       </w:r>
       <w:r>
         <w:rPr>
           <w:rFonts w:hint="eastAsia"/>
           <w:lang w:eastAsia="zh-CN"/>
+          <w:woUserID w:val="1"/>
         </w:rPr>
         <w:t>物料</w:t>
       </w:r>
       <w:r>
-        <w:t>名称</w:t>
+        <w:rPr>
+          <w:woUserID w:val="1"/>
+        </w:rPr>
+        <w:t>信息。用户进入页面后可以查看</w:t>
+      </w:r>
+      <w:r>
+        <w:rPr>
+          <w:rFonts w:hint="eastAsia"/>
+          <w:lang w:val="en-US" w:eastAsia="zh-CN"/>
+          <w:woUserID w:val="1"/>
+        </w:rPr>
+        <w:t>并修改</w:t>
+      </w:r>
+      <w:r>
+        <w:rPr>
+          <w:rFonts w:hint="eastAsia"/>
+          <w:lang w:eastAsia="zh-CN"/>
+          <w:woUserID w:val="1"/>
+        </w:rPr>
+        <w:t>物料</w:t>
+      </w:r>
+      <w:r>
+        <w:rPr>
+          <w:woUserID w:val="1"/>
+        </w:rPr>
+        <w:t>的编号、名称、库存数量</w:t>
+      </w:r>
+      <w:r>
+        <w:rPr>
+          <w:rFonts w:hint="eastAsia"/>
+          <w:lang w:eastAsia="zh-CN"/>
+          <w:woUserID w:val="1"/>
+        </w:rPr>
+        <w:t>、</w:t>
+      </w:r>
+      <w:r>
+        <w:rPr>
+          <w:rFonts w:hint="eastAsia"/>
+          <w:lang w:val="en-US" w:eastAsia="zh-CN"/>
+          <w:woUserID w:val="1"/>
+        </w:rPr>
+        <w:t>库存警告下限、供应商供货状态</w:t>
+      </w:r>
+      <w:r>
+        <w:rPr>
+          <w:woUserID w:val="1"/>
+        </w:rPr>
+        <w:t>和所在仓库</w:t>
+      </w:r>
+      <w:r>
+        <w:rPr>
+          <w:rFonts w:hint="eastAsia"/>
+          <w:lang w:eastAsia="zh-CN"/>
+          <w:woUserID w:val="1"/>
+        </w:rPr>
+        <w:t>，</w:t>
+      </w:r>
+      <w:r>
+        <w:rPr>
+          <w:rFonts w:hint="eastAsia"/>
+          <w:lang w:val="en-US" w:eastAsia="zh-CN"/>
+          <w:woUserID w:val="1"/>
+        </w:rPr>
+        <w:t>也可以系统中的物料信息进行添加、修改和删除</w:t>
+      </w:r>
+      <w:r>
+        <w:rPr>
+          <w:woUserID w:val="1"/>
+        </w:rPr>
+        <w:t>；</w:t>
+      </w:r>
+      <w:r>
+        <w:rPr>
+          <w:rFonts w:hint="eastAsia"/>
+          <w:lang w:val="en-US" w:eastAsia="zh-CN"/>
+          <w:woUserID w:val="1"/>
+        </w:rPr>
+        <w:t>添加物料时，输入物料编号和名称后添加物料信息到系统中，方便后续入库；</w:t>
       </w:r>
       <w:r>
         <w:rPr>
@@ -6682,10 +6911,15 @@
           <w:lang w:eastAsia="zh"/>
           <w:woUserID w:val="1"/>
         </w:rPr>
-        <w:t>、</w:t>
-      </w:r>
-      <w:r>
-        <w:t>数量</w:t>
+        <w:t>修改</w:t>
+      </w:r>
+      <w:r>
+        <w:rPr>
+          <w:rFonts w:hint="eastAsia"/>
+          <w:lang w:eastAsia="zh-CN"/>
+          <w:woUserID w:val="1"/>
+        </w:rPr>
+        <w:t>物料</w:t>
       </w:r>
       <w:r>
         <w:rPr>
@@ -6693,7 +6927,23 @@
           <w:lang w:eastAsia="zh"/>
           <w:woUserID w:val="1"/>
         </w:rPr>
-        <w:t>、编号、</w:t>
+        <w:t>时</w:t>
+      </w:r>
+      <w:r>
+        <w:rPr>
+          <w:rFonts w:hint="eastAsia"/>
+          <w:lang w:val="en-US" w:eastAsia="zh-CN"/>
+          <w:woUserID w:val="1"/>
+        </w:rPr>
+        <w:t>选中要修改的物料点击编辑</w:t>
+      </w:r>
+      <w:r>
+        <w:rPr>
+          <w:rFonts w:hint="eastAsia"/>
+          <w:lang w:eastAsia="zh"/>
+          <w:woUserID w:val="1"/>
+        </w:rPr>
+        <w:t>即可对该仓库内的这种</w:t>
       </w:r>
       <w:r>
         <w:rPr>
@@ -6713,11 +6963,31 @@
       </w:r>
       <w:r>
         <w:rPr>
+          <w:woUserID w:val="1"/>
+        </w:rPr>
+        <w:t>名称</w:t>
+      </w:r>
+      <w:r>
+        <w:rPr>
           <w:rFonts w:hint="eastAsia"/>
           <w:lang w:eastAsia="zh-CN"/>
           <w:woUserID w:val="1"/>
         </w:rPr>
-        <w:t>供应商</w:t>
+        <w:t>、</w:t>
+      </w:r>
+      <w:r>
+        <w:rPr>
+          <w:rFonts w:hint="eastAsia"/>
+          <w:lang w:val="en-US" w:eastAsia="zh-CN"/>
+          <w:woUserID w:val="1"/>
+        </w:rPr>
+        <w:t>库存警告下限</w:t>
+      </w:r>
+      <w:r>
+        <w:rPr>
+          <w:woUserID w:val="1"/>
+        </w:rPr>
+        <w:t>和所在仓库</w:t>
       </w:r>
       <w:r>
         <w:rPr>
@@ -6725,15 +6995,41 @@
           <w:lang w:eastAsia="zh"/>
           <w:woUserID w:val="1"/>
         </w:rPr>
-        <w:t>的编号、和即将入库的仓库的编号（自动记录该批</w:t>
-      </w:r>
+        <w:t>进行修改</w:t>
+      </w:r>
+      <w:bookmarkStart w:id="82" w:name="_GoBack"/>
+      <w:bookmarkEnd w:id="82"/>
       <w:r>
         <w:rPr>
           <w:rFonts w:hint="eastAsia"/>
           <w:lang w:eastAsia="zh-CN"/>
           <w:woUserID w:val="1"/>
         </w:rPr>
-        <w:t>物料</w:t>
+        <w:t>（</w:t>
+      </w:r>
+      <w:r>
+        <w:rPr>
+          <w:rFonts w:hint="eastAsia"/>
+          <w:lang w:val="en-US" w:eastAsia="zh-CN"/>
+          <w:woUserID w:val="1"/>
+        </w:rPr>
+        <w:t>录入系统但是未在仓库内的物料也可以被修改</w:t>
+      </w:r>
+      <w:r>
+        <w:rPr>
+          <w:rFonts w:hint="eastAsia"/>
+          <w:lang w:eastAsia="zh-CN"/>
+          <w:woUserID w:val="1"/>
+        </w:rPr>
+        <w:t>）；</w:t>
+      </w:r>
+      <w:r>
+        <w:rPr>
+          <w:rFonts w:hint="eastAsia"/>
+          <w:lang w:val="en-US" w:eastAsia="zh-CN"/>
+          <w:woUserID w:val="1"/>
+        </w:rPr>
+        <w:t>删除物料时，如果物料是已入库状态，点击该物料的删除会提示无法删除物料；如果物料时未入库但在系统中有记录的状态，点击该物料的删除即可删除该系统的该物料的信息</w:t>
       </w:r>
       <w:r>
         <w:rPr>
@@ -6741,33 +7037,194 @@
           <w:lang w:eastAsia="zh"/>
           <w:woUserID w:val="1"/>
         </w:rPr>
-        <w:t>入库的时间）</w:t>
-      </w:r>
-      <w:r>
-        <w:t>，</w:t>
-      </w:r>
-      <w:bookmarkStart w:id="82" w:name="_GoBack"/>
-      <w:bookmarkEnd w:id="82"/>
-      <w:r>
-        <w:rPr>
-          <w:rFonts w:hint="eastAsia"/>
+        <w:t>。</w:t>
+      </w:r>
+      <w:r>
+        <w:rPr>
+          <w:woUserID w:val="1"/>
+        </w:rPr>
+        <w:t>此外还支持按名称查询</w:t>
+      </w:r>
+      <w:r>
+        <w:rPr>
+          <w:rFonts w:hint="eastAsia"/>
+          <w:lang w:eastAsia="zh-CN"/>
+          <w:woUserID w:val="1"/>
+        </w:rPr>
+        <w:t>物料</w:t>
+      </w:r>
+      <w:r>
+        <w:rPr>
+          <w:woUserID w:val="1"/>
+        </w:rPr>
+        <w:t>，方便快速定位。</w:t>
+      </w:r>
+      <w:r>
+        <w:rPr>
+          <w:rFonts w:hint="eastAsia"/>
+          <w:lang w:eastAsia="zh-CN"/>
+          <w:woUserID w:val="1"/>
+        </w:rPr>
+        <w:t>物料</w:t>
+      </w:r>
+      <w:r>
+        <w:rPr>
+          <w:woUserID w:val="1"/>
+        </w:rPr>
+        <w:t>管理流程如图4.12所示。</w:t>
+      </w:r>
+    </w:p>
+    <w:p>
+      <w:pPr>
+        <w:jc w:val="center"/>
+        <w:rPr>
+          <w:woUserID w:val="1"/>
+        </w:rPr>
+      </w:pPr>
+      <w:r>
+        <w:rPr>
+          <w:woUserID w:val="1"/>
+        </w:rPr>
+        <w:drawing>
+          <wp:inline distT="0" distB="0" distL="0" distR="0">
+            <wp:extent cx="4676775" cy="3254375"/>
+            <wp:effectExtent l="0" t="0" r="9525" b="9525"/>
+            <wp:docPr id="658161321" name="Picture 1"/>
+            <wp:cNvGraphicFramePr>
+              <a:graphicFrameLocks xmlns:a="http://schemas.openxmlformats.org/drawingml/2006/main" noChangeAspect="1"/>
+            </wp:cNvGraphicFramePr>
+            <a:graphic xmlns:a="http://schemas.openxmlformats.org/drawingml/2006/main">
+              <a:graphicData uri="http://schemas.openxmlformats.org/drawingml/2006/picture">
+                <pic:pic xmlns:pic="http://schemas.openxmlformats.org/drawingml/2006/picture">
+                  <pic:nvPicPr>
+                    <pic:cNvPr id="658161321" name="Picture 1"/>
+                    <pic:cNvPicPr>
+                      <a:picLocks noChangeAspect="1"/>
+                    </pic:cNvPicPr>
+                  </pic:nvPicPr>
+                  <pic:blipFill>
+                    <a:blip r:embed="rId23"/>
+                    <a:stretch>
+                      <a:fillRect/>
+                    </a:stretch>
+                  </pic:blipFill>
+                  <pic:spPr>
+                    <a:xfrm>
+                      <a:off x="0" y="0"/>
+                      <a:ext cx="4676775" cy="3254375"/>
+                    </a:xfrm>
+                    <a:prstGeom prst="rect">
+                      <a:avLst/>
+                    </a:prstGeom>
+                  </pic:spPr>
+                </pic:pic>
+              </a:graphicData>
+            </a:graphic>
+          </wp:inline>
+        </w:drawing>
+      </w:r>
+    </w:p>
+    <w:p>
+      <w:pPr>
+        <w:ind w:firstLine="420"/>
+        <w:jc w:val="center"/>
+        <w:rPr>
+          <w:rFonts w:hint="eastAsia" w:ascii="宋体" w:hAnsi="宋体"/>
+          <w:bCs/>
+          <w:sz w:val="21"/>
+          <w:szCs w:val="21"/>
+          <w:woUserID w:val="1"/>
+        </w:rPr>
+      </w:pPr>
+      <w:r>
+        <w:rPr>
+          <w:rFonts w:ascii="宋体" w:hAnsi="宋体"/>
+          <w:bCs/>
+          <w:sz w:val="21"/>
+          <w:szCs w:val="21"/>
+          <w:woUserID w:val="1"/>
+        </w:rPr>
+        <w:t xml:space="preserve">图 4.12 </w:t>
+      </w:r>
+      <w:r>
+        <w:rPr>
+          <w:rFonts w:hint="eastAsia" w:ascii="宋体" w:hAnsi="宋体"/>
+          <w:bCs/>
+          <w:sz w:val="21"/>
+          <w:szCs w:val="21"/>
+          <w:lang w:eastAsia="zh-CN"/>
+          <w:woUserID w:val="1"/>
+        </w:rPr>
+        <w:t>物料</w:t>
+      </w:r>
+      <w:r>
+        <w:rPr>
+          <w:rFonts w:ascii="宋体" w:hAnsi="宋体"/>
+          <w:bCs/>
+          <w:sz w:val="21"/>
+          <w:szCs w:val="21"/>
+          <w:woUserID w:val="1"/>
+        </w:rPr>
+        <w:t>管理流程图</w:t>
+      </w:r>
+    </w:p>
+    <w:p>
+      <w:pPr>
+        <w:rPr>
+          <w:rFonts w:hint="default"/>
           <w:lang w:val="en-US" w:eastAsia="zh-CN"/>
         </w:rPr>
-        <w:t>进入的同时系统自动生成入库单号和入库日期（精确到秒），入库单号是唯一的</w:t>
+      </w:pPr>
+    </w:p>
+    <w:p>
+      <w:pPr>
+        <w:pStyle w:val="4"/>
+        <w:ind w:firstLine="0" w:firstLineChars="0"/>
+      </w:pPr>
+      <w:bookmarkStart w:id="42" w:name="_Toc238213951"/>
+      <w:r>
+        <w:t>4.3.</w:t>
+      </w:r>
+      <w:r>
+        <w:rPr>
+          <w:rFonts w:hint="eastAsia"/>
+          <w:lang w:val="en-US" w:eastAsia="zh-CN"/>
+        </w:rPr>
+        <w:t>5</w:t>
+      </w:r>
+      <w:r>
+        <w:t xml:space="preserve"> 商品入库模块</w:t>
+      </w:r>
+      <w:bookmarkEnd w:id="42"/>
+    </w:p>
+    <w:p>
+      <w:r>
+        <w:t>商品入库把新到货的</w:t>
       </w:r>
       <w:r>
         <w:rPr>
           <w:rFonts w:hint="eastAsia"/>
           <w:lang w:eastAsia="zh-CN"/>
         </w:rPr>
-        <w:t>，</w:t>
+        <w:t>物料</w:t>
+      </w:r>
+      <w:r>
+        <w:t>登记进仓库。仓库管理员进入入库页面，</w:t>
       </w:r>
       <w:r>
         <w:rPr>
           <w:rFonts w:hint="eastAsia"/>
           <w:lang w:val="en-US" w:eastAsia="zh-CN"/>
         </w:rPr>
-        <w:t>然</w:t>
+        <w:t>选择物料的名称和编号后，再选择</w:t>
+      </w:r>
+      <w:r>
+        <w:rPr>
+          <w:rFonts w:hint="eastAsia"/>
+          <w:lang w:eastAsia="zh-CN"/>
+          <w:woUserID w:val="1"/>
+        </w:rPr>
+        <w:t>物料</w:t>
       </w:r>
       <w:r>
         <w:rPr>
@@ -6775,7 +7232,23 @@
           <w:lang w:eastAsia="zh"/>
           <w:woUserID w:val="1"/>
         </w:rPr>
-        <w:t>后</w:t>
+        <w:t>的</w:t>
+      </w:r>
+      <w:r>
+        <w:rPr>
+          <w:rFonts w:hint="eastAsia"/>
+          <w:lang w:eastAsia="zh-CN"/>
+          <w:woUserID w:val="1"/>
+        </w:rPr>
+        <w:t>供应商</w:t>
+      </w:r>
+      <w:r>
+        <w:rPr>
+          <w:rFonts w:hint="eastAsia"/>
+          <w:lang w:eastAsia="zh"/>
+          <w:woUserID w:val="1"/>
+        </w:rPr>
+        <w:t>的编号</w:t>
       </w:r>
       <w:r>
         <w:rPr>
@@ -6783,14 +7256,65 @@
           <w:lang w:val="en-US" w:eastAsia="zh-CN"/>
           <w:woUserID w:val="1"/>
         </w:rPr>
-        <w:t>系统</w:t>
+        <w:t>和</w:t>
+      </w:r>
+      <w:r>
+        <w:rPr>
+          <w:rFonts w:hint="eastAsia"/>
+          <w:lang w:eastAsia="zh"/>
+          <w:woUserID w:val="1"/>
+        </w:rPr>
+        <w:t>和即将入库的仓库的编号（自动记录该批</w:t>
+      </w:r>
+      <w:r>
+        <w:rPr>
+          <w:rFonts w:hint="eastAsia"/>
+          <w:lang w:eastAsia="zh-CN"/>
+          <w:woUserID w:val="1"/>
+        </w:rPr>
+        <w:t>物料</w:t>
+      </w:r>
+      <w:r>
+        <w:rPr>
+          <w:rFonts w:hint="eastAsia"/>
+          <w:lang w:eastAsia="zh"/>
+          <w:woUserID w:val="1"/>
+        </w:rPr>
+        <w:t>入库的时间）、</w:t>
+      </w:r>
+      <w:r>
+        <w:t>填写</w:t>
       </w:r>
       <w:r>
         <w:rPr>
           <w:rFonts w:hint="eastAsia"/>
           <w:lang w:val="en-US" w:eastAsia="zh-CN"/>
         </w:rPr>
-        <w:t>先</w:t>
+        <w:t>入库</w:t>
+      </w:r>
+      <w:r>
+        <w:t>数量，</w:t>
+      </w:r>
+      <w:r>
+        <w:rPr>
+          <w:rFonts w:hint="eastAsia"/>
+          <w:lang w:val="en-US" w:eastAsia="zh-CN"/>
+        </w:rPr>
+        <w:t>进入的同时系统自动生成入库单号和入库日期（精确到秒），入库单号是唯一的</w:t>
+      </w:r>
+      <w:r>
+        <w:rPr>
+          <w:rFonts w:hint="eastAsia"/>
+          <w:lang w:eastAsia="zh-CN"/>
+        </w:rPr>
+        <w:t>，</w:t>
+      </w:r>
+      <w:r>
+        <w:rPr>
+          <w:rFonts w:hint="eastAsia"/>
+          <w:lang w:val="en-US" w:eastAsia="zh-CN"/>
+        </w:rPr>
+        <w:t>如果即将入库的物料的供应商或者仓库</w:t>
       </w:r>
       <w:r>
         <w:rPr>
@@ -6798,76 +7322,14 @@
           <w:lang w:val="en-US" w:eastAsia="zh"/>
           <w:woUserID w:val="1"/>
         </w:rPr>
-        <w:t>对即将入库的</w:t>
+        <w:t>是</w:t>
       </w:r>
       <w:r>
         <w:rPr>
           <w:rFonts w:hint="eastAsia"/>
           <w:lang w:val="en-US" w:eastAsia="zh-CN"/>
-          <w:woUserID w:val="1"/>
-        </w:rPr>
-        <w:t>物料</w:t>
-      </w:r>
-      <w:r>
-        <w:rPr>
-          <w:rFonts w:hint="eastAsia"/>
-          <w:lang w:val="en-US" w:eastAsia="zh-CN"/>
-        </w:rPr>
-        <w:t>进行物料编号和</w:t>
-      </w:r>
-      <w:r>
-        <w:rPr>
-          <w:rFonts w:hint="eastAsia"/>
-          <w:lang w:val="en-US" w:eastAsia="zh"/>
-          <w:woUserID w:val="1"/>
-        </w:rPr>
-        <w:t>入库</w:t>
-      </w:r>
-      <w:r>
-        <w:rPr>
-          <w:rFonts w:hint="eastAsia"/>
-          <w:lang w:val="en-US" w:eastAsia="zh-CN"/>
-        </w:rPr>
-        <w:t>仓库编号的校验，如果是新物料且物料供应商未被禁用且仓库存在则正常入库</w:t>
-      </w:r>
-      <w:r>
-        <w:rPr>
-          <w:rFonts w:hint="eastAsia"/>
-          <w:lang w:eastAsia="zh"/>
-          <w:woUserID w:val="1"/>
-        </w:rPr>
-        <w:t>。</w:t>
-      </w:r>
-      <w:r>
-        <w:rPr>
-          <w:rFonts w:hint="eastAsia"/>
-          <w:lang w:val="en-US" w:eastAsia="zh-CN"/>
-        </w:rPr>
-        <w:t>如果即将入库的物料的供应商</w:t>
-      </w:r>
-      <w:r>
-        <w:rPr>
-          <w:rFonts w:hint="eastAsia"/>
-          <w:lang w:val="en-US" w:eastAsia="zh"/>
-          <w:woUserID w:val="1"/>
-        </w:rPr>
-        <w:t>是</w:t>
-      </w:r>
-      <w:r>
-        <w:rPr>
-          <w:rFonts w:hint="eastAsia"/>
-          <w:lang w:val="en-US" w:eastAsia="zh-CN"/>
-        </w:rPr>
-        <w:t>被禁用的在输入栏无法找到该供应商</w:t>
-      </w:r>
-      <w:r>
-        <w:rPr>
-          <w:rFonts w:hint="eastAsia"/>
-          <w:u w:val="dotted"/>
-          <w:lang w:eastAsia="zh"/>
-          <w:woUserID w:val="1"/>
-        </w:rPr>
-        <w:t>，</w:t>
+        </w:rPr>
+        <w:t>被禁用的那么在输入栏无法找到并选择该供应商和该仓库；</w:t>
       </w:r>
       <w:r>
         <w:rPr>
@@ -6876,10 +7338,102 @@
           <w:lang w:val="en-US" w:eastAsia="zh-CN"/>
           <w:woUserID w:val="1"/>
         </w:rPr>
-        <w:t>入库的仓库只能在已录入系统的仓库中进行选择，</w:t>
-      </w:r>
-      <w:r>
-        <w:t>否则新增一条</w:t>
+        <w:t>入库的仓库只能在已录入系统的仓库中进行选择；</w:t>
+      </w:r>
+      <w:r>
+        <w:rPr>
+          <w:rFonts w:hint="eastAsia"/>
+          <w:lang w:val="en-US" w:eastAsia="zh-CN"/>
+        </w:rPr>
+        <w:t>然</w:t>
+      </w:r>
+      <w:r>
+        <w:rPr>
+          <w:rFonts w:hint="eastAsia"/>
+          <w:lang w:eastAsia="zh"/>
+          <w:woUserID w:val="1"/>
+        </w:rPr>
+        <w:t>后</w:t>
+      </w:r>
+      <w:r>
+        <w:rPr>
+          <w:rFonts w:hint="eastAsia"/>
+          <w:lang w:val="en-US" w:eastAsia="zh-CN"/>
+          <w:woUserID w:val="1"/>
+        </w:rPr>
+        <w:t>系统</w:t>
+      </w:r>
+      <w:r>
+        <w:rPr>
+          <w:rFonts w:hint="eastAsia"/>
+          <w:lang w:val="en-US" w:eastAsia="zh-CN"/>
+        </w:rPr>
+        <w:t>先</w:t>
+      </w:r>
+      <w:r>
+        <w:rPr>
+          <w:rFonts w:hint="eastAsia"/>
+          <w:lang w:val="en-US" w:eastAsia="zh"/>
+          <w:woUserID w:val="1"/>
+        </w:rPr>
+        <w:t>对即将入库的</w:t>
+      </w:r>
+      <w:r>
+        <w:rPr>
+          <w:rFonts w:hint="eastAsia"/>
+          <w:lang w:val="en-US" w:eastAsia="zh-CN"/>
+          <w:woUserID w:val="1"/>
+        </w:rPr>
+        <w:t>物料</w:t>
+      </w:r>
+      <w:r>
+        <w:rPr>
+          <w:rFonts w:hint="eastAsia"/>
+          <w:lang w:val="en-US" w:eastAsia="zh-CN"/>
+        </w:rPr>
+        <w:t>进行物料编号和</w:t>
+      </w:r>
+      <w:r>
+        <w:rPr>
+          <w:rFonts w:hint="eastAsia"/>
+          <w:lang w:val="en-US" w:eastAsia="zh"/>
+          <w:woUserID w:val="1"/>
+        </w:rPr>
+        <w:t>入库</w:t>
+      </w:r>
+      <w:r>
+        <w:rPr>
+          <w:rFonts w:hint="eastAsia"/>
+          <w:lang w:val="en-US" w:eastAsia="zh-CN"/>
+        </w:rPr>
+        <w:t>仓库编号的校验，如果是新物料且物料供应商和仓库存在且都未被禁用则进行入库的仓库容量的校验，只有仓库容量充足才会完成入库</w:t>
+      </w:r>
+      <w:r>
+        <w:rPr>
+          <w:rFonts w:hint="eastAsia"/>
+          <w:lang w:eastAsia="zh"/>
+          <w:woUserID w:val="1"/>
+        </w:rPr>
+        <w:t>。</w:t>
+      </w:r>
+      <w:r>
+        <w:rPr>
+          <w:rFonts w:hint="eastAsia"/>
+          <w:u w:val="dotted"/>
+          <w:lang w:val="en-US" w:eastAsia="zh-CN"/>
+          <w:woUserID w:val="1"/>
+        </w:rPr>
+        <w:t>入库</w:t>
+      </w:r>
+      <w:r>
+        <w:rPr>
+          <w:rFonts w:hint="eastAsia"/>
+          <w:lang w:val="en-US" w:eastAsia="zh-CN"/>
+        </w:rPr>
+        <w:t>完成后</w:t>
+      </w:r>
+      <w:r>
+        <w:t>新增一条</w:t>
       </w:r>
       <w:r>
         <w:rPr>
@@ -6901,10 +7455,10 @@
               <wp:posOffset>2145665</wp:posOffset>
             </wp:positionH>
             <wp:positionV relativeFrom="paragraph">
-              <wp:posOffset>74295</wp:posOffset>
+              <wp:posOffset>929005</wp:posOffset>
             </wp:positionV>
-            <wp:extent cx="1633220" cy="4160520"/>
-            <wp:effectExtent l="0" t="0" r="5080" b="5080"/>
+            <wp:extent cx="1297305" cy="3305810"/>
+            <wp:effectExtent l="0" t="0" r="10795" b="8890"/>
             <wp:wrapTopAndBottom/>
             <wp:docPr id="7" name="Picture 7"/>
             <wp:cNvGraphicFramePr>
@@ -6920,7 +7474,7 @@
                     </pic:cNvPicPr>
                   </pic:nvPicPr>
                   <pic:blipFill>
-                    <a:blip r:embed="rId23" cstate="print">
+                    <a:blip r:embed="rId24" cstate="print">
                       <a:extLst>
                         <a:ext uri="{28A0092B-C50C-407E-A947-70E740481C1C}">
                           <a14:useLocalDpi xmlns:a14="http://schemas.microsoft.com/office/drawing/2010/main" val="0"/>
@@ -6934,7 +7488,7 @@
                   <pic:spPr>
                     <a:xfrm>
                       <a:off x="0" y="0"/>
-                      <a:ext cx="1633220" cy="4160520"/>
+                      <a:ext cx="1297305" cy="3305810"/>
                     </a:xfrm>
                     <a:prstGeom prst="rect">
                       <a:avLst/>
@@ -6969,11 +7523,21 @@
         <w:pStyle w:val="4"/>
         <w:ind w:firstLine="0" w:firstLineChars="0"/>
       </w:pPr>
-      <w:bookmarkStart w:id="42" w:name="_Toc238213952"/>
-      <w:r>
-        <w:t>4.3.4 商品出库模块</w:t>
-      </w:r>
-      <w:bookmarkEnd w:id="42"/>
+      <w:bookmarkStart w:id="43" w:name="_Toc238213952"/>
+      <w:r>
+        <w:t>4.3.</w:t>
+      </w:r>
+      <w:r>
+        <w:rPr>
+          <w:rFonts w:hint="eastAsia"/>
+          <w:lang w:val="en-US" w:eastAsia="zh-CN"/>
+        </w:rPr>
+        <w:t>6</w:t>
+      </w:r>
+      <w:r>
+        <w:t xml:space="preserve"> 商品出库模块</w:t>
+      </w:r>
+      <w:bookmarkEnd w:id="43"/>
     </w:p>
     <w:p>
       <w:r>
@@ -7003,7 +7567,7 @@
                     </pic:cNvPicPr>
                   </pic:nvPicPr>
                   <pic:blipFill>
-                    <a:blip r:embed="rId24" cstate="print">
+                    <a:blip r:embed="rId25" cstate="print">
                       <a:extLst>
                         <a:ext uri="{28A0092B-C50C-407E-A947-70E740481C1C}">
                           <a14:useLocalDpi xmlns:a14="http://schemas.microsoft.com/office/drawing/2010/main" val="0"/>
@@ -7053,6 +7617,14 @@
       <w:r>
         <w:rPr>
           <w:rFonts w:hint="eastAsia"/>
+          <w:lang w:val="en-US" w:eastAsia="zh-CN"/>
+          <w:woUserID w:val="1"/>
+        </w:rPr>
+        <w:t>的</w:t>
+      </w:r>
+      <w:r>
+        <w:rPr>
+          <w:rFonts w:hint="eastAsia"/>
           <w:lang w:eastAsia="zh-CN"/>
           <w:woUserID w:val="1"/>
         </w:rPr>
@@ -7075,12 +7647,30 @@
         <w:t>的仓库编号、</w:t>
       </w:r>
       <w:r>
-        <w:t>出库数量，系统先核对当前</w:t>
-      </w:r>
-      <w:r>
         <w:rPr>
           <w:rFonts w:hint="eastAsia"/>
           <w:lang w:val="en-US" w:eastAsia="zh-CN"/>
+          <w:woUserID w:val="1"/>
+        </w:rPr>
+        <w:t>物料名称、</w:t>
+      </w:r>
+      <w:r>
+        <w:t>出库数量</w:t>
+      </w:r>
+      <w:r>
+        <w:rPr>
+          <w:rFonts w:hint="eastAsia"/>
+          <w:lang w:val="en-US" w:eastAsia="zh-CN"/>
+        </w:rPr>
+        <w:t>后</w:t>
+      </w:r>
+      <w:r>
+        <w:t>，系统先核对当前</w:t>
+      </w:r>
+      <w:r>
+        <w:rPr>
+          <w:rFonts w:hint="eastAsia"/>
+          <w:lang w:val="en-US" w:eastAsia="zh-CN"/>
         </w:rPr>
         <w:t>仓库的</w:t>
       </w:r>
@@ -7095,7 +7685,17 @@
         <w:t>，</w:t>
       </w:r>
       <w:r>
-        <w:t>不足则提示库存不足，充足才允许出库并扣减库存。出库之后，系统把剩余数量与当初设定的最小提醒值做比较，低于阈值时在页面显示缺货提醒，方便仓库管理员及时补货。流水记账上，出库统一记为负数；无论入库还是出库，作废或修改单据时都会自动回补流水，避免流水语义混乱。考虑到多个仓库管理员可能同时操作，出入库全程置于事务之中，并借助SQL Server的UPDLOCK行级锁防止库存超卖。商品出库流程如图4.8所示。</w:t>
+        <w:t>不足则提示库存不足，充足才允许出库并扣减库存</w:t>
+      </w:r>
+      <w:r>
+        <w:rPr>
+          <w:rFonts w:hint="eastAsia"/>
+          <w:lang w:val="en-US" w:eastAsia="zh-CN"/>
+        </w:rPr>
+        <w:t>并自动记录出库日期</w:t>
+      </w:r>
+      <w:r>
+        <w:t>。出库之后，系统把剩余数量与当初设定的最小提醒值做比较，低于阈值时在页面显示缺货提醒，方便仓库管理员及时补货。流水记账上，出库统一记为负数；无论入库还是出库，作废或修改单据时都会自动回补流水，避免流水语义混乱。考虑到多个仓库管理员可能同时操作，出入库全程置于事务之中，并借助SQL Server的UPDLOCK行级锁防止库存超卖。商品出库流程如图4.8所示。</w:t>
       </w:r>
     </w:p>
     <w:p>
@@ -7120,11 +7720,21 @@
         <w:pStyle w:val="4"/>
         <w:ind w:firstLine="0" w:firstLineChars="0"/>
       </w:pPr>
-      <w:bookmarkStart w:id="43" w:name="_Toc238213953"/>
-      <w:r>
-        <w:t>4.3.5 仓库管理模块</w:t>
-      </w:r>
-      <w:bookmarkEnd w:id="43"/>
+      <w:bookmarkStart w:id="44" w:name="_Toc238213953"/>
+      <w:r>
+        <w:t>4.3.</w:t>
+      </w:r>
+      <w:r>
+        <w:rPr>
+          <w:rFonts w:hint="eastAsia"/>
+          <w:lang w:val="en-US" w:eastAsia="zh-CN"/>
+        </w:rPr>
+        <w:t>7</w:t>
+      </w:r>
+      <w:r>
+        <w:t xml:space="preserve"> 仓库管理模块</w:t>
+      </w:r>
+      <w:bookmarkEnd w:id="44"/>
     </w:p>
     <w:p>
       <w:r>
@@ -7132,10 +7742,10 @@
           <wp:anchor distT="0" distB="0" distL="114300" distR="114300" simplePos="0" relativeHeight="251667456" behindDoc="0" locked="0" layoutInCell="1" allowOverlap="1">
             <wp:simplePos x="0" y="0"/>
             <wp:positionH relativeFrom="column">
-              <wp:posOffset>302260</wp:posOffset>
+              <wp:posOffset>51435</wp:posOffset>
             </wp:positionH>
             <wp:positionV relativeFrom="paragraph">
-              <wp:posOffset>1185545</wp:posOffset>
+              <wp:posOffset>1582420</wp:posOffset>
             </wp:positionV>
             <wp:extent cx="5210175" cy="3963035"/>
             <wp:effectExtent l="0" t="0" r="9525" b="12065"/>
@@ -7154,7 +7764,7 @@
                     </pic:cNvPicPr>
                   </pic:nvPicPr>
                   <pic:blipFill>
-                    <a:blip r:embed="rId25" cstate="print">
+                    <a:blip r:embed="rId26" cstate="print">
                       <a:extLst>
                         <a:ext uri="{28A0092B-C50C-407E-A947-70E740481C1C}">
                           <a14:useLocalDpi xmlns:a14="http://schemas.microsoft.com/office/drawing/2010/main" val="0"/>
@@ -7191,7 +7801,34 @@
         <w:t>和管理人的联系电话</w:t>
       </w:r>
       <w:r>
-        <w:t>；添加仓库时输入编号、名称、地址，若编号已存在则</w:t>
+        <w:t>；</w:t>
+      </w:r>
+      <w:r>
+        <w:rPr>
+          <w:rFonts w:hint="eastAsia"/>
+          <w:lang w:val="en-US" w:eastAsia="zh-CN"/>
+        </w:rPr>
+        <w:t>添加</w:t>
+      </w:r>
+      <w:r>
+        <w:t>仓库时输入编号、名称、地址</w:t>
+      </w:r>
+      <w:r>
+        <w:rPr>
+          <w:rFonts w:hint="eastAsia"/>
+          <w:lang w:eastAsia="zh-CN"/>
+        </w:rPr>
+        <w:t>、</w:t>
+      </w:r>
+      <w:r>
+        <w:rPr>
+          <w:rFonts w:hint="eastAsia"/>
+          <w:lang w:val="en-US" w:eastAsia="zh-CN"/>
+        </w:rPr>
+        <w:t>容量</w:t>
+      </w:r>
+      <w:r>
+        <w:t>，若编号已存在则</w:t>
       </w:r>
       <w:r>
         <w:rPr>
@@ -7202,17 +7839,176 @@
         <w:t>提示已存在请重新输入</w:t>
       </w:r>
       <w:r>
-        <w:t>，否则新增一条记录；禁用仓库时输入编号即可禁用，</w:t>
+        <w:t>，否则新增一条</w:t>
       </w:r>
       <w:r>
         <w:rPr>
           <w:rFonts w:hint="eastAsia"/>
           <w:lang w:val="en-US" w:eastAsia="zh-CN"/>
         </w:rPr>
-        <w:t xml:space="preserve">                                                                                                                                                                                                                                                                 </w:t>
-      </w:r>
-      <w:r>
-        <w:t>若数据库中不存在该编号则提示禁用错误</w:t>
+        <w:t>增加仓库的</w:t>
+      </w:r>
+      <w:r>
+        <w:t>记录；禁用仓库时，</w:t>
+      </w:r>
+      <w:r>
+        <w:rPr>
+          <w:rFonts w:hint="eastAsia"/>
+          <w:lang w:val="en-US" w:eastAsia="zh-CN"/>
+        </w:rPr>
+        <w:t>点击要禁用的仓库的禁用按钮即可禁用，如果有新的物料要入库到此仓库，则提示仓库已被禁用无法入库。</w:t>
+      </w:r>
+      <w:r>
+        <w:rPr>
+          <w:rFonts w:hint="eastAsia"/>
+          <w:lang w:val="en-US" w:eastAsia="zh-CN"/>
+          <w:woUserID w:val="1"/>
+        </w:rPr>
+        <w:t>修改仓库时，点击要修改的仓库的更新后输入</w:t>
+      </w:r>
+      <w:r>
+        <w:rPr>
+          <w:rFonts w:hint="eastAsia"/>
+          <w:lang w:val="en-US" w:eastAsia="zh"/>
+          <w:woUserID w:val="1"/>
+        </w:rPr>
+        <w:t>仓库</w:t>
+      </w:r>
+      <w:r>
+        <w:rPr>
+          <w:woUserID w:val="1"/>
+        </w:rPr>
+        <w:t>编号、名称</w:t>
+      </w:r>
+      <w:r>
+        <w:rPr>
+          <w:rFonts w:hint="eastAsia"/>
+          <w:lang w:eastAsia="zh-CN"/>
+          <w:woUserID w:val="1"/>
+        </w:rPr>
+        <w:t>、</w:t>
+      </w:r>
+      <w:r>
+        <w:rPr>
+          <w:woUserID w:val="1"/>
+        </w:rPr>
+        <w:t>地址</w:t>
+      </w:r>
+      <w:r>
+        <w:rPr>
+          <w:rFonts w:hint="eastAsia"/>
+          <w:lang w:val="en-US" w:eastAsia="zh-CN"/>
+          <w:woUserID w:val="1"/>
+        </w:rPr>
+        <w:t>和容量后对其信息进行修改</w:t>
+      </w:r>
+      <w:r>
+        <w:t>。</w:t>
+      </w:r>
+      <w:r>
+        <w:rPr>
+          <w:rFonts w:hint="eastAsia"/>
+          <w:lang w:val="en-US" w:eastAsia="zh-CN"/>
+        </w:rPr>
+        <w:t>删除仓库时，如果仓库为空，点击要删除的仓库的删除键后即可删除该仓库；如果仓库有库存则提示该仓库还有库存，无法删除。</w:t>
+      </w:r>
+      <w:r>
+        <w:t>仓库管理流程如图4.9所示。</w:t>
+      </w:r>
+    </w:p>
+    <w:p/>
+    <w:p>
+      <w:pPr>
+        <w:ind w:firstLine="420"/>
+        <w:jc w:val="center"/>
+        <w:rPr>
+          <w:sz w:val="21"/>
+          <w:szCs w:val="21"/>
+        </w:rPr>
+      </w:pPr>
+      <w:r>
+        <w:rPr>
+          <w:sz w:val="21"/>
+          <w:szCs w:val="21"/>
+        </w:rPr>
+        <w:t>图 4.9 仓库管理流程图</w:t>
+      </w:r>
+    </w:p>
+    <w:p>
+      <w:pPr>
+        <w:pStyle w:val="4"/>
+        <w:ind w:firstLine="0" w:firstLineChars="0"/>
+      </w:pPr>
+      <w:bookmarkStart w:id="45" w:name="_Toc238213954"/>
+      <w:r>
+        <w:t>4.3.</w:t>
+      </w:r>
+      <w:r>
+        <w:rPr>
+          <w:rFonts w:hint="eastAsia"/>
+          <w:lang w:val="en-US" w:eastAsia="zh-CN"/>
+        </w:rPr>
+        <w:t>8</w:t>
+      </w:r>
+      <w:r>
+        <w:t xml:space="preserve"> </w:t>
+      </w:r>
+      <w:r>
+        <w:rPr>
+          <w:rFonts w:hint="eastAsia"/>
+          <w:lang w:eastAsia="zh-CN"/>
+        </w:rPr>
+        <w:t>供应商</w:t>
+      </w:r>
+      <w:r>
+        <w:t>管理模块</w:t>
+      </w:r>
+      <w:bookmarkEnd w:id="45"/>
+    </w:p>
+    <w:p>
+      <w:r>
+        <w:rPr>
+          <w:rFonts w:hint="eastAsia"/>
+          <w:lang w:eastAsia="zh-CN"/>
+        </w:rPr>
+        <w:t>供应商</w:t>
+      </w:r>
+      <w:r>
+        <w:t>管理模块维护供应商和合作</w:t>
+      </w:r>
+      <w:r>
+        <w:rPr>
+          <w:rFonts w:hint="eastAsia"/>
+          <w:lang w:eastAsia="zh-CN"/>
+        </w:rPr>
+        <w:t>供应商</w:t>
+      </w:r>
+      <w:r>
+        <w:t>的资料。用户可以对</w:t>
+      </w:r>
+      <w:r>
+        <w:rPr>
+          <w:rFonts w:hint="eastAsia"/>
+          <w:lang w:eastAsia="zh-CN"/>
+        </w:rPr>
+        <w:t>供应商</w:t>
+      </w:r>
+      <w:r>
+        <w:t>进行添加、禁用</w:t>
+      </w:r>
+      <w:r>
+        <w:rPr>
+          <w:rFonts w:hint="eastAsia"/>
+          <w:lang w:eastAsia="zh-CN"/>
+        </w:rPr>
+        <w:t>、</w:t>
+      </w:r>
+      <w:r>
+        <w:rPr>
+          <w:rFonts w:hint="eastAsia"/>
+          <w:lang w:val="en-US" w:eastAsia="zh-CN"/>
+        </w:rPr>
+        <w:t>删除和修改</w:t>
       </w:r>
       <w:r>
         <w:rPr>
@@ -7223,26 +8019,106 @@
         <w:t>；</w:t>
       </w:r>
       <w:r>
+        <w:t>添加时输入</w:t>
+      </w:r>
+      <w:r>
+        <w:rPr>
+          <w:rFonts w:hint="eastAsia"/>
+          <w:lang w:eastAsia="zh-CN"/>
+        </w:rPr>
+        <w:t>供应商</w:t>
+      </w:r>
+      <w:r>
+        <w:t>编号、名称，</w:t>
+      </w:r>
+      <w:r>
+        <w:rPr>
+          <w:rFonts w:hint="eastAsia"/>
+          <w:lang w:eastAsia="zh"/>
+          <w:woUserID w:val="1"/>
+        </w:rPr>
+        <w:t>若</w:t>
+      </w:r>
+      <w:r>
+        <w:t>编号已存在则</w:t>
+      </w:r>
+      <w:r>
+        <w:rPr>
+          <w:rFonts w:hint="eastAsia"/>
+          <w:lang w:eastAsia="zh"/>
+          <w:woUserID w:val="1"/>
+        </w:rPr>
+        <w:t>提示已存在请重新输入</w:t>
+      </w:r>
+      <w:r>
+        <w:t>；禁用时</w:t>
+      </w:r>
+      <w:r>
+        <w:rPr>
+          <w:rFonts w:hint="eastAsia"/>
+          <w:lang w:val="en-US" w:eastAsia="zh-CN"/>
+        </w:rPr>
+        <w:t>选中要禁用的供应商点击禁用即可禁用该供应商</w:t>
+      </w:r>
+      <w:r>
+        <w:t>，</w:t>
+      </w:r>
+      <w:r>
+        <w:rPr>
+          <w:rFonts w:hint="eastAsia"/>
+          <w:lang w:val="en-US" w:eastAsia="zh-CN"/>
+        </w:rPr>
+        <w:t>禁用供应商后，当该供应商的物料入库时会被拒绝，无法入库，</w:t>
+      </w:r>
+      <w:r>
+        <w:t>不在数据库中</w:t>
+      </w:r>
+      <w:r>
+        <w:rPr>
+          <w:rFonts w:hint="eastAsia"/>
+          <w:lang w:val="en-US" w:eastAsia="zh-CN"/>
+        </w:rPr>
+        <w:t>的</w:t>
+      </w:r>
+      <w:r>
+        <w:rPr>
+          <w:rFonts w:hint="eastAsia"/>
+          <w:lang w:eastAsia="zh-CN"/>
+        </w:rPr>
+        <w:t>供应商</w:t>
+      </w:r>
+      <w:r>
+        <w:rPr>
+          <w:rFonts w:hint="eastAsia"/>
+          <w:lang w:val="en-US" w:eastAsia="zh-CN"/>
+        </w:rPr>
+        <w:t>无法被禁用</w:t>
+      </w:r>
+      <w:r>
+        <w:t>。</w:t>
+      </w:r>
+      <w:r>
+        <w:rPr>
+          <w:rFonts w:hint="eastAsia"/>
+          <w:lang w:val="en-US" w:eastAsia="zh-CN"/>
+        </w:rPr>
+        <w:t>删除时，若没有入库记录，点击该供应商一旁的删除即可删除该供应商；若有对应入库记录则会提示存在入库记录无法删除该供应商。</w:t>
+      </w:r>
+      <w:r>
+        <w:rPr>
+          <w:rFonts w:hint="eastAsia"/>
+          <w:lang w:eastAsia="zh"/>
+          <w:woUserID w:val="1"/>
+        </w:rPr>
+        <w:t>修改时</w:t>
+      </w:r>
+      <w:r>
         <w:rPr>
           <w:rFonts w:hint="eastAsia"/>
           <w:lang w:val="en-US" w:eastAsia="zh-CN"/>
           <w:woUserID w:val="1"/>
         </w:rPr>
-        <w:t>修改仓库时输入</w:t>
-      </w:r>
-      <w:r>
-        <w:rPr>
-          <w:rFonts w:hint="eastAsia"/>
-          <w:lang w:val="en-US" w:eastAsia="zh"/>
-          <w:woUserID w:val="1"/>
-        </w:rPr>
-        <w:t>仓库</w:t>
-      </w:r>
-      <w:r>
-        <w:rPr>
-          <w:woUserID w:val="1"/>
-        </w:rPr>
-        <w:t>编号、名称</w:t>
+        <w:t>点击该供应商一旁的编辑可以</w:t>
       </w:r>
       <w:r>
         <w:rPr>
@@ -7250,13 +8126,7 @@
           <w:lang w:eastAsia="zh"/>
           <w:woUserID w:val="1"/>
         </w:rPr>
-        <w:t>和</w:t>
-      </w:r>
-      <w:r>
-        <w:rPr>
-          <w:woUserID w:val="1"/>
-        </w:rPr>
-        <w:t>地址</w:t>
+        <w:t>修改</w:t>
       </w:r>
       <w:r>
         <w:rPr>
@@ -7264,184 +8134,7 @@
           <w:lang w:val="en-US" w:eastAsia="zh-CN"/>
           <w:woUserID w:val="1"/>
         </w:rPr>
-        <w:t>后对其进行修改，</w:t>
-      </w:r>
-      <w:r>
-        <w:rPr>
-          <w:woUserID w:val="1"/>
-        </w:rPr>
-        <w:t>若数据库中不存该编号则提示</w:t>
-      </w:r>
-      <w:r>
-        <w:rPr>
-          <w:rFonts w:hint="eastAsia"/>
-          <w:lang w:val="en-US" w:eastAsia="zh-CN"/>
-          <w:woUserID w:val="1"/>
-        </w:rPr>
-        <w:t>修改</w:t>
-      </w:r>
-      <w:r>
-        <w:rPr>
-          <w:rFonts w:hint="eastAsia"/>
-          <w:lang w:val="en-US" w:eastAsia="zh"/>
-          <w:woUserID w:val="1"/>
-        </w:rPr>
-        <w:t>失败</w:t>
-      </w:r>
-      <w:r>
-        <w:t>。仓库管理流程如图4.9所示。</w:t>
-      </w:r>
-    </w:p>
-    <w:p/>
-    <w:p>
-      <w:pPr>
-        <w:ind w:firstLine="420"/>
-        <w:jc w:val="center"/>
-        <w:rPr>
-          <w:sz w:val="21"/>
-          <w:szCs w:val="21"/>
-        </w:rPr>
-      </w:pPr>
-      <w:r>
-        <w:rPr>
-          <w:sz w:val="21"/>
-          <w:szCs w:val="21"/>
-        </w:rPr>
-        <w:t>图 4.9 仓库管理流程图</w:t>
-      </w:r>
-    </w:p>
-    <w:p>
-      <w:pPr>
-        <w:pStyle w:val="4"/>
-        <w:ind w:firstLine="0" w:firstLineChars="0"/>
-      </w:pPr>
-      <w:bookmarkStart w:id="44" w:name="_Toc238213954"/>
-      <w:r>
-        <w:t xml:space="preserve">4.3.6 </w:t>
-      </w:r>
-      <w:r>
-        <w:rPr>
-          <w:rFonts w:hint="eastAsia"/>
-          <w:lang w:eastAsia="zh-CN"/>
-        </w:rPr>
-        <w:t>供应商</w:t>
-      </w:r>
-      <w:r>
-        <w:t>管理模块</w:t>
-      </w:r>
-      <w:bookmarkEnd w:id="44"/>
-    </w:p>
-    <w:p>
-      <w:r>
-        <w:rPr>
-          <w:rFonts w:hint="eastAsia"/>
-          <w:lang w:eastAsia="zh-CN"/>
-        </w:rPr>
-        <w:t>供应商</w:t>
-      </w:r>
-      <w:r>
-        <w:t>管理模块维护供应商和合作</w:t>
-      </w:r>
-      <w:r>
-        <w:rPr>
-          <w:rFonts w:hint="eastAsia"/>
-          <w:lang w:eastAsia="zh-CN"/>
-        </w:rPr>
-        <w:t>供应商</w:t>
-      </w:r>
-      <w:r>
-        <w:t>的资料。用户可以对</w:t>
-      </w:r>
-      <w:r>
-        <w:rPr>
-          <w:rFonts w:hint="eastAsia"/>
-          <w:lang w:eastAsia="zh-CN"/>
-        </w:rPr>
-        <w:t>供应商</w:t>
-      </w:r>
-      <w:r>
-        <w:t>进行添加、禁用和修改</w:t>
-      </w:r>
-      <w:r>
-        <w:rPr>
-          <w:rFonts w:hint="eastAsia"/>
-          <w:lang w:eastAsia="zh"/>
-          <w:woUserID w:val="1"/>
-        </w:rPr>
-        <w:t>；</w:t>
-      </w:r>
-      <w:r>
-        <w:t>添加时输入</w:t>
-      </w:r>
-      <w:r>
-        <w:rPr>
-          <w:rFonts w:hint="eastAsia"/>
-          <w:lang w:eastAsia="zh-CN"/>
-        </w:rPr>
-        <w:t>供应商</w:t>
-      </w:r>
-      <w:r>
-        <w:t>编号、名称，</w:t>
-      </w:r>
-      <w:r>
-        <w:rPr>
-          <w:rFonts w:hint="eastAsia"/>
-          <w:lang w:eastAsia="zh"/>
-          <w:woUserID w:val="1"/>
-        </w:rPr>
-        <w:t>若</w:t>
-      </w:r>
-      <w:r>
-        <w:t>编号已存在则</w:t>
-      </w:r>
-      <w:r>
-        <w:rPr>
-          <w:rFonts w:hint="eastAsia"/>
-          <w:lang w:eastAsia="zh"/>
-          <w:woUserID w:val="1"/>
-        </w:rPr>
-        <w:t>提示已存在请重新输入</w:t>
-      </w:r>
-      <w:r>
-        <w:t>；禁用时输入</w:t>
-      </w:r>
-      <w:r>
-        <w:rPr>
-          <w:rFonts w:hint="eastAsia"/>
-          <w:lang w:eastAsia="zh-CN"/>
-        </w:rPr>
-        <w:t>供应商</w:t>
-      </w:r>
-      <w:r>
-        <w:t>编号，</w:t>
-      </w:r>
-      <w:r>
-        <w:rPr>
-          <w:rFonts w:hint="eastAsia"/>
-          <w:lang w:val="en-US" w:eastAsia="zh-CN"/>
-        </w:rPr>
-        <w:t>禁用供应商后，当该供应商的物料入库时会被拒绝，无法入库，</w:t>
-      </w:r>
-      <w:r>
-        <w:t>若</w:t>
-      </w:r>
-      <w:r>
-        <w:rPr>
-          <w:rFonts w:hint="eastAsia"/>
-          <w:lang w:eastAsia="zh-CN"/>
-        </w:rPr>
-        <w:t>供应商</w:t>
-      </w:r>
-      <w:r>
-        <w:t>不在数据库中则提示禁用错误。</w:t>
-      </w:r>
-      <w:r>
-        <w:rPr>
-          <w:rFonts w:hint="eastAsia"/>
-          <w:lang w:eastAsia="zh"/>
-          <w:woUserID w:val="1"/>
-        </w:rPr>
-        <w:t>修改时可以修改</w:t>
+        <w:t>该</w:t>
       </w:r>
       <w:r>
         <w:rPr>
@@ -7498,7 +8191,7 @@
                     </pic:cNvPicPr>
                   </pic:nvPicPr>
                   <pic:blipFill>
-                    <a:blip r:embed="rId26" cstate="print">
+                    <a:blip r:embed="rId27" cstate="print">
                       <a:extLst>
                         <a:ext uri="{28A0092B-C50C-407E-A947-70E740481C1C}">
                           <a14:useLocalDpi xmlns:a14="http://schemas.microsoft.com/office/drawing/2010/main" val="0"/>
@@ -7580,399 +8273,68 @@
     </w:p>
     <w:p>
       <w:pPr>
+        <w:ind w:firstLine="420"/>
+        <w:jc w:val="center"/>
+        <w:rPr>
+          <w:sz w:val="21"/>
+          <w:szCs w:val="21"/>
+        </w:rPr>
+      </w:pPr>
+    </w:p>
+    <w:p>
+      <w:pPr>
         <w:pStyle w:val="4"/>
         <w:ind w:firstLine="0" w:firstLineChars="0"/>
-        <w:rPr>
-          <w:woUserID w:val="1"/>
-        </w:rPr>
-      </w:pPr>
-      <w:bookmarkStart w:id="45" w:name="_Toc238213957"/>
-      <w:r>
-        <w:rPr>
-          <w:color w:val="000000"/>
-          <w:woUserID w:val="1"/>
-        </w:rPr>
-        <w:t xml:space="preserve">4.12 </w:t>
-      </w:r>
-      <w:r>
-        <w:rPr>
-          <w:rFonts w:hint="eastAsia"/>
-          <w:color w:val="000000"/>
-          <w:lang w:eastAsia="zh-CN"/>
-          <w:woUserID w:val="1"/>
-        </w:rPr>
-        <w:t>物料</w:t>
-      </w:r>
-      <w:r>
-        <w:rPr>
-          <w:color w:val="000000"/>
-          <w:woUserID w:val="1"/>
-        </w:rPr>
-        <w:t>管理模块</w:t>
-      </w:r>
-      <w:bookmarkEnd w:id="45"/>
-    </w:p>
-    <w:p>
-      <w:pPr>
-        <w:rPr>
-          <w:woUserID w:val="1"/>
-        </w:rPr>
-      </w:pPr>
-      <w:r>
-        <w:rPr>
-          <w:rFonts w:hint="eastAsia"/>
-          <w:lang w:eastAsia="zh-CN"/>
-          <w:woUserID w:val="1"/>
-        </w:rPr>
-        <w:t>物料</w:t>
-      </w:r>
-      <w:r>
-        <w:rPr>
-          <w:woUserID w:val="1"/>
-        </w:rPr>
-        <w:t>管理模块用于维护仓库中存放的</w:t>
-      </w:r>
-      <w:r>
-        <w:rPr>
-          <w:rFonts w:hint="eastAsia"/>
-          <w:lang w:eastAsia="zh-CN"/>
-          <w:woUserID w:val="1"/>
-        </w:rPr>
-        <w:t>物料</w:t>
-      </w:r>
-      <w:r>
-        <w:rPr>
-          <w:woUserID w:val="1"/>
-        </w:rPr>
-        <w:t>信息。用户进入页面后可以查看</w:t>
-      </w:r>
-      <w:r>
-        <w:rPr>
-          <w:rFonts w:hint="eastAsia"/>
-          <w:lang w:eastAsia="zh-CN"/>
-          <w:woUserID w:val="1"/>
-        </w:rPr>
-        <w:t>物料</w:t>
-      </w:r>
-      <w:r>
-        <w:rPr>
-          <w:woUserID w:val="1"/>
-        </w:rPr>
-        <w:t>的编号、名称、库存数量和所在仓库；禁用</w:t>
-      </w:r>
-      <w:r>
-        <w:rPr>
-          <w:rFonts w:hint="eastAsia"/>
-          <w:lang w:eastAsia="zh-CN"/>
-          <w:woUserID w:val="1"/>
-        </w:rPr>
-        <w:t>物料</w:t>
-      </w:r>
-      <w:r>
-        <w:rPr>
-          <w:woUserID w:val="1"/>
-        </w:rPr>
-        <w:t>时输入</w:t>
-      </w:r>
-      <w:r>
-        <w:rPr>
-          <w:rFonts w:hint="eastAsia"/>
-          <w:lang w:eastAsia="zh-CN"/>
-          <w:woUserID w:val="1"/>
-        </w:rPr>
-        <w:t>供应商</w:t>
-      </w:r>
-      <w:r>
-        <w:rPr>
-          <w:rFonts w:hint="eastAsia"/>
-          <w:lang w:eastAsia="zh"/>
-          <w:woUserID w:val="1"/>
-        </w:rPr>
-        <w:t>和</w:t>
-      </w:r>
-      <w:r>
-        <w:rPr>
-          <w:rFonts w:hint="eastAsia"/>
-          <w:lang w:eastAsia="zh-CN"/>
-          <w:woUserID w:val="1"/>
-        </w:rPr>
-        <w:t>物料</w:t>
-      </w:r>
-      <w:r>
-        <w:rPr>
-          <w:rFonts w:hint="eastAsia"/>
-          <w:lang w:eastAsia="zh"/>
-          <w:woUserID w:val="1"/>
-        </w:rPr>
-        <w:t>的</w:t>
-      </w:r>
-      <w:r>
-        <w:rPr>
-          <w:woUserID w:val="1"/>
-        </w:rPr>
-        <w:t>编号即可禁用</w:t>
-      </w:r>
-      <w:r>
-        <w:rPr>
-          <w:rFonts w:hint="eastAsia"/>
-          <w:lang w:eastAsia="zh"/>
-          <w:woUserID w:val="1"/>
-        </w:rPr>
-        <w:t>该</w:t>
-      </w:r>
-      <w:r>
-        <w:rPr>
-          <w:rFonts w:hint="eastAsia"/>
-          <w:lang w:eastAsia="zh-CN"/>
-          <w:woUserID w:val="1"/>
-        </w:rPr>
-        <w:t>供应商</w:t>
-      </w:r>
-      <w:r>
-        <w:rPr>
-          <w:rFonts w:hint="eastAsia"/>
-          <w:lang w:eastAsia="zh"/>
-          <w:woUserID w:val="1"/>
-        </w:rPr>
-        <w:t>的这种</w:t>
-      </w:r>
-      <w:r>
-        <w:rPr>
-          <w:rFonts w:hint="eastAsia"/>
-          <w:lang w:eastAsia="zh-CN"/>
-          <w:woUserID w:val="1"/>
-        </w:rPr>
-        <w:t>物料</w:t>
-      </w:r>
-      <w:r>
-        <w:rPr>
-          <w:woUserID w:val="1"/>
-        </w:rPr>
-        <w:t>，若数据库中不存在该编号则提示禁用错误；</w:t>
-      </w:r>
-      <w:r>
-        <w:rPr>
-          <w:rFonts w:hint="eastAsia"/>
-          <w:lang w:eastAsia="zh"/>
-          <w:woUserID w:val="1"/>
-        </w:rPr>
-        <w:t>修改</w:t>
-      </w:r>
-      <w:r>
-        <w:rPr>
-          <w:rFonts w:hint="eastAsia"/>
-          <w:lang w:eastAsia="zh-CN"/>
-          <w:woUserID w:val="1"/>
-        </w:rPr>
-        <w:t>物料</w:t>
-      </w:r>
-      <w:r>
-        <w:rPr>
-          <w:rFonts w:hint="eastAsia"/>
-          <w:lang w:eastAsia="zh"/>
-          <w:woUserID w:val="1"/>
-        </w:rPr>
-        <w:t>时输入仓库编号和</w:t>
-      </w:r>
-      <w:r>
-        <w:rPr>
-          <w:rFonts w:hint="eastAsia"/>
-          <w:lang w:eastAsia="zh-CN"/>
-          <w:woUserID w:val="1"/>
-        </w:rPr>
-        <w:t>物料</w:t>
-      </w:r>
-      <w:r>
-        <w:rPr>
-          <w:rFonts w:hint="eastAsia"/>
-          <w:lang w:eastAsia="zh"/>
-          <w:woUserID w:val="1"/>
-        </w:rPr>
-        <w:t>编号即可对该仓库内的这种</w:t>
-      </w:r>
-      <w:r>
-        <w:rPr>
-          <w:rFonts w:hint="eastAsia"/>
-          <w:lang w:eastAsia="zh-CN"/>
-          <w:woUserID w:val="1"/>
-        </w:rPr>
-        <w:t>物料</w:t>
-      </w:r>
-      <w:r>
-        <w:rPr>
-          <w:rFonts w:hint="eastAsia"/>
-          <w:lang w:eastAsia="zh"/>
-          <w:woUserID w:val="1"/>
-        </w:rPr>
-        <w:t>的</w:t>
-      </w:r>
-      <w:r>
-        <w:rPr>
-          <w:woUserID w:val="1"/>
-        </w:rPr>
-        <w:t>名称和所在仓库</w:t>
-      </w:r>
-      <w:r>
-        <w:rPr>
-          <w:rFonts w:hint="eastAsia"/>
-          <w:lang w:eastAsia="zh"/>
-          <w:woUserID w:val="1"/>
-        </w:rPr>
-        <w:t>进行修改。</w:t>
-      </w:r>
-      <w:r>
-        <w:rPr>
-          <w:woUserID w:val="1"/>
-        </w:rPr>
-        <w:t>此外还支持按名称查询</w:t>
-      </w:r>
-      <w:r>
-        <w:rPr>
-          <w:rFonts w:hint="eastAsia"/>
-          <w:lang w:eastAsia="zh-CN"/>
-          <w:woUserID w:val="1"/>
-        </w:rPr>
-        <w:t>物料</w:t>
-      </w:r>
-      <w:r>
-        <w:rPr>
-          <w:woUserID w:val="1"/>
-        </w:rPr>
-        <w:t>，方便快速定位。</w:t>
-      </w:r>
-      <w:r>
-        <w:rPr>
-          <w:rFonts w:hint="eastAsia"/>
-          <w:lang w:eastAsia="zh-CN"/>
-          <w:woUserID w:val="1"/>
-        </w:rPr>
-        <w:t>物料</w:t>
-      </w:r>
-      <w:r>
-        <w:rPr>
-          <w:woUserID w:val="1"/>
-        </w:rPr>
-        <w:t>管理流程如图4.12所示。</w:t>
-      </w:r>
-    </w:p>
-    <w:p>
-      <w:pPr>
-        <w:jc w:val="center"/>
-        <w:rPr>
-          <w:woUserID w:val="1"/>
-        </w:rPr>
-      </w:pPr>
-      <w:r>
-        <w:rPr>
-          <w:woUserID w:val="1"/>
-        </w:rPr>
-        <w:drawing>
-          <wp:inline distT="0" distB="0" distL="0" distR="0">
-            <wp:extent cx="4676775" cy="3254375"/>
-            <wp:effectExtent l="0" t="0" r="9525" b="9525"/>
-            <wp:docPr id="658161321" name="Picture 1"/>
-            <wp:cNvGraphicFramePr>
-              <a:graphicFrameLocks xmlns:a="http://schemas.openxmlformats.org/drawingml/2006/main" noChangeAspect="1"/>
-            </wp:cNvGraphicFramePr>
-            <a:graphic xmlns:a="http://schemas.openxmlformats.org/drawingml/2006/main">
-              <a:graphicData uri="http://schemas.openxmlformats.org/drawingml/2006/picture">
-                <pic:pic xmlns:pic="http://schemas.openxmlformats.org/drawingml/2006/picture">
-                  <pic:nvPicPr>
-                    <pic:cNvPr id="658161321" name="Picture 1"/>
-                    <pic:cNvPicPr>
-                      <a:picLocks noChangeAspect="1"/>
-                    </pic:cNvPicPr>
-                  </pic:nvPicPr>
-                  <pic:blipFill>
-                    <a:blip r:embed="rId27"/>
-                    <a:stretch>
-                      <a:fillRect/>
-                    </a:stretch>
-                  </pic:blipFill>
-                  <pic:spPr>
-                    <a:xfrm>
-                      <a:off x="0" y="0"/>
-                      <a:ext cx="4676775" cy="3254375"/>
-                    </a:xfrm>
-                    <a:prstGeom prst="rect">
-                      <a:avLst/>
-                    </a:prstGeom>
-                  </pic:spPr>
-                </pic:pic>
-              </a:graphicData>
-            </a:graphic>
-          </wp:inline>
-        </w:drawing>
-      </w:r>
-    </w:p>
-    <w:p>
-      <w:pPr>
-        <w:ind w:firstLine="420"/>
-        <w:jc w:val="center"/>
-        <w:rPr>
-          <w:rFonts w:hint="eastAsia" w:ascii="宋体" w:hAnsi="宋体"/>
-          <w:bCs/>
-          <w:sz w:val="21"/>
-          <w:szCs w:val="21"/>
-          <w:woUserID w:val="1"/>
-        </w:rPr>
-      </w:pPr>
-      <w:r>
-        <w:rPr>
-          <w:rFonts w:ascii="宋体" w:hAnsi="宋体"/>
-          <w:bCs/>
-          <w:sz w:val="21"/>
-          <w:szCs w:val="21"/>
-          <w:woUserID w:val="1"/>
-        </w:rPr>
-        <w:t xml:space="preserve">图 4.12 </w:t>
-      </w:r>
-      <w:r>
-        <w:rPr>
-          <w:rFonts w:hint="eastAsia" w:ascii="宋体" w:hAnsi="宋体"/>
-          <w:bCs/>
-          <w:sz w:val="21"/>
-          <w:szCs w:val="21"/>
-          <w:lang w:eastAsia="zh-CN"/>
-          <w:woUserID w:val="1"/>
-        </w:rPr>
-        <w:t>物料</w:t>
-      </w:r>
-      <w:r>
-        <w:rPr>
-          <w:rFonts w:ascii="宋体" w:hAnsi="宋体"/>
-          <w:bCs/>
-          <w:sz w:val="21"/>
-          <w:szCs w:val="21"/>
-          <w:woUserID w:val="1"/>
-        </w:rPr>
-        <w:t>管理流程图</w:t>
-      </w:r>
-    </w:p>
-    <w:p>
-      <w:pPr>
-        <w:ind w:firstLine="420"/>
-        <w:jc w:val="center"/>
-        <w:rPr>
-          <w:sz w:val="21"/>
-          <w:szCs w:val="21"/>
-        </w:rPr>
-      </w:pPr>
-    </w:p>
-    <w:p>
-      <w:pPr>
-        <w:pStyle w:val="4"/>
-        <w:ind w:firstLine="0" w:firstLineChars="0"/>
       </w:pPr>
       <w:bookmarkStart w:id="46" w:name="_Toc238213955"/>
       <w:r>
-        <w:t>4.3.7 日志模块</w:t>
+        <w:t>4.</w:t>
+      </w:r>
+      <w:r>
+        <w:rPr>
+          <w:rFonts w:hint="eastAsia"/>
+          <w:lang w:val="en-US" w:eastAsia="zh-CN"/>
+        </w:rPr>
+        <w:t>3.9</w:t>
+      </w:r>
+      <w:r>
+        <w:t xml:space="preserve"> 日志</w:t>
+      </w:r>
+      <w:r>
+        <w:rPr>
+          <w:rFonts w:hint="eastAsia"/>
+          <w:lang w:val="en-US" w:eastAsia="zh-CN"/>
+        </w:rPr>
+        <w:t>管理</w:t>
+      </w:r>
+      <w:r>
+        <w:t>模块</w:t>
       </w:r>
       <w:bookmarkEnd w:id="46"/>
     </w:p>
     <w:p>
       <w:r>
-        <w:t>日志模块用于记录和查询用户的操作行为。系统自动记录每个用户在什么时间对哪些数据进行了添加、禁用、修改操作，管理员可以查询所有操作日志，也可以按条件筛选，并支持导出，方便进行系统审计和安全追溯。完整的日志记录同时也为后续的故障排查提供了线索。</w:t>
+        <w:t>日志</w:t>
+      </w:r>
+      <w:r>
+        <w:rPr>
+          <w:rFonts w:hint="eastAsia"/>
+          <w:lang w:val="en-US" w:eastAsia="zh-CN"/>
+        </w:rPr>
+        <w:t>管理</w:t>
+      </w:r>
+      <w:r>
+        <w:t>模块用于查询</w:t>
+      </w:r>
+      <w:r>
+        <w:rPr>
+          <w:rFonts w:hint="eastAsia"/>
+          <w:lang w:val="en-US" w:eastAsia="zh-CN"/>
+        </w:rPr>
+        <w:t>和导出</w:t>
+      </w:r>
+      <w:r>
+        <w:t>用户的操作行为。系统自动记录每个用户在什么时间对哪些数据进行了添加、禁用、修改操作，管理员可以查询所有操作日志，也可以按条件筛选，并支持导出，方便进行系统审计和安全追溯。完整的日志记录同时也为后续的故障排查提供了线索。</w:t>
       </w:r>
     </w:p>
     <w:p>
@@ -8034,7 +8396,17 @@
       </w:pPr>
       <w:bookmarkStart w:id="47" w:name="_Toc238213956"/>
       <w:r>
-        <w:t>4.3.8 AI 智能助手模块</w:t>
+        <w:t>4.3.</w:t>
+      </w:r>
+      <w:r>
+        <w:rPr>
+          <w:rFonts w:hint="eastAsia"/>
+          <w:lang w:val="en-US" w:eastAsia="zh-CN"/>
+        </w:rPr>
+        <w:t>10</w:t>
+      </w:r>
+      <w:r>
+        <w:t xml:space="preserve"> AI 智能助手模块</w:t>
       </w:r>
       <w:bookmarkEnd w:id="47"/>
     </w:p>
@@ -8279,6 +8651,12 @@
             <w:insideH w:val="single" w:color="000000" w:sz="4" w:space="0"/>
             <w:insideV w:val="single" w:color="000000" w:sz="4" w:space="0"/>
           </w:tblBorders>
+          <w:tblCellMar>
+            <w:top w:w="0" w:type="dxa"/>
+            <w:left w:w="108" w:type="dxa"/>
+            <w:bottom w:w="0" w:type="dxa"/>
+            <w:right w:w="108" w:type="dxa"/>
+          </w:tblCellMar>
         </w:tblPrEx>
         <w:trPr>
           <w:jc w:val="center"/>
@@ -10758,6 +11136,14 @@
       </w:tr>
       <w:tr>
         <w:tblPrEx>
+          <w:tblBorders>
+            <w:top w:val="single" w:color="000000" w:sz="4" w:space="0"/>
+            <w:left w:val="single" w:color="000000" w:sz="4" w:space="0"/>
+            <w:bottom w:val="single" w:color="000000" w:sz="4" w:space="0"/>
+            <w:right w:val="single" w:color="000000" w:sz="4" w:space="0"/>
+            <w:insideH w:val="single" w:color="000000" w:sz="4" w:space="0"/>
+            <w:insideV w:val="single" w:color="000000" w:sz="4" w:space="0"/>
+          </w:tblBorders>
           <w:tblCellMar>
             <w:top w:w="0" w:type="dxa"/>
             <w:left w:w="108" w:type="dxa"/>
@@ -11413,6 +11799,113 @@
             <w:insideH w:val="single" w:color="000000" w:sz="4" w:space="0"/>
             <w:insideV w:val="single" w:color="000000" w:sz="4" w:space="0"/>
           </w:tblBorders>
+        </w:tblPrEx>
+        <w:trPr>
+          <w:jc w:val="center"/>
+        </w:trPr>
+        <w:tc>
+          <w:tcPr>
+            <w:tcW w:w="1814" w:type="dxa"/>
+          </w:tcPr>
+          <w:p>
+            <w:pPr>
+              <w:rPr>
+                <w:sz w:val="21"/>
+                <w:szCs w:val="21"/>
+              </w:rPr>
+            </w:pPr>
+            <w:r>
+              <w:rPr>
+                <w:sz w:val="21"/>
+                <w:szCs w:val="21"/>
+              </w:rPr>
+              <w:t>warehouse_id</w:t>
+            </w:r>
+          </w:p>
+        </w:tc>
+        <w:tc>
+          <w:tcPr>
+            <w:tcW w:w="1814" w:type="dxa"/>
+          </w:tcPr>
+          <w:p>
+            <w:pPr>
+              <w:rPr>
+                <w:sz w:val="21"/>
+                <w:szCs w:val="21"/>
+              </w:rPr>
+            </w:pPr>
+            <w:r>
+              <w:rPr>
+                <w:sz w:val="21"/>
+                <w:szCs w:val="21"/>
+              </w:rPr>
+              <w:t>INT</w:t>
+            </w:r>
+          </w:p>
+        </w:tc>
+        <w:tc>
+          <w:tcPr>
+            <w:tcW w:w="1814" w:type="dxa"/>
+          </w:tcPr>
+          <w:p>
+            <w:pPr>
+              <w:rPr>
+                <w:sz w:val="21"/>
+                <w:szCs w:val="21"/>
+              </w:rPr>
+            </w:pPr>
+            <w:r>
+              <w:rPr>
+                <w:sz w:val="21"/>
+                <w:szCs w:val="21"/>
+              </w:rPr>
+              <w:t>是</w:t>
+            </w:r>
+          </w:p>
+        </w:tc>
+        <w:tc>
+          <w:tcPr>
+            <w:tcW w:w="1814" w:type="dxa"/>
+          </w:tcPr>
+          <w:p>
+            <w:pPr>
+              <w:rPr>
+                <w:sz w:val="21"/>
+                <w:szCs w:val="21"/>
+              </w:rPr>
+            </w:pPr>
+            <w:r>
+              <w:rPr>
+                <w:sz w:val="21"/>
+                <w:szCs w:val="21"/>
+              </w:rPr>
+              <w:t>否</w:t>
+            </w:r>
+          </w:p>
+        </w:tc>
+        <w:tc>
+          <w:tcPr>
+            <w:tcW w:w="1814" w:type="dxa"/>
+          </w:tcPr>
+          <w:p>
+            <w:pPr>
+              <w:rPr>
+                <w:sz w:val="21"/>
+                <w:szCs w:val="21"/>
+              </w:rPr>
+            </w:pPr>
+            <w:r>
+              <w:rPr>
+                <w:sz w:val="21"/>
+                <w:szCs w:val="21"/>
+              </w:rPr>
+              <w:t>仓库 ID（主键）</w:t>
+            </w:r>
+          </w:p>
+        </w:tc>
+      </w:tr>
+      <w:tr>
+        <w:tblPrEx>
           <w:tblCellMar>
             <w:top w:w="0" w:type="dxa"/>
             <w:left w:w="108" w:type="dxa"/>
@@ -11439,47 +11932,27 @@
                 <w:sz w:val="21"/>
                 <w:szCs w:val="21"/>
               </w:rPr>
-              <w:t>warehouse_id</w:t>
-            </w:r>
-          </w:p>
-        </w:tc>
-        <w:tc>
-          <w:tcPr>
-            <w:tcW w:w="1814" w:type="dxa"/>
-          </w:tcPr>
-          <w:p>
-            <w:pPr>
-              <w:rPr>
-                <w:sz w:val="21"/>
-                <w:szCs w:val="21"/>
-              </w:rPr>
-            </w:pPr>
-            <w:r>
-              <w:rPr>
-                <w:sz w:val="21"/>
-                <w:szCs w:val="21"/>
-              </w:rPr>
-              <w:t>INT</w:t>
-            </w:r>
-          </w:p>
-        </w:tc>
-        <w:tc>
-          <w:tcPr>
-            <w:tcW w:w="1814" w:type="dxa"/>
-          </w:tcPr>
-          <w:p>
-            <w:pPr>
-              <w:rPr>
-                <w:sz w:val="21"/>
-                <w:szCs w:val="21"/>
-              </w:rPr>
-            </w:pPr>
-            <w:r>
-              <w:rPr>
-                <w:sz w:val="21"/>
-                <w:szCs w:val="21"/>
-              </w:rPr>
-              <w:t>是</w:t>
+              <w:t>warehouse_name</w:t>
+            </w:r>
+          </w:p>
+        </w:tc>
+        <w:tc>
+          <w:tcPr>
+            <w:tcW w:w="1814" w:type="dxa"/>
+          </w:tcPr>
+          <w:p>
+            <w:pPr>
+              <w:rPr>
+                <w:sz w:val="21"/>
+                <w:szCs w:val="21"/>
+              </w:rPr>
+            </w:pPr>
+            <w:r>
+              <w:rPr>
+                <w:sz w:val="21"/>
+                <w:szCs w:val="21"/>
+              </w:rPr>
+              <w:t>VARCHAR(50)</w:t>
             </w:r>
           </w:p>
         </w:tc>
@@ -11519,7 +11992,27 @@
                 <w:sz w:val="21"/>
                 <w:szCs w:val="21"/>
               </w:rPr>
-              <w:t>仓库 ID（主键）</w:t>
+              <w:t>否</w:t>
+            </w:r>
+          </w:p>
+        </w:tc>
+        <w:tc>
+          <w:tcPr>
+            <w:tcW w:w="1814" w:type="dxa"/>
+          </w:tcPr>
+          <w:p>
+            <w:pPr>
+              <w:rPr>
+                <w:sz w:val="21"/>
+                <w:szCs w:val="21"/>
+              </w:rPr>
+            </w:pPr>
+            <w:r>
+              <w:rPr>
+                <w:sz w:val="21"/>
+                <w:szCs w:val="21"/>
+              </w:rPr>
+              <w:t>仓库名称</w:t>
             </w:r>
           </w:p>
         </w:tc>
@@ -11560,27 +12053,27 @@
                 <w:sz w:val="21"/>
                 <w:szCs w:val="21"/>
               </w:rPr>
-              <w:t>warehouse_name</w:t>
-            </w:r>
-          </w:p>
-        </w:tc>
-        <w:tc>
-          <w:tcPr>
-            <w:tcW w:w="1814" w:type="dxa"/>
-          </w:tcPr>
-          <w:p>
-            <w:pPr>
-              <w:rPr>
-                <w:sz w:val="21"/>
-                <w:szCs w:val="21"/>
-              </w:rPr>
-            </w:pPr>
-            <w:r>
-              <w:rPr>
-                <w:sz w:val="21"/>
-                <w:szCs w:val="21"/>
-              </w:rPr>
-              <w:t>VARCHAR(50)</w:t>
+              <w:t>location</w:t>
+            </w:r>
+          </w:p>
+        </w:tc>
+        <w:tc>
+          <w:tcPr>
+            <w:tcW w:w="1814" w:type="dxa"/>
+          </w:tcPr>
+          <w:p>
+            <w:pPr>
+              <w:rPr>
+                <w:sz w:val="21"/>
+                <w:szCs w:val="21"/>
+              </w:rPr>
+            </w:pPr>
+            <w:r>
+              <w:rPr>
+                <w:sz w:val="21"/>
+                <w:szCs w:val="21"/>
+              </w:rPr>
+              <w:t>VARCHAR(100)</w:t>
             </w:r>
           </w:p>
         </w:tc>
@@ -11640,7 +12133,7 @@
                 <w:sz w:val="21"/>
                 <w:szCs w:val="21"/>
               </w:rPr>
-              <w:t>仓库名称</w:t>
+              <w:t>仓库地址</w:t>
             </w:r>
           </w:p>
         </w:tc>
@@ -11655,12 +12148,6 @@
             <w:insideH w:val="single" w:color="000000" w:sz="4" w:space="0"/>
             <w:insideV w:val="single" w:color="000000" w:sz="4" w:space="0"/>
           </w:tblBorders>
-          <w:tblCellMar>
-            <w:top w:w="0" w:type="dxa"/>
-            <w:left w:w="108" w:type="dxa"/>
-            <w:bottom w:w="0" w:type="dxa"/>
-            <w:right w:w="108" w:type="dxa"/>
-          </w:tblCellMar>
         </w:tblPrEx>
         <w:trPr>
           <w:jc w:val="center"/>
@@ -11681,27 +12168,27 @@
                 <w:sz w:val="21"/>
                 <w:szCs w:val="21"/>
               </w:rPr>
-              <w:t>location</w:t>
-            </w:r>
-          </w:p>
-        </w:tc>
-        <w:tc>
-          <w:tcPr>
-            <w:tcW w:w="1814" w:type="dxa"/>
-          </w:tcPr>
-          <w:p>
-            <w:pPr>
-              <w:rPr>
-                <w:sz w:val="21"/>
-                <w:szCs w:val="21"/>
-              </w:rPr>
-            </w:pPr>
-            <w:r>
-              <w:rPr>
-                <w:sz w:val="21"/>
-                <w:szCs w:val="21"/>
-              </w:rPr>
-              <w:t>VARCHAR(100)</w:t>
+              <w:t>capacity</w:t>
+            </w:r>
+          </w:p>
+        </w:tc>
+        <w:tc>
+          <w:tcPr>
+            <w:tcW w:w="1814" w:type="dxa"/>
+          </w:tcPr>
+          <w:p>
+            <w:pPr>
+              <w:rPr>
+                <w:sz w:val="21"/>
+                <w:szCs w:val="21"/>
+              </w:rPr>
+            </w:pPr>
+            <w:r>
+              <w:rPr>
+                <w:sz w:val="21"/>
+                <w:szCs w:val="21"/>
+              </w:rPr>
+              <w:t>INT</w:t>
             </w:r>
           </w:p>
         </w:tc>
@@ -11761,7 +12248,7 @@
                 <w:sz w:val="21"/>
                 <w:szCs w:val="21"/>
               </w:rPr>
-              <w:t>仓库地址</w:t>
+              <w:t>仓库容量</w:t>
             </w:r>
           </w:p>
         </w:tc>
@@ -11776,133 +12263,6 @@
             <w:insideH w:val="single" w:color="000000" w:sz="4" w:space="0"/>
             <w:insideV w:val="single" w:color="000000" w:sz="4" w:space="0"/>
           </w:tblBorders>
-          <w:tblCellMar>
-            <w:top w:w="0" w:type="dxa"/>
-            <w:left w:w="108" w:type="dxa"/>
-            <w:bottom w:w="0" w:type="dxa"/>
-            <w:right w:w="108" w:type="dxa"/>
-          </w:tblCellMar>
-        </w:tblPrEx>
-        <w:trPr>
-          <w:jc w:val="center"/>
-        </w:trPr>
-        <w:tc>
-          <w:tcPr>
-            <w:tcW w:w="1814" w:type="dxa"/>
-          </w:tcPr>
-          <w:p>
-            <w:pPr>
-              <w:rPr>
-                <w:sz w:val="21"/>
-                <w:szCs w:val="21"/>
-              </w:rPr>
-            </w:pPr>
-            <w:r>
-              <w:rPr>
-                <w:sz w:val="21"/>
-                <w:szCs w:val="21"/>
-              </w:rPr>
-              <w:t>capacity</w:t>
-            </w:r>
-          </w:p>
-        </w:tc>
-        <w:tc>
-          <w:tcPr>
-            <w:tcW w:w="1814" w:type="dxa"/>
-          </w:tcPr>
-          <w:p>
-            <w:pPr>
-              <w:rPr>
-                <w:sz w:val="21"/>
-                <w:szCs w:val="21"/>
-              </w:rPr>
-            </w:pPr>
-            <w:r>
-              <w:rPr>
-                <w:sz w:val="21"/>
-                <w:szCs w:val="21"/>
-              </w:rPr>
-              <w:t>INT</w:t>
-            </w:r>
-          </w:p>
-        </w:tc>
-        <w:tc>
-          <w:tcPr>
-            <w:tcW w:w="1814" w:type="dxa"/>
-          </w:tcPr>
-          <w:p>
-            <w:pPr>
-              <w:rPr>
-                <w:sz w:val="21"/>
-                <w:szCs w:val="21"/>
-              </w:rPr>
-            </w:pPr>
-            <w:r>
-              <w:rPr>
-                <w:sz w:val="21"/>
-                <w:szCs w:val="21"/>
-              </w:rPr>
-              <w:t>否</w:t>
-            </w:r>
-          </w:p>
-        </w:tc>
-        <w:tc>
-          <w:tcPr>
-            <w:tcW w:w="1814" w:type="dxa"/>
-          </w:tcPr>
-          <w:p>
-            <w:pPr>
-              <w:rPr>
-                <w:sz w:val="21"/>
-                <w:szCs w:val="21"/>
-              </w:rPr>
-            </w:pPr>
-            <w:r>
-              <w:rPr>
-                <w:sz w:val="21"/>
-                <w:szCs w:val="21"/>
-              </w:rPr>
-              <w:t>否</w:t>
-            </w:r>
-          </w:p>
-        </w:tc>
-        <w:tc>
-          <w:tcPr>
-            <w:tcW w:w="1814" w:type="dxa"/>
-          </w:tcPr>
-          <w:p>
-            <w:pPr>
-              <w:rPr>
-                <w:sz w:val="21"/>
-                <w:szCs w:val="21"/>
-              </w:rPr>
-            </w:pPr>
-            <w:r>
-              <w:rPr>
-                <w:sz w:val="21"/>
-                <w:szCs w:val="21"/>
-              </w:rPr>
-              <w:t>仓库容量</w:t>
-            </w:r>
-          </w:p>
-        </w:tc>
-      </w:tr>
-      <w:tr>
-        <w:tblPrEx>
-          <w:tblBorders>
-            <w:top w:val="single" w:color="000000" w:sz="4" w:space="0"/>
-            <w:left w:val="single" w:color="000000" w:sz="4" w:space="0"/>
-            <w:bottom w:val="single" w:color="000000" w:sz="4" w:space="0"/>
-            <w:right w:val="single" w:color="000000" w:sz="4" w:space="0"/>
-            <w:insideH w:val="single" w:color="000000" w:sz="4" w:space="0"/>
-            <w:insideV w:val="single" w:color="000000" w:sz="4" w:space="0"/>
-          </w:tblBorders>
-          <w:tblCellMar>
-            <w:top w:w="0" w:type="dxa"/>
-            <w:left w:w="108" w:type="dxa"/>
-            <w:bottom w:w="0" w:type="dxa"/>
-            <w:right w:w="108" w:type="dxa"/>
-          </w:tblCellMar>
         </w:tblPrEx>
         <w:trPr>
           <w:jc w:val="center"/>
@@ -12450,14 +12810,6 @@
       </w:tr>
       <w:tr>
         <w:tblPrEx>
-          <w:tblBorders>
-            <w:top w:val="single" w:color="000000" w:sz="4" w:space="0"/>
-            <w:left w:val="single" w:color="000000" w:sz="4" w:space="0"/>
-            <w:bottom w:val="single" w:color="000000" w:sz="4" w:space="0"/>
-            <w:right w:val="single" w:color="000000" w:sz="4" w:space="0"/>
-            <w:insideH w:val="single" w:color="000000" w:sz="4" w:space="0"/>
-            <w:insideV w:val="single" w:color="000000" w:sz="4" w:space="0"/>
-          </w:tblBorders>
           <w:tblCellMar>
             <w:top w:w="0" w:type="dxa"/>
             <w:left w:w="108" w:type="dxa"/>
@@ -20230,8 +20582,8 @@
         </w:rPr>
       </w:pPr>
       <w:bookmarkStart w:id="78" w:name="_Toc188433611"/>
-      <w:bookmarkStart w:id="79" w:name="_Toc335598677"/>
-      <w:bookmarkStart w:id="80" w:name="_Toc238213988"/>
+      <w:bookmarkStart w:id="79" w:name="_Toc238213988"/>
+      <w:bookmarkStart w:id="80" w:name="_Toc335598677"/>
       <w:r>
         <w:t>致  谢</w:t>
       </w:r>
